--- a/05-数字电路/03-单片机及嵌入式接口/SWD调试接口电路/SWD调试接口电路.docx
+++ b/05-数字电路/03-单片机及嵌入式接口/SWD调试接口电路/SWD调试接口电路.docx
@@ -2348,6 +2348,20 @@
     </w:p>
     <w:bookmarkEnd w:id="26"/>
     <w:bookmarkEnd w:id="27"/>
+    <w:p>
+      <w:pPr>
+        <w:spacing w:before="360"/>
+        <w:jc w:val="center"/>
+      </w:pPr>
+      <w:r>
+        <w:rPr>
+          <w:rFonts w:ascii="Times New Roman" w:hAnsi="Times New Roman"/>
+          <w:color w:val="555555"/>
+          <w:sz w:val="21"/>
+        </w:rPr>
+        <w:t>材料收集者：杜文杰</w:t>
+      </w:r>
+    </w:p>
     <w:sectPr>
       <w:headerReference r:id="rId9" w:type="default"/>
       <w:footerReference r:id="rId10" w:type="default"/>

--- a/05-数字电路/03-单片机及嵌入式接口/SWD调试接口电路/SWD调试接口电路.docx
+++ b/05-数字电路/03-单片机及嵌入式接口/SWD调试接口电路/SWD调试接口电路.docx
@@ -1,6 +1,6 @@
 
 <file path=word/document.xml><?xml version="1.0" encoding="utf-8"?>
-<w:document xmlns:w="http://schemas.openxmlformats.org/wordprocessingml/2006/main" xmlns:m="http://schemas.openxmlformats.org/officeDocument/2006/math" xmlns:r="http://schemas.openxmlformats.org/officeDocument/2006/relationships" xmlns:o="urn:schemas-microsoft-com:office:office" xmlns:v="urn:schemas-microsoft-com:vml" xmlns:w10="urn:schemas-microsoft-com:office:word" xmlns:a="http://schemas.openxmlformats.org/drawingml/2006/main" xmlns:pic="http://schemas.openxmlformats.org/drawingml/2006/picture" xmlns:wp="http://schemas.openxmlformats.org/drawingml/2006/wordprocessingDrawing">
+<w:document xmlns:m="http://schemas.openxmlformats.org/officeDocument/2006/math" xmlns:r="http://schemas.openxmlformats.org/officeDocument/2006/relationships" xmlns:w="http://schemas.openxmlformats.org/wordprocessingml/2006/main" xmlns:o="urn:schemas-microsoft-com:office:office" xmlns:v="urn:schemas-microsoft-com:vml" xmlns:w10="urn:schemas-microsoft-com:office:word" xmlns:a="http://schemas.openxmlformats.org/drawingml/2006/main" xmlns:pic="http://schemas.openxmlformats.org/drawingml/2006/picture" xmlns:wp="http://schemas.openxmlformats.org/drawingml/2006/wordprocessingDrawing">
   <w:body>
     <w:bookmarkStart w:id="27" w:name="swd-调试接口电路"/>
     <w:p>
@@ -8,11 +8,14 @@
         <w:pStyle w:val="Heading1"/>
       </w:pPr>
       <w:r>
+        <w:rPr>
+          <w:rFonts w:eastAsia="黑体"/>
+        </w:rPr>
         <w:t xml:space="preserve">SWD </w:t>
       </w:r>
       <w:r>
         <w:rPr>
-          <w:rFonts w:hint="eastAsia"/>
+          <w:rFonts w:hint="eastAsia" w:eastAsia="黑体"/>
         </w:rPr>
         <w:t xml:space="preserve">调试接口电路</w:t>
       </w:r>
@@ -24,7 +27,7 @@
       </w:pPr>
       <w:r>
         <w:rPr>
-          <w:rFonts w:hint="eastAsia"/>
+          <w:rFonts w:hint="eastAsia" w:eastAsia="黑体"/>
         </w:rPr>
         <w:t xml:space="preserve">拓扑描述</w:t>
       </w:r>
@@ -35,16 +38,19 @@
       </w:pPr>
       <w:r>
         <w:rPr>
-          <w:rFonts w:hint="eastAsia"/>
+          <w:rFonts w:hint="eastAsia" w:eastAsia="黑体"/>
         </w:rPr>
         <w:t xml:space="preserve">由</w:t>
       </w:r>
       <w:r>
+        <w:rPr>
+          <w:rFonts w:eastAsia="黑体"/>
+        </w:rPr>
         <w:t xml:space="preserve"> </w:t>
       </w:r>
       <w:r>
         <w:rPr>
-          <w:rFonts w:hint="eastAsia"/>
+          <w:rFonts w:hint="eastAsia" w:eastAsia="黑体"/>
           <w:b/>
           <w:bCs/>
         </w:rPr>
@@ -52,26 +58,33 @@
       </w:r>
       <w:r>
         <w:rPr>
+          <w:rFonts w:eastAsia="黑体"/>
           <w:b/>
           <w:bCs/>
         </w:rPr>
         <w:t xml:space="preserve"> MCU</w:t>
       </w:r>
       <w:r>
+        <w:rPr>
+          <w:rFonts w:eastAsia="黑体"/>
+        </w:rPr>
         <w:t xml:space="preserve"> </w:t>
       </w:r>
       <w:r>
         <w:rPr>
-          <w:rFonts w:hint="eastAsia"/>
+          <w:rFonts w:hint="eastAsia" w:eastAsia="黑体"/>
         </w:rPr>
         <w:t xml:space="preserve">与</w:t>
       </w:r>
       <w:r>
+        <w:rPr>
+          <w:rFonts w:eastAsia="黑体"/>
+        </w:rPr>
         <w:t xml:space="preserve"> </w:t>
       </w:r>
       <w:r>
         <w:rPr>
-          <w:rFonts w:hint="eastAsia"/>
+          <w:rFonts w:hint="eastAsia" w:eastAsia="黑体"/>
           <w:b/>
           <w:bCs/>
         </w:rPr>
@@ -79,6 +92,7 @@
       </w:r>
       <w:r>
         <w:rPr>
+          <w:rFonts w:eastAsia="黑体"/>
           <w:b/>
           <w:bCs/>
         </w:rPr>
@@ -86,69 +100,87 @@
       </w:r>
       <w:r>
         <w:rPr>
-          <w:rFonts w:hint="eastAsia"/>
+          <w:rFonts w:hint="eastAsia" w:eastAsia="黑体"/>
           <w:b/>
           <w:bCs/>
         </w:rPr>
         <w:t xml:space="preserve">ST-Link、J-Link）</w:t>
       </w:r>
       <w:r>
+        <w:rPr>
+          <w:rFonts w:eastAsia="黑体"/>
+        </w:rPr>
         <w:t xml:space="preserve"> </w:t>
       </w:r>
       <w:r>
         <w:rPr>
-          <w:rFonts w:hint="eastAsia"/>
+          <w:rFonts w:hint="eastAsia" w:eastAsia="黑体"/>
         </w:rPr>
         <w:t xml:space="preserve">通过</w:t>
       </w:r>
       <w:r>
+        <w:rPr>
+          <w:rFonts w:eastAsia="黑体"/>
+        </w:rPr>
         <w:t xml:space="preserve"> SWDIO、SWCLK </w:t>
       </w:r>
       <w:r>
         <w:rPr>
-          <w:rFonts w:hint="eastAsia"/>
+          <w:rFonts w:hint="eastAsia" w:eastAsia="黑体"/>
         </w:rPr>
         <w:t xml:space="preserve">两根信号线连接而成，配</w:t>
       </w:r>
       <w:r>
+        <w:rPr>
+          <w:rFonts w:eastAsia="黑体"/>
+        </w:rPr>
         <w:t xml:space="preserve"> VCC、GND </w:t>
       </w:r>
       <w:r>
         <w:rPr>
-          <w:rFonts w:hint="eastAsia"/>
+          <w:rFonts w:hint="eastAsia" w:eastAsia="黑体"/>
         </w:rPr>
         <w:t xml:space="preserve">以及可选的复位</w:t>
       </w:r>
       <w:r>
+        <w:rPr>
+          <w:rFonts w:eastAsia="黑体"/>
+        </w:rPr>
         <w:t xml:space="preserve"> NRST </w:t>
       </w:r>
       <w:r>
         <w:rPr>
-          <w:rFonts w:hint="eastAsia"/>
+          <w:rFonts w:hint="eastAsia" w:eastAsia="黑体"/>
         </w:rPr>
         <w:t xml:space="preserve">与串行跟踪输出</w:t>
       </w:r>
       <w:r>
+        <w:rPr>
+          <w:rFonts w:eastAsia="黑体"/>
+        </w:rPr>
         <w:t xml:space="preserve"> SWO </w:t>
       </w:r>
       <w:r>
         <w:rPr>
-          <w:rFonts w:hint="eastAsia"/>
+          <w:rFonts w:hint="eastAsia" w:eastAsia="黑体"/>
         </w:rPr>
         <w:t xml:space="preserve">线。电路共有</w:t>
       </w:r>
       <w:r>
+        <w:rPr>
+          <w:rFonts w:eastAsia="黑体"/>
+        </w:rPr>
         <w:t xml:space="preserve"> 6 </w:t>
       </w:r>
       <w:r>
         <w:rPr>
-          <w:rFonts w:hint="eastAsia"/>
+          <w:rFonts w:hint="eastAsia" w:eastAsia="黑体"/>
         </w:rPr>
         <w:t xml:space="preserve">个关键节点：</w:t>
       </w:r>
       <w:r>
         <w:rPr>
-          <w:rFonts w:hint="eastAsia"/>
+          <w:rFonts w:hint="eastAsia" w:eastAsia="黑体"/>
           <w:b/>
           <w:bCs/>
         </w:rPr>
@@ -156,6 +188,7 @@
       </w:r>
       <w:r>
         <w:rPr>
+          <w:rFonts w:eastAsia="黑体"/>
           <w:b/>
           <w:bCs/>
         </w:rPr>
@@ -163,7 +196,7 @@
       </w:r>
       <w:r>
         <w:rPr>
-          <w:rFonts w:hint="eastAsia"/>
+          <w:rFonts w:hint="eastAsia" w:eastAsia="黑体"/>
           <w:b/>
           <w:bCs/>
         </w:rPr>
@@ -171,31 +204,37 @@
       </w:r>
       <w:r>
         <w:rPr>
-          <w:rFonts w:hint="eastAsia"/>
+          <w:rFonts w:hint="eastAsia" w:eastAsia="黑体"/>
         </w:rPr>
         <w:t xml:space="preserve">（调试器</w:t>
       </w:r>
       <w:r>
+        <w:rPr>
+          <w:rFonts w:eastAsia="黑体"/>
+        </w:rPr>
         <w:t xml:space="preserve"> SWCLK </w:t>
       </w:r>
       <w:r>
         <w:rPr>
-          <w:rFonts w:hint="eastAsia"/>
+          <w:rFonts w:hint="eastAsia" w:eastAsia="黑体"/>
         </w:rPr>
         <w:t xml:space="preserve">与目标</w:t>
       </w:r>
       <w:r>
+        <w:rPr>
+          <w:rFonts w:eastAsia="黑体"/>
+        </w:rPr>
         <w:t xml:space="preserve"> SWCLK </w:t>
       </w:r>
       <w:r>
         <w:rPr>
-          <w:rFonts w:hint="eastAsia"/>
+          <w:rFonts w:hint="eastAsia" w:eastAsia="黑体"/>
         </w:rPr>
         <w:t xml:space="preserve">相连）；</w:t>
       </w:r>
       <w:r>
         <w:rPr>
-          <w:rFonts w:hint="eastAsia"/>
+          <w:rFonts w:hint="eastAsia" w:eastAsia="黑体"/>
           <w:b/>
           <w:bCs/>
         </w:rPr>
@@ -203,6 +242,7 @@
       </w:r>
       <w:r>
         <w:rPr>
+          <w:rFonts w:eastAsia="黑体"/>
           <w:b/>
           <w:bCs/>
         </w:rPr>
@@ -210,7 +250,7 @@
       </w:r>
       <w:r>
         <w:rPr>
-          <w:rFonts w:hint="eastAsia"/>
+          <w:rFonts w:hint="eastAsia" w:eastAsia="黑体"/>
           <w:b/>
           <w:bCs/>
         </w:rPr>
@@ -218,31 +258,37 @@
       </w:r>
       <w:r>
         <w:rPr>
-          <w:rFonts w:hint="eastAsia"/>
+          <w:rFonts w:hint="eastAsia" w:eastAsia="黑体"/>
         </w:rPr>
         <w:t xml:space="preserve">（调试器</w:t>
       </w:r>
       <w:r>
+        <w:rPr>
+          <w:rFonts w:eastAsia="黑体"/>
+        </w:rPr>
         <w:t xml:space="preserve"> SWDIO </w:t>
       </w:r>
       <w:r>
         <w:rPr>
-          <w:rFonts w:hint="eastAsia"/>
+          <w:rFonts w:hint="eastAsia" w:eastAsia="黑体"/>
         </w:rPr>
         <w:t xml:space="preserve">与目标</w:t>
       </w:r>
       <w:r>
+        <w:rPr>
+          <w:rFonts w:eastAsia="黑体"/>
+        </w:rPr>
         <w:t xml:space="preserve"> SWDIO </w:t>
       </w:r>
       <w:r>
         <w:rPr>
-          <w:rFonts w:hint="eastAsia"/>
+          <w:rFonts w:hint="eastAsia" w:eastAsia="黑体"/>
         </w:rPr>
         <w:t xml:space="preserve">相连，半双工双向）；</w:t>
       </w:r>
       <w:r>
         <w:rPr>
-          <w:rFonts w:hint="eastAsia"/>
+          <w:rFonts w:hint="eastAsia" w:eastAsia="黑体"/>
           <w:b/>
           <w:bCs/>
         </w:rPr>
@@ -250,6 +296,7 @@
       </w:r>
       <w:r>
         <w:rPr>
+          <w:rFonts w:eastAsia="黑体"/>
           <w:b/>
           <w:bCs/>
         </w:rPr>
@@ -257,7 +304,7 @@
       </w:r>
       <w:r>
         <w:rPr>
-          <w:rFonts w:hint="eastAsia"/>
+          <w:rFonts w:hint="eastAsia" w:eastAsia="黑体"/>
           <w:b/>
           <w:bCs/>
         </w:rPr>
@@ -265,6 +312,7 @@
       </w:r>
       <w:r>
         <w:rPr>
+          <w:rFonts w:eastAsia="黑体"/>
           <w:b/>
           <w:bCs/>
         </w:rPr>
@@ -272,31 +320,37 @@
       </w:r>
       <w:r>
         <w:rPr>
-          <w:rFonts w:hint="eastAsia"/>
+          <w:rFonts w:hint="eastAsia" w:eastAsia="黑体"/>
         </w:rPr>
         <w:t xml:space="preserve">（调试器</w:t>
       </w:r>
       <w:r>
+        <w:rPr>
+          <w:rFonts w:eastAsia="黑体"/>
+        </w:rPr>
         <w:t xml:space="preserve"> nRESET </w:t>
       </w:r>
       <w:r>
         <w:rPr>
-          <w:rFonts w:hint="eastAsia"/>
+          <w:rFonts w:hint="eastAsia" w:eastAsia="黑体"/>
         </w:rPr>
         <w:t xml:space="preserve">与目标</w:t>
       </w:r>
       <w:r>
+        <w:rPr>
+          <w:rFonts w:eastAsia="黑体"/>
+        </w:rPr>
         <w:t xml:space="preserve"> NRST </w:t>
       </w:r>
       <w:r>
         <w:rPr>
-          <w:rFonts w:hint="eastAsia"/>
+          <w:rFonts w:hint="eastAsia" w:eastAsia="黑体"/>
         </w:rPr>
         <w:t xml:space="preserve">相连）；</w:t>
       </w:r>
       <w:r>
         <w:rPr>
-          <w:rFonts w:hint="eastAsia"/>
+          <w:rFonts w:hint="eastAsia" w:eastAsia="黑体"/>
           <w:b/>
           <w:bCs/>
         </w:rPr>
@@ -304,6 +358,7 @@
       </w:r>
       <w:r>
         <w:rPr>
+          <w:rFonts w:eastAsia="黑体"/>
           <w:b/>
           <w:bCs/>
         </w:rPr>
@@ -311,7 +366,7 @@
       </w:r>
       <w:r>
         <w:rPr>
-          <w:rFonts w:hint="eastAsia"/>
+          <w:rFonts w:hint="eastAsia" w:eastAsia="黑体"/>
           <w:b/>
           <w:bCs/>
         </w:rPr>
@@ -319,6 +374,7 @@
       </w:r>
       <w:r>
         <w:rPr>
+          <w:rFonts w:eastAsia="黑体"/>
           <w:b/>
           <w:bCs/>
         </w:rPr>
@@ -326,31 +382,37 @@
       </w:r>
       <w:r>
         <w:rPr>
-          <w:rFonts w:hint="eastAsia"/>
+          <w:rFonts w:hint="eastAsia" w:eastAsia="黑体"/>
         </w:rPr>
         <w:t xml:space="preserve">（目标</w:t>
       </w:r>
       <w:r>
+        <w:rPr>
+          <w:rFonts w:eastAsia="黑体"/>
+        </w:rPr>
         <w:t xml:space="preserve"> SWO </w:t>
       </w:r>
       <w:r>
         <w:rPr>
-          <w:rFonts w:hint="eastAsia"/>
+          <w:rFonts w:hint="eastAsia" w:eastAsia="黑体"/>
         </w:rPr>
         <w:t xml:space="preserve">与调试器</w:t>
       </w:r>
       <w:r>
+        <w:rPr>
+          <w:rFonts w:eastAsia="黑体"/>
+        </w:rPr>
         <w:t xml:space="preserve"> SWO </w:t>
       </w:r>
       <w:r>
         <w:rPr>
-          <w:rFonts w:hint="eastAsia"/>
+          <w:rFonts w:hint="eastAsia" w:eastAsia="黑体"/>
         </w:rPr>
         <w:t xml:space="preserve">相连，可选）；</w:t>
       </w:r>
       <w:r>
         <w:rPr>
-          <w:rFonts w:hint="eastAsia"/>
+          <w:rFonts w:hint="eastAsia" w:eastAsia="黑体"/>
           <w:b/>
           <w:bCs/>
         </w:rPr>
@@ -358,6 +420,7 @@
       </w:r>
       <w:r>
         <w:rPr>
+          <w:rFonts w:eastAsia="黑体"/>
           <w:b/>
           <w:bCs/>
         </w:rPr>
@@ -365,7 +428,7 @@
       </w:r>
       <w:r>
         <w:rPr>
-          <w:rFonts w:hint="eastAsia"/>
+          <w:rFonts w:hint="eastAsia" w:eastAsia="黑体"/>
           <w:b/>
           <w:bCs/>
         </w:rPr>
@@ -373,31 +436,37 @@
       </w:r>
       <w:r>
         <w:rPr>
-          <w:rFonts w:hint="eastAsia"/>
+          <w:rFonts w:hint="eastAsia" w:eastAsia="黑体"/>
         </w:rPr>
         <w:t xml:space="preserve">（调试器供电</w:t>
       </w:r>
       <w:r>
+        <w:rPr>
+          <w:rFonts w:eastAsia="黑体"/>
+        </w:rPr>
         <w:t xml:space="preserve"> VCC </w:t>
       </w:r>
       <w:r>
         <w:rPr>
-          <w:rFonts w:hint="eastAsia"/>
+          <w:rFonts w:hint="eastAsia" w:eastAsia="黑体"/>
         </w:rPr>
         <w:t xml:space="preserve">与目标</w:t>
       </w:r>
       <w:r>
+        <w:rPr>
+          <w:rFonts w:eastAsia="黑体"/>
+        </w:rPr>
         <w:t xml:space="preserve"> </w:t>
       </w:r>
       <w:r>
         <w:rPr>
-          <w:rFonts w:hint="eastAsia"/>
+          <w:rFonts w:hint="eastAsia" w:eastAsia="黑体"/>
         </w:rPr>
         <w:t xml:space="preserve">VDD）；</w:t>
       </w:r>
       <w:r>
         <w:rPr>
-          <w:rFonts w:hint="eastAsia"/>
+          <w:rFonts w:hint="eastAsia" w:eastAsia="黑体"/>
           <w:b/>
           <w:bCs/>
         </w:rPr>
@@ -405,6 +474,7 @@
       </w:r>
       <w:r>
         <w:rPr>
+          <w:rFonts w:eastAsia="黑体"/>
           <w:b/>
           <w:bCs/>
         </w:rPr>
@@ -412,7 +482,7 @@
       </w:r>
       <w:r>
         <w:rPr>
-          <w:rFonts w:hint="eastAsia"/>
+          <w:rFonts w:hint="eastAsia" w:eastAsia="黑体"/>
           <w:b/>
           <w:bCs/>
         </w:rPr>
@@ -420,12 +490,16 @@
       </w:r>
       <w:r>
         <w:rPr>
+          <w:rFonts w:eastAsia="黑体"/>
           <w:b/>
           <w:bCs/>
         </w:rPr>
         <w:t xml:space="preserve"> GND</w:t>
       </w:r>
       <w:r>
+        <w:rPr>
+          <w:rFonts w:eastAsia="黑体"/>
+        </w:rPr>
         <w:t xml:space="preserve">。</w:t>
       </w:r>
     </w:p>
@@ -433,13 +507,13 @@
       <w:pPr/>
       <w:r>
         <w:rPr>
-          <w:rFonts w:hint="eastAsia"/>
+          <w:rFonts w:hint="eastAsia" w:eastAsia="黑体"/>
         </w:rPr>
         <w:t xml:space="preserve">各元件管脚连接：</w:t>
       </w:r>
       <w:r>
         <w:rPr>
-          <w:rFonts w:hint="eastAsia"/>
+          <w:rFonts w:hint="eastAsia" w:eastAsia="黑体"/>
           <w:b/>
           <w:bCs/>
         </w:rPr>
@@ -447,146 +521,192 @@
       </w:r>
       <w:r>
         <w:rPr>
+          <w:rFonts w:eastAsia="黑体"/>
           <w:b/>
           <w:bCs/>
         </w:rPr>
         <w:t xml:space="preserve"> MCU</w:t>
       </w:r>
       <w:r>
+        <w:rPr>
+          <w:rFonts w:eastAsia="黑体"/>
+        </w:rPr>
         <w:t xml:space="preserve"> </w:t>
       </w:r>
       <w:r>
         <w:rPr>
-          <w:rFonts w:hint="eastAsia"/>
+          <w:rFonts w:hint="eastAsia" w:eastAsia="黑体"/>
         </w:rPr>
         <w:t xml:space="preserve">的</w:t>
       </w:r>
       <w:r>
+        <w:rPr>
+          <w:rFonts w:eastAsia="黑体"/>
+        </w:rPr>
         <w:t xml:space="preserve"> SWDIO </w:t>
       </w:r>
       <w:r>
         <w:rPr>
-          <w:rFonts w:hint="eastAsia"/>
+          <w:rFonts w:hint="eastAsia" w:eastAsia="黑体"/>
         </w:rPr>
         <w:t xml:space="preserve">脚接节点②、SWCLK</w:t>
       </w:r>
       <w:r>
+        <w:rPr>
+          <w:rFonts w:eastAsia="黑体"/>
+        </w:rPr>
         <w:t xml:space="preserve"> </w:t>
       </w:r>
       <w:r>
         <w:rPr>
-          <w:rFonts w:hint="eastAsia"/>
+          <w:rFonts w:hint="eastAsia" w:eastAsia="黑体"/>
         </w:rPr>
         <w:t xml:space="preserve">脚接节点①、NRST</w:t>
       </w:r>
       <w:r>
+        <w:rPr>
+          <w:rFonts w:eastAsia="黑体"/>
+        </w:rPr>
         <w:t xml:space="preserve"> </w:t>
       </w:r>
       <w:r>
         <w:rPr>
-          <w:rFonts w:hint="eastAsia"/>
+          <w:rFonts w:hint="eastAsia" w:eastAsia="黑体"/>
         </w:rPr>
         <w:t xml:space="preserve">脚接节点③（可选）、SWO</w:t>
       </w:r>
       <w:r>
+        <w:rPr>
+          <w:rFonts w:eastAsia="黑体"/>
+        </w:rPr>
         <w:t xml:space="preserve"> </w:t>
       </w:r>
       <w:r>
         <w:rPr>
-          <w:rFonts w:hint="eastAsia"/>
+          <w:rFonts w:hint="eastAsia" w:eastAsia="黑体"/>
         </w:rPr>
         <w:t xml:space="preserve">脚接节点④（可选）、正电源脚</w:t>
       </w:r>
       <w:r>
+        <w:rPr>
+          <w:rFonts w:eastAsia="黑体"/>
+        </w:rPr>
         <w:t xml:space="preserve"> VDD </w:t>
       </w:r>
       <w:r>
         <w:rPr>
-          <w:rFonts w:hint="eastAsia"/>
+          <w:rFonts w:hint="eastAsia" w:eastAsia="黑体"/>
         </w:rPr>
         <w:t xml:space="preserve">接节点⑤、地脚</w:t>
       </w:r>
       <w:r>
+        <w:rPr>
+          <w:rFonts w:eastAsia="黑体"/>
+        </w:rPr>
         <w:t xml:space="preserve"> GND </w:t>
       </w:r>
       <w:r>
         <w:rPr>
-          <w:rFonts w:hint="eastAsia"/>
+          <w:rFonts w:hint="eastAsia" w:eastAsia="黑体"/>
         </w:rPr>
         <w:t xml:space="preserve">接节点⑥；</w:t>
       </w:r>
       <w:r>
         <w:rPr>
-          <w:rFonts w:hint="eastAsia"/>
+          <w:rFonts w:hint="eastAsia" w:eastAsia="黑体"/>
           <w:b/>
           <w:bCs/>
         </w:rPr>
         <w:t xml:space="preserve">调试器</w:t>
       </w:r>
       <w:r>
+        <w:rPr>
+          <w:rFonts w:eastAsia="黑体"/>
+        </w:rPr>
         <w:t xml:space="preserve"> </w:t>
       </w:r>
       <w:r>
         <w:rPr>
-          <w:rFonts w:hint="eastAsia"/>
+          <w:rFonts w:hint="eastAsia" w:eastAsia="黑体"/>
         </w:rPr>
         <w:t xml:space="preserve">的</w:t>
       </w:r>
       <w:r>
+        <w:rPr>
+          <w:rFonts w:eastAsia="黑体"/>
+        </w:rPr>
         <w:t xml:space="preserve"> SWDIO </w:t>
       </w:r>
       <w:r>
         <w:rPr>
-          <w:rFonts w:hint="eastAsia"/>
+          <w:rFonts w:hint="eastAsia" w:eastAsia="黑体"/>
         </w:rPr>
         <w:t xml:space="preserve">脚接节点②、SWCLK</w:t>
       </w:r>
       <w:r>
+        <w:rPr>
+          <w:rFonts w:eastAsia="黑体"/>
+        </w:rPr>
         <w:t xml:space="preserve"> </w:t>
       </w:r>
       <w:r>
         <w:rPr>
-          <w:rFonts w:hint="eastAsia"/>
+          <w:rFonts w:hint="eastAsia" w:eastAsia="黑体"/>
         </w:rPr>
         <w:t xml:space="preserve">脚接节点①、nRESET</w:t>
       </w:r>
       <w:r>
+        <w:rPr>
+          <w:rFonts w:eastAsia="黑体"/>
+        </w:rPr>
         <w:t xml:space="preserve"> </w:t>
       </w:r>
       <w:r>
         <w:rPr>
-          <w:rFonts w:hint="eastAsia"/>
+          <w:rFonts w:hint="eastAsia" w:eastAsia="黑体"/>
         </w:rPr>
         <w:t xml:space="preserve">脚接节点③、SWO</w:t>
       </w:r>
       <w:r>
+        <w:rPr>
+          <w:rFonts w:eastAsia="黑体"/>
+        </w:rPr>
         <w:t xml:space="preserve"> </w:t>
       </w:r>
       <w:r>
         <w:rPr>
-          <w:rFonts w:hint="eastAsia"/>
+          <w:rFonts w:hint="eastAsia" w:eastAsia="黑体"/>
         </w:rPr>
         <w:t xml:space="preserve">脚接节点④、VCC</w:t>
       </w:r>
       <w:r>
+        <w:rPr>
+          <w:rFonts w:eastAsia="黑体"/>
+        </w:rPr>
         <w:t xml:space="preserve"> </w:t>
       </w:r>
       <w:r>
         <w:rPr>
-          <w:rFonts w:hint="eastAsia"/>
+          <w:rFonts w:hint="eastAsia" w:eastAsia="黑体"/>
         </w:rPr>
         <w:t xml:space="preserve">脚接节点⑤</w:t>
       </w:r>
       <w:r>
+        <w:rPr>
+          <w:rFonts w:eastAsia="黑体"/>
+        </w:rPr>
         <w:t xml:space="preserve"> </w:t>
       </w:r>
       <w:r>
         <w:rPr>
-          <w:rFonts w:hint="eastAsia"/>
+          <w:rFonts w:hint="eastAsia" w:eastAsia="黑体"/>
         </w:rPr>
         <w:t xml:space="preserve">的</w:t>
       </w:r>
       <w:r>
+        <w:rPr>
+          <w:rFonts w:eastAsia="黑体"/>
+        </w:rPr>
         <w:t xml:space="preserve"> </w:t>
       </w:r>
       <m:oMath>
@@ -613,16 +733,20 @@
         </m:sSub>
       </m:oMath>
       <w:r>
+        <w:rPr>
+          <w:rFonts w:eastAsia="黑体"/>
+        </w:rPr>
         <w:t xml:space="preserve">、GND </w:t>
       </w:r>
       <w:r>
         <w:rPr>
-          <w:rFonts w:hint="eastAsia"/>
+          <w:rFonts w:hint="eastAsia" w:eastAsia="黑体"/>
         </w:rPr>
         <w:t xml:space="preserve">脚接节点⑥；</w:t>
       </w:r>
       <w:r>
         <w:rPr>
+          <w:rFonts w:eastAsia="黑体"/>
           <w:b/>
           <w:bCs/>
         </w:rPr>
@@ -630,22 +754,28 @@
       </w:r>
       <w:r>
         <w:rPr>
-          <w:rFonts w:hint="eastAsia"/>
+          <w:rFonts w:hint="eastAsia" w:eastAsia="黑体"/>
           <w:b/>
           <w:bCs/>
         </w:rPr>
         <w:t xml:space="preserve">信号线上</w:t>
       </w:r>
       <w:r>
+        <w:rPr>
+          <w:rFonts w:eastAsia="黑体"/>
+        </w:rPr>
         <w:t xml:space="preserve"> </w:t>
       </w:r>
       <w:r>
         <w:rPr>
-          <w:rFonts w:hint="eastAsia"/>
+          <w:rFonts w:hint="eastAsia" w:eastAsia="黑体"/>
         </w:rPr>
         <w:t xml:space="preserve">外接一个上拉电阻</w:t>
       </w:r>
       <w:r>
+        <w:rPr>
+          <w:rFonts w:eastAsia="黑体"/>
+        </w:rPr>
         <w:t xml:space="preserve"> </w:t>
       </w:r>
       <m:oMath>
@@ -667,11 +797,14 @@
       </m:oMath>
       <w:r>
         <w:rPr>
-          <w:rFonts w:hint="eastAsia"/>
+          <w:rFonts w:hint="eastAsia" w:eastAsia="黑体"/>
         </w:rPr>
         <w:t xml:space="preserve">（常用</w:t>
       </w:r>
       <w:r>
+        <w:rPr>
+          <w:rFonts w:eastAsia="黑体"/>
+        </w:rPr>
         <w:t xml:space="preserve"> </w:t>
       </w:r>
       <m:oMath>
@@ -691,20 +824,26 @@
       </m:oMath>
       <w:r>
         <w:rPr>
-          <w:rFonts w:hint="eastAsia"/>
+          <w:rFonts w:hint="eastAsia" w:eastAsia="黑体"/>
         </w:rPr>
         <w:t xml:space="preserve">）接到节点⑤</w:t>
       </w:r>
       <w:r>
+        <w:rPr>
+          <w:rFonts w:eastAsia="黑体"/>
+        </w:rPr>
         <w:t xml:space="preserve"> </w:t>
       </w:r>
       <w:r>
         <w:rPr>
-          <w:rFonts w:hint="eastAsia"/>
+          <w:rFonts w:hint="eastAsia" w:eastAsia="黑体"/>
         </w:rPr>
         <w:t xml:space="preserve">的</w:t>
       </w:r>
       <w:r>
+        <w:rPr>
+          <w:rFonts w:eastAsia="黑体"/>
+        </w:rPr>
         <w:t xml:space="preserve"> </w:t>
       </w:r>
       <m:oMath>
@@ -732,34 +871,43 @@
       </m:oMath>
       <w:r>
         <w:rPr>
-          <w:rFonts w:hint="eastAsia"/>
+          <w:rFonts w:hint="eastAsia" w:eastAsia="黑体"/>
         </w:rPr>
         <w:t xml:space="preserve">，保证空闲时为高电平并改善上升沿。调试器作为主机在节点①</w:t>
       </w:r>
       <w:r>
+        <w:rPr>
+          <w:rFonts w:eastAsia="黑体"/>
+        </w:rPr>
         <w:t xml:space="preserve"> </w:t>
       </w:r>
       <w:r>
         <w:rPr>
-          <w:rFonts w:hint="eastAsia"/>
+          <w:rFonts w:hint="eastAsia" w:eastAsia="黑体"/>
         </w:rPr>
         <w:t xml:space="preserve">上驱动</w:t>
       </w:r>
       <w:r>
+        <w:rPr>
+          <w:rFonts w:eastAsia="黑体"/>
+        </w:rPr>
         <w:t xml:space="preserve"> SWCLK </w:t>
       </w:r>
       <w:r>
         <w:rPr>
-          <w:rFonts w:hint="eastAsia"/>
+          <w:rFonts w:hint="eastAsia" w:eastAsia="黑体"/>
         </w:rPr>
         <w:t xml:space="preserve">时钟，边沿控制节点②</w:t>
       </w:r>
       <w:r>
+        <w:rPr>
+          <w:rFonts w:eastAsia="黑体"/>
+        </w:rPr>
         <w:t xml:space="preserve"> </w:t>
       </w:r>
       <w:r>
         <w:rPr>
-          <w:rFonts w:hint="eastAsia"/>
+          <w:rFonts w:hint="eastAsia" w:eastAsia="黑体"/>
         </w:rPr>
         <w:t xml:space="preserve">上的双向数据收发，共同构成半双工调试链路。</w:t>
       </w:r>
@@ -768,52 +916,67 @@
       <w:pPr/>
       <w:r>
         <w:rPr>
-          <w:rFonts w:hint="eastAsia"/>
+          <w:rFonts w:hint="eastAsia" w:eastAsia="黑体"/>
         </w:rPr>
         <w:t xml:space="preserve">由此构成调试器主机经</w:t>
       </w:r>
       <w:r>
+        <w:rPr>
+          <w:rFonts w:eastAsia="黑体"/>
+        </w:rPr>
         <w:t xml:space="preserve"> SWDIO/SWCLK </w:t>
       </w:r>
       <w:r>
         <w:rPr>
-          <w:rFonts w:hint="eastAsia"/>
+          <w:rFonts w:hint="eastAsia" w:eastAsia="黑体"/>
         </w:rPr>
         <w:t xml:space="preserve">双线与目标</w:t>
       </w:r>
       <w:r>
+        <w:rPr>
+          <w:rFonts w:eastAsia="黑体"/>
+        </w:rPr>
         <w:t xml:space="preserve"> Cortex-M </w:t>
       </w:r>
       <w:r>
         <w:rPr>
-          <w:rFonts w:hint="eastAsia"/>
+          <w:rFonts w:hint="eastAsia" w:eastAsia="黑体"/>
         </w:rPr>
         <w:t xml:space="preserve">内核通信、可选</w:t>
       </w:r>
       <w:r>
+        <w:rPr>
+          <w:rFonts w:eastAsia="黑体"/>
+        </w:rPr>
         <w:t xml:space="preserve"> NRST </w:t>
       </w:r>
       <w:r>
         <w:rPr>
-          <w:rFonts w:hint="eastAsia"/>
+          <w:rFonts w:hint="eastAsia" w:eastAsia="黑体"/>
         </w:rPr>
         <w:t xml:space="preserve">复位与</w:t>
       </w:r>
       <w:r>
+        <w:rPr>
+          <w:rFonts w:eastAsia="黑体"/>
+        </w:rPr>
         <w:t xml:space="preserve"> SWO </w:t>
       </w:r>
       <w:r>
         <w:rPr>
-          <w:rFonts w:hint="eastAsia"/>
+          <w:rFonts w:hint="eastAsia" w:eastAsia="黑体"/>
         </w:rPr>
         <w:t xml:space="preserve">跟踪输出的</w:t>
       </w:r>
       <w:r>
+        <w:rPr>
+          <w:rFonts w:eastAsia="黑体"/>
+        </w:rPr>
         <w:t xml:space="preserve"> SWD </w:t>
       </w:r>
       <w:r>
         <w:rPr>
-          <w:rFonts w:hint="eastAsia"/>
+          <w:rFonts w:hint="eastAsia" w:eastAsia="黑体"/>
         </w:rPr>
         <w:t xml:space="preserve">调试组态，用于程序下载、在线调试与跟踪。</w:t>
       </w:r>
@@ -826,7 +989,7 @@
       </w:pPr>
       <w:r>
         <w:rPr>
-          <w:rFonts w:hint="eastAsia"/>
+          <w:rFonts w:hint="eastAsia" w:eastAsia="黑体"/>
         </w:rPr>
         <w:t xml:space="preserve">工作原理</w:t>
       </w:r>
@@ -837,43 +1000,55 @@
       </w:pPr>
       <w:r>
         <w:rPr>
-          <w:rFonts w:hint="eastAsia"/>
+          <w:rFonts w:hint="eastAsia" w:eastAsia="黑体"/>
         </w:rPr>
         <w:t xml:space="preserve">调试器作为主机驱动</w:t>
       </w:r>
       <w:r>
+        <w:rPr>
+          <w:rFonts w:eastAsia="黑体"/>
+        </w:rPr>
         <w:t xml:space="preserve"> SWCLK </w:t>
       </w:r>
       <w:r>
         <w:rPr>
-          <w:rFonts w:hint="eastAsia"/>
+          <w:rFonts w:hint="eastAsia" w:eastAsia="黑体"/>
         </w:rPr>
         <w:t xml:space="preserve">时钟，通过</w:t>
       </w:r>
       <w:r>
+        <w:rPr>
+          <w:rFonts w:eastAsia="黑体"/>
+        </w:rPr>
         <w:t xml:space="preserve"> SWDIO </w:t>
       </w:r>
       <w:r>
         <w:rPr>
-          <w:rFonts w:hint="eastAsia"/>
+          <w:rFonts w:hint="eastAsia" w:eastAsia="黑体"/>
         </w:rPr>
         <w:t xml:space="preserve">双向线以分组的包（请求/应答）对</w:t>
       </w:r>
       <w:r>
+        <w:rPr>
+          <w:rFonts w:eastAsia="黑体"/>
+        </w:rPr>
         <w:t xml:space="preserve"> AP/DP </w:t>
       </w:r>
       <w:r>
         <w:rPr>
-          <w:rFonts w:hint="eastAsia"/>
+          <w:rFonts w:hint="eastAsia" w:eastAsia="黑体"/>
         </w:rPr>
         <w:t xml:space="preserve">寄存器进行读写，进而访问内核与存储空间；SWDIO</w:t>
       </w:r>
       <w:r>
+        <w:rPr>
+          <w:rFonts w:eastAsia="黑体"/>
+        </w:rPr>
         <w:t xml:space="preserve"> </w:t>
       </w:r>
       <w:r>
         <w:rPr>
-          <w:rFonts w:hint="eastAsia"/>
+          <w:rFonts w:hint="eastAsia" w:eastAsia="黑体"/>
         </w:rPr>
         <w:t xml:space="preserve">在时钟控制下于收发方向间切换实现半双工通信。</w:t>
       </w:r>
@@ -886,7 +1061,7 @@
       </w:pPr>
       <w:r>
         <w:rPr>
-          <w:rFonts w:hint="eastAsia"/>
+          <w:rFonts w:hint="eastAsia" w:eastAsia="黑体"/>
         </w:rPr>
         <w:t xml:space="preserve">关键计算公式</w:t>
       </w:r>
@@ -900,7 +1075,7 @@
       </w:pPr>
       <w:r>
         <w:rPr>
-          <w:rFonts w:hint="eastAsia"/>
+          <w:rFonts w:hint="eastAsia" w:eastAsia="黑体"/>
         </w:rPr>
         <w:t xml:space="preserve">时钟周期：</w:t>
       </w:r>
@@ -993,7 +1168,7 @@
       </w:pPr>
       <w:r>
         <w:rPr>
-          <w:rFonts w:hint="eastAsia"/>
+          <w:rFonts w:hint="eastAsia" w:eastAsia="黑体"/>
         </w:rPr>
         <w:t xml:space="preserve">上拉电阻取值（保证边沿并兼顾低电平）：</w:t>
       </w:r>
@@ -1109,16 +1284,19 @@
       </w:pPr>
       <w:r>
         <w:rPr>
-          <w:rFonts w:hint="eastAsia"/>
+          <w:rFonts w:hint="eastAsia" w:eastAsia="黑体"/>
         </w:rPr>
         <w:t xml:space="preserve">单次传输总线占用时间（N</w:t>
       </w:r>
       <w:r>
+        <w:rPr>
+          <w:rFonts w:eastAsia="黑体"/>
+        </w:rPr>
         <w:t xml:space="preserve"> </w:t>
       </w:r>
       <w:r>
         <w:rPr>
-          <w:rFonts w:hint="eastAsia"/>
+          <w:rFonts w:hint="eastAsia" w:eastAsia="黑体"/>
         </w:rPr>
         <w:t xml:space="preserve">位）：</w:t>
       </w:r>
@@ -1227,7 +1405,7 @@
             </w:pPr>
             <w:r>
               <w:rPr>
-                <w:rFonts w:hint="eastAsia"/>
+                <w:rFonts w:hint="eastAsia" w:eastAsia="黑体"/>
               </w:rPr>
               <w:t xml:space="preserve">符号</w:t>
             </w:r>
@@ -1241,7 +1419,7 @@
             </w:pPr>
             <w:r>
               <w:rPr>
-                <w:rFonts w:hint="eastAsia"/>
+                <w:rFonts w:hint="eastAsia" w:eastAsia="黑体"/>
               </w:rPr>
               <w:t xml:space="preserve">含义</w:t>
             </w:r>
@@ -1255,7 +1433,7 @@
             </w:pPr>
             <w:r>
               <w:rPr>
-                <w:rFonts w:hint="eastAsia"/>
+                <w:rFonts w:hint="eastAsia" w:eastAsia="黑体"/>
               </w:rPr>
               <w:t xml:space="preserve">单位</w:t>
             </w:r>
@@ -1296,6 +1474,9 @@
               </m:sSub>
             </m:oMath>
             <w:r>
+              <w:rPr>
+                <w:rFonts w:eastAsia="黑体"/>
+              </w:rPr>
               <w:t xml:space="preserve">​</w:t>
             </w:r>
           </w:p>
@@ -1307,11 +1488,14 @@
               <w:pStyle w:val="Compact"/>
             </w:pPr>
             <w:r>
+              <w:rPr>
+                <w:rFonts w:eastAsia="黑体"/>
+              </w:rPr>
               <w:t xml:space="preserve">SWD </w:t>
             </w:r>
             <w:r>
               <w:rPr>
-                <w:rFonts w:hint="eastAsia"/>
+                <w:rFonts w:hint="eastAsia" w:eastAsia="黑体"/>
               </w:rPr>
               <w:t xml:space="preserve">时钟频率</w:t>
             </w:r>
@@ -1324,6 +1508,9 @@
               <w:pStyle w:val="Compact"/>
             </w:pPr>
             <w:r>
+              <w:rPr>
+                <w:rFonts w:eastAsia="黑体"/>
+              </w:rPr>
               <w:t xml:space="preserve">Hz</w:t>
             </w:r>
           </w:p>
@@ -1363,6 +1550,9 @@
               </m:sSub>
             </m:oMath>
             <w:r>
+              <w:rPr>
+                <w:rFonts w:eastAsia="黑体"/>
+              </w:rPr>
               <w:t xml:space="preserve">​</w:t>
             </w:r>
           </w:p>
@@ -1375,7 +1565,7 @@
             </w:pPr>
             <w:r>
               <w:rPr>
-                <w:rFonts w:hint="eastAsia"/>
+                <w:rFonts w:hint="eastAsia" w:eastAsia="黑体"/>
               </w:rPr>
               <w:t xml:space="preserve">时钟周期</w:t>
             </w:r>
@@ -1388,6 +1578,9 @@
               <w:pStyle w:val="Compact"/>
             </w:pPr>
             <w:r>
+              <w:rPr>
+                <w:rFonts w:eastAsia="黑体"/>
+              </w:rPr>
               <w:t xml:space="preserve">s</w:t>
             </w:r>
           </w:p>
@@ -1418,6 +1611,9 @@
               </m:sSub>
             </m:oMath>
             <w:r>
+              <w:rPr>
+                <w:rFonts w:eastAsia="黑体"/>
+              </w:rPr>
               <w:t xml:space="preserve">​</w:t>
             </w:r>
           </w:p>
@@ -1430,7 +1626,7 @@
             </w:pPr>
             <w:r>
               <w:rPr>
-                <w:rFonts w:hint="eastAsia"/>
+                <w:rFonts w:hint="eastAsia" w:eastAsia="黑体"/>
               </w:rPr>
               <w:t xml:space="preserve">电源电压</w:t>
             </w:r>
@@ -1443,6 +1639,9 @@
               <w:pStyle w:val="Compact"/>
             </w:pPr>
             <w:r>
+              <w:rPr>
+                <w:rFonts w:eastAsia="黑体"/>
+              </w:rPr>
               <w:t xml:space="preserve">V</w:t>
             </w:r>
           </w:p>
@@ -1473,6 +1672,9 @@
               </m:sSub>
             </m:oMath>
             <w:r>
+              <w:rPr>
+                <w:rFonts w:eastAsia="黑体"/>
+              </w:rPr>
               <w:t xml:space="preserve">​</w:t>
             </w:r>
           </w:p>
@@ -1485,7 +1687,7 @@
             </w:pPr>
             <w:r>
               <w:rPr>
-                <w:rFonts w:hint="eastAsia"/>
+                <w:rFonts w:hint="eastAsia" w:eastAsia="黑体"/>
               </w:rPr>
               <w:t xml:space="preserve">上拉电流</w:t>
             </w:r>
@@ -1498,6 +1700,9 @@
               <w:pStyle w:val="Compact"/>
             </w:pPr>
             <w:r>
+              <w:rPr>
+                <w:rFonts w:eastAsia="黑体"/>
+              </w:rPr>
               <w:t xml:space="preserve">A</w:t>
             </w:r>
           </w:p>
@@ -1528,6 +1733,9 @@
               </m:sSub>
             </m:oMath>
             <w:r>
+              <w:rPr>
+                <w:rFonts w:eastAsia="黑体"/>
+              </w:rPr>
               <w:t xml:space="preserve">​</w:t>
             </w:r>
           </w:p>
@@ -1540,7 +1748,7 @@
             </w:pPr>
             <w:r>
               <w:rPr>
-                <w:rFonts w:hint="eastAsia"/>
+                <w:rFonts w:hint="eastAsia" w:eastAsia="黑体"/>
               </w:rPr>
               <w:t xml:space="preserve">上拉电阻</w:t>
             </w:r>
@@ -1553,6 +1761,9 @@
               <w:pStyle w:val="Compact"/>
             </w:pPr>
             <w:r>
+              <w:rPr>
+                <w:rFonts w:eastAsia="黑体"/>
+              </w:rPr>
               <w:t xml:space="preserve">Ω</w:t>
             </w:r>
           </w:p>
@@ -1567,7 +1778,7 @@
       </w:pPr>
       <w:r>
         <w:rPr>
-          <w:rFonts w:hint="eastAsia"/>
+          <w:rFonts w:hint="eastAsia" w:eastAsia="黑体"/>
         </w:rPr>
         <w:t xml:space="preserve">元件调整影响</w:t>
       </w:r>
@@ -1582,6 +1793,7 @@
       </w:pPr>
       <w:r>
         <w:rPr>
+          <w:rFonts w:eastAsia="黑体"/>
           <w:b/>
           <w:bCs/>
         </w:rPr>
@@ -1589,21 +1801,27 @@
       </w:r>
       <w:r>
         <w:rPr>
-          <w:rFonts w:hint="eastAsia"/>
+          <w:rFonts w:hint="eastAsia" w:eastAsia="黑体"/>
           <w:b/>
           <w:bCs/>
         </w:rPr>
         <w:t xml:space="preserve">频率↑</w:t>
       </w:r>
       <w:r>
+        <w:rPr>
+          <w:rFonts w:eastAsia="黑体"/>
+        </w:rPr>
         <w:t xml:space="preserve"> </w:t>
       </w:r>
       <w:r>
+        <w:rPr>
+          <w:rFonts w:eastAsia="黑体"/>
+        </w:rPr>
         <w:t xml:space="preserve">→ </w:t>
       </w:r>
       <w:r>
         <w:rPr>
-          <w:rFonts w:hint="eastAsia"/>
+          <w:rFonts w:hint="eastAsia" w:eastAsia="黑体"/>
         </w:rPr>
         <w:t xml:space="preserve">下载/调试更快，但对走线质量和目标稳定度要求提高。</w:t>
       </w:r>
@@ -1618,7 +1836,7 @@
       </w:pPr>
       <w:r>
         <w:rPr>
-          <w:rFonts w:hint="eastAsia"/>
+          <w:rFonts w:hint="eastAsia" w:eastAsia="黑体"/>
           <w:b/>
           <w:bCs/>
         </w:rPr>
@@ -1626,20 +1844,27 @@
       </w:r>
       <w:r>
         <w:rPr>
+          <w:rFonts w:eastAsia="黑体"/>
           <w:b/>
           <w:bCs/>
         </w:rPr>
         <w:t xml:space="preserve"> R↑</w:t>
       </w:r>
       <w:r>
+        <w:rPr>
+          <w:rFonts w:eastAsia="黑体"/>
+        </w:rPr>
         <w:t xml:space="preserve"> </w:t>
       </w:r>
       <w:r>
+        <w:rPr>
+          <w:rFonts w:eastAsia="黑体"/>
+        </w:rPr>
         <w:t xml:space="preserve">→ </w:t>
       </w:r>
       <w:r>
         <w:rPr>
-          <w:rFonts w:hint="eastAsia"/>
+          <w:rFonts w:hint="eastAsia" w:eastAsia="黑体"/>
         </w:rPr>
         <w:t xml:space="preserve">上升沿变慢，过高可能导致高速时钟下采样错误。</w:t>
       </w:r>
@@ -1654,7 +1879,7 @@
       </w:pPr>
       <w:r>
         <w:rPr>
-          <w:rFonts w:hint="eastAsia"/>
+          <w:rFonts w:hint="eastAsia" w:eastAsia="黑体"/>
           <w:b/>
           <w:bCs/>
         </w:rPr>
@@ -1662,20 +1887,27 @@
       </w:r>
       <w:r>
         <w:rPr>
+          <w:rFonts w:eastAsia="黑体"/>
           <w:b/>
           <w:bCs/>
         </w:rPr>
         <w:t xml:space="preserve"> R↓</w:t>
       </w:r>
       <w:r>
+        <w:rPr>
+          <w:rFonts w:eastAsia="黑体"/>
+        </w:rPr>
         <w:t xml:space="preserve"> </w:t>
       </w:r>
       <w:r>
+        <w:rPr>
+          <w:rFonts w:eastAsia="黑体"/>
+        </w:rPr>
         <w:t xml:space="preserve">→ </w:t>
       </w:r>
       <w:r>
         <w:rPr>
-          <w:rFonts w:hint="eastAsia"/>
+          <w:rFonts w:hint="eastAsia" w:eastAsia="黑体"/>
         </w:rPr>
         <w:t xml:space="preserve">边沿更陡，但静态功耗增大。</w:t>
       </w:r>
@@ -1690,21 +1922,27 @@
       </w:pPr>
       <w:r>
         <w:rPr>
-          <w:rFonts w:hint="eastAsia"/>
+          <w:rFonts w:hint="eastAsia" w:eastAsia="黑体"/>
           <w:b/>
           <w:bCs/>
         </w:rPr>
         <w:t xml:space="preserve">引线长度↑</w:t>
       </w:r>
       <w:r>
+        <w:rPr>
+          <w:rFonts w:eastAsia="黑体"/>
+        </w:rPr>
         <w:t xml:space="preserve"> </w:t>
       </w:r>
       <w:r>
+        <w:rPr>
+          <w:rFonts w:eastAsia="黑体"/>
+        </w:rPr>
         <w:t xml:space="preserve">→ </w:t>
       </w:r>
       <w:r>
         <w:rPr>
-          <w:rFonts w:hint="eastAsia"/>
+          <w:rFonts w:hint="eastAsia" w:eastAsia="黑体"/>
         </w:rPr>
         <w:t xml:space="preserve">寄生电容增大，最高可靠时钟下降，长线应降速。</w:t>
       </w:r>
@@ -1717,7 +1955,7 @@
       </w:pPr>
       <w:r>
         <w:rPr>
-          <w:rFonts w:hint="eastAsia"/>
+          <w:rFonts w:hint="eastAsia" w:eastAsia="黑体"/>
         </w:rPr>
         <w:t xml:space="preserve">典型参数示例</w:t>
       </w:r>
@@ -1732,11 +1970,14 @@
       </w:pPr>
       <w:r>
         <w:rPr>
-          <w:rFonts w:hint="eastAsia"/>
+          <w:rFonts w:hint="eastAsia" w:eastAsia="黑体"/>
         </w:rPr>
         <w:t xml:space="preserve">取</w:t>
       </w:r>
       <w:r>
+        <w:rPr>
+          <w:rFonts w:eastAsia="黑体"/>
+        </w:rPr>
         <w:t xml:space="preserve"> </w:t>
       </w:r>
       <m:oMath>
@@ -1786,7 +2027,7 @@
       </m:oMath>
       <w:r>
         <w:rPr>
-          <w:rFonts w:hint="eastAsia"/>
+          <w:rFonts w:hint="eastAsia" w:eastAsia="黑体"/>
         </w:rPr>
         <w:t xml:space="preserve">：</w:t>
       </w:r>
@@ -1875,6 +2116,9 @@
         </m:r>
       </m:oMath>
       <w:r>
+        <w:rPr>
+          <w:rFonts w:eastAsia="黑体"/>
+        </w:rPr>
         <w:t xml:space="preserve">。</w:t>
       </w:r>
     </w:p>
@@ -1924,11 +2168,14 @@
       </m:oMath>
       <w:r>
         <w:rPr>
-          <w:rFonts w:hint="eastAsia"/>
+          <w:rFonts w:hint="eastAsia" w:eastAsia="黑体"/>
         </w:rPr>
         <w:t xml:space="preserve">、上拉</w:t>
       </w:r>
       <w:r>
+        <w:rPr>
+          <w:rFonts w:eastAsia="黑体"/>
+        </w:rPr>
         <w:t xml:space="preserve"> </w:t>
       </w:r>
       <m:oMath>
@@ -1969,7 +2216,7 @@
       </m:oMath>
       <w:r>
         <w:rPr>
-          <w:rFonts w:hint="eastAsia"/>
+          <w:rFonts w:hint="eastAsia" w:eastAsia="黑体"/>
         </w:rPr>
         <w:t xml:space="preserve">：</w:t>
       </w:r>
@@ -2049,6 +2296,9 @@
         </m:r>
       </m:oMath>
       <w:r>
+        <w:rPr>
+          <w:rFonts w:eastAsia="黑体"/>
+        </w:rPr>
         <w:t xml:space="preserve">。</w:t>
       </w:r>
     </w:p>
@@ -2060,7 +2310,7 @@
       </w:pPr>
       <w:r>
         <w:rPr>
-          <w:rFonts w:hint="eastAsia"/>
+          <w:rFonts w:hint="eastAsia" w:eastAsia="黑体"/>
         </w:rPr>
         <w:t xml:space="preserve">常见器件型号</w:t>
       </w:r>
@@ -2075,7 +2325,7 @@
       </w:pPr>
       <w:r>
         <w:rPr>
-          <w:rFonts w:hint="eastAsia"/>
+          <w:rFonts w:hint="eastAsia" w:eastAsia="黑体"/>
         </w:rPr>
         <w:t xml:space="preserve">调试器：ST-Link/V2、J-Link、DAP-Link、CMSIS-DAP。</w:t>
       </w:r>
@@ -2090,29 +2340,38 @@
       </w:pPr>
       <w:r>
         <w:rPr>
-          <w:rFonts w:hint="eastAsia"/>
+          <w:rFonts w:hint="eastAsia" w:eastAsia="黑体"/>
         </w:rPr>
         <w:t xml:space="preserve">目标：STM32F1/F4、GD32</w:t>
       </w:r>
       <w:r>
+        <w:rPr>
+          <w:rFonts w:eastAsia="黑体"/>
+        </w:rPr>
         <w:t xml:space="preserve"> </w:t>
       </w:r>
       <w:r>
         <w:rPr>
-          <w:rFonts w:hint="eastAsia"/>
+          <w:rFonts w:hint="eastAsia" w:eastAsia="黑体"/>
         </w:rPr>
         <w:t xml:space="preserve">等</w:t>
       </w:r>
       <w:r>
+        <w:rPr>
+          <w:rFonts w:eastAsia="黑体"/>
+        </w:rPr>
         <w:t xml:space="preserve"> Cortex-M </w:t>
       </w:r>
       <w:r>
         <w:rPr>
-          <w:rFonts w:hint="eastAsia"/>
+          <w:rFonts w:hint="eastAsia" w:eastAsia="黑体"/>
         </w:rPr>
         <w:t xml:space="preserve">系列</w:t>
       </w:r>
       <w:r>
+        <w:rPr>
+          <w:rFonts w:eastAsia="黑体"/>
+        </w:rPr>
         <w:t xml:space="preserve"> MCU。</w:t>
       </w:r>
     </w:p>
@@ -2126,25 +2385,31 @@
       </w:pPr>
       <w:r>
         <w:rPr>
-          <w:rFonts w:hint="eastAsia"/>
+          <w:rFonts w:hint="eastAsia" w:eastAsia="黑体"/>
         </w:rPr>
         <w:t xml:space="preserve">电平匹配：必要时用</w:t>
       </w:r>
       <w:r>
+        <w:rPr>
+          <w:rFonts w:eastAsia="黑体"/>
+        </w:rPr>
         <w:t xml:space="preserve"> </w:t>
       </w:r>
       <w:r>
         <w:rPr>
-          <w:rFonts w:hint="eastAsia"/>
+          <w:rFonts w:hint="eastAsia" w:eastAsia="黑体"/>
         </w:rPr>
         <w:t xml:space="preserve">TXS0102（3.3</w:t>
       </w:r>
       <w:r>
+        <w:rPr>
+          <w:rFonts w:eastAsia="黑体"/>
+        </w:rPr>
         <w:t xml:space="preserve"> V↔1.8 </w:t>
       </w:r>
       <w:r>
         <w:rPr>
-          <w:rFonts w:hint="eastAsia"/>
+          <w:rFonts w:hint="eastAsia" w:eastAsia="黑体"/>
         </w:rPr>
         <w:t xml:space="preserve">V）。</w:t>
       </w:r>
@@ -2157,7 +2422,7 @@
       </w:pPr>
       <w:r>
         <w:rPr>
-          <w:rFonts w:hint="eastAsia"/>
+          <w:rFonts w:hint="eastAsia" w:eastAsia="黑体"/>
         </w:rPr>
         <w:t xml:space="preserve">注意事项</w:t>
       </w:r>
@@ -2171,11 +2436,14 @@
         </w:numPr>
       </w:pPr>
       <w:r>
+        <w:rPr>
+          <w:rFonts w:eastAsia="黑体"/>
+        </w:rPr>
         <w:t xml:space="preserve">SWDIO、SWCLK </w:t>
       </w:r>
       <w:r>
         <w:rPr>
-          <w:rFonts w:hint="eastAsia"/>
+          <w:rFonts w:hint="eastAsia" w:eastAsia="黑体"/>
         </w:rPr>
         <w:t xml:space="preserve">建议外接上拉电阻并靠近目标侧放置。</w:t>
       </w:r>
@@ -2190,16 +2458,19 @@
       </w:pPr>
       <w:r>
         <w:rPr>
-          <w:rFonts w:hint="eastAsia"/>
+          <w:rFonts w:hint="eastAsia" w:eastAsia="黑体"/>
         </w:rPr>
         <w:t xml:space="preserve">使用引脚数少的飞行线时，尽量短并降低</w:t>
       </w:r>
       <w:r>
+        <w:rPr>
+          <w:rFonts w:eastAsia="黑体"/>
+        </w:rPr>
         <w:t xml:space="preserve"> SWCLK </w:t>
       </w:r>
       <w:r>
         <w:rPr>
-          <w:rFonts w:hint="eastAsia"/>
+          <w:rFonts w:hint="eastAsia" w:eastAsia="黑体"/>
         </w:rPr>
         <w:t xml:space="preserve">频率。</w:t>
       </w:r>
@@ -2214,34 +2485,43 @@
       </w:pPr>
       <w:r>
         <w:rPr>
-          <w:rFonts w:hint="eastAsia"/>
+          <w:rFonts w:hint="eastAsia" w:eastAsia="黑体"/>
         </w:rPr>
         <w:t xml:space="preserve">若</w:t>
       </w:r>
       <w:r>
+        <w:rPr>
+          <w:rFonts w:eastAsia="黑体"/>
+        </w:rPr>
         <w:t xml:space="preserve"> SWD </w:t>
       </w:r>
       <w:r>
         <w:rPr>
-          <w:rFonts w:hint="eastAsia"/>
+          <w:rFonts w:hint="eastAsia" w:eastAsia="黑体"/>
         </w:rPr>
         <w:t xml:space="preserve">引脚被复用为普通</w:t>
       </w:r>
       <w:r>
+        <w:rPr>
+          <w:rFonts w:eastAsia="黑体"/>
+        </w:rPr>
         <w:t xml:space="preserve"> IO </w:t>
       </w:r>
       <w:r>
         <w:rPr>
-          <w:rFonts w:hint="eastAsia"/>
+          <w:rFonts w:hint="eastAsia" w:eastAsia="黑体"/>
         </w:rPr>
         <w:t xml:space="preserve">或下载后无法连接，需先拉</w:t>
       </w:r>
       <w:r>
+        <w:rPr>
+          <w:rFonts w:eastAsia="黑体"/>
+        </w:rPr>
         <w:t xml:space="preserve"> NRST </w:t>
       </w:r>
       <w:r>
         <w:rPr>
-          <w:rFonts w:hint="eastAsia"/>
+          <w:rFonts w:hint="eastAsia" w:eastAsia="黑体"/>
         </w:rPr>
         <w:t xml:space="preserve">复位再连接。</w:t>
       </w:r>
@@ -2256,7 +2536,7 @@
       </w:pPr>
       <w:r>
         <w:rPr>
-          <w:rFonts w:hint="eastAsia"/>
+          <w:rFonts w:hint="eastAsia" w:eastAsia="黑体"/>
         </w:rPr>
         <w:t xml:space="preserve">供电电压需与调试器和目标一致，避免电平失配损坏。</w:t>
       </w:r>
@@ -2269,7 +2549,7 @@
       </w:pPr>
       <w:r>
         <w:rPr>
-          <w:rFonts w:hint="eastAsia"/>
+          <w:rFonts w:hint="eastAsia" w:eastAsia="黑体"/>
         </w:rPr>
         <w:t xml:space="preserve">参考资料</w:t>
       </w:r>
@@ -2283,20 +2563,26 @@
         </w:numPr>
       </w:pPr>
       <w:r>
+        <w:rPr>
+          <w:rFonts w:eastAsia="黑体"/>
+        </w:rPr>
         <w:t xml:space="preserve">ARM CoreSight / SWD </w:t>
       </w:r>
       <w:r>
         <w:rPr>
-          <w:rFonts w:hint="eastAsia"/>
+          <w:rFonts w:hint="eastAsia" w:eastAsia="黑体"/>
         </w:rPr>
         <w:t xml:space="preserve">协议规范（ARM</w:t>
       </w:r>
       <w:r>
+        <w:rPr>
+          <w:rFonts w:eastAsia="黑体"/>
+        </w:rPr>
         <w:t xml:space="preserve"> Debug Interface </w:t>
       </w:r>
       <w:r>
         <w:rPr>
-          <w:rFonts w:hint="eastAsia"/>
+          <w:rFonts w:hint="eastAsia" w:eastAsia="黑体"/>
         </w:rPr>
         <w:t xml:space="preserve">Architecture）。</w:t>
       </w:r>
@@ -2310,11 +2596,14 @@
         </w:numPr>
       </w:pPr>
       <w:r>
+        <w:rPr>
+          <w:rFonts w:eastAsia="黑体"/>
+        </w:rPr>
         <w:t xml:space="preserve">STM32 </w:t>
       </w:r>
       <w:r>
         <w:rPr>
-          <w:rFonts w:hint="eastAsia"/>
+          <w:rFonts w:hint="eastAsia" w:eastAsia="黑体"/>
         </w:rPr>
         <w:t xml:space="preserve">参考手册（调试支持章节）。</w:t>
       </w:r>
@@ -2328,20 +2617,26 @@
         </w:numPr>
       </w:pPr>
       <w:r>
+        <w:rPr>
+          <w:rFonts w:eastAsia="黑体"/>
+        </w:rPr>
         <w:t xml:space="preserve">Wikipedia: </w:t>
       </w:r>
       <w:r>
         <w:rPr>
-          <w:rFonts w:hint="eastAsia"/>
+          <w:rFonts w:hint="eastAsia" w:eastAsia="黑体"/>
         </w:rPr>
         <w:t xml:space="preserve">JTAG（含</w:t>
       </w:r>
       <w:r>
+        <w:rPr>
+          <w:rFonts w:eastAsia="黑体"/>
+        </w:rPr>
         <w:t xml:space="preserve"> SWD </w:t>
       </w:r>
       <w:r>
         <w:rPr>
-          <w:rFonts w:hint="eastAsia"/>
+          <w:rFonts w:hint="eastAsia" w:eastAsia="黑体"/>
         </w:rPr>
         <w:t xml:space="preserve">相关说明）。</w:t>
       </w:r>
@@ -2355,11 +2650,11 @@
       </w:pPr>
       <w:r>
         <w:rPr>
-          <w:rFonts w:ascii="Times New Roman" w:hAnsi="Times New Roman"/>
+          <w:rFonts w:ascii="Times New Roman" w:hAnsi="Times New Roman" w:eastAsia="黑体"/>
           <w:color w:val="555555"/>
           <w:sz w:val="21"/>
         </w:rPr>
-        <w:t>材料收集者：杜文杰</w:t>
+        <w:t>材料收集者：杜文杰，WX手机：19519196569，QQ:3478827729</w:t>
       </w:r>
     </w:p>
     <w:sectPr>
@@ -2379,7 +2674,7 @@
 </file>
 
 <file path=word/footer1.xml><?xml version="1.0" encoding="utf-8"?>
-<w:ftr xmlns:m="http://schemas.openxmlformats.org/officeDocument/2006/math" xmlns:mc="http://schemas.openxmlformats.org/markup-compatibility/2006" xmlns:mo="http://schemas.microsoft.com/office/mac/office/2008/main" xmlns:mv="urn:schemas-microsoft-com:mac:vml" xmlns:o="urn:schemas-microsoft-com:office:office" xmlns:r="http://schemas.openxmlformats.org/officeDocument/2006/relationships" xmlns:v="urn:schemas-microsoft-com:vml" xmlns:w10="urn:schemas-microsoft-com:office:word" xmlns:w14="http://schemas.microsoft.com/office/word/2010/wordml" xmlns:w="http://schemas.openxmlformats.org/wordprocessingml/2006/main" xmlns:wne="http://schemas.microsoft.com/office/word/2006/wordml" xmlns:wp14="http://schemas.microsoft.com/office/word/2010/wordprocessingDrawing" xmlns:wp="http://schemas.openxmlformats.org/drawingml/2006/wordprocessingDrawing" xmlns:wpc="http://schemas.microsoft.com/office/word/2010/wordprocessingCanvas" xmlns:wpg="http://schemas.microsoft.com/office/word/2010/wordprocessingGroup" xmlns:wpi="http://schemas.microsoft.com/office/word/2010/wordprocessingInk" xmlns:wps="http://schemas.microsoft.com/office/word/2010/wordprocessingShape" mc:Ignorable="w14 wp14">
+<w:ftr xmlns:mc="http://schemas.openxmlformats.org/markup-compatibility/2006" xmlns:w="http://schemas.openxmlformats.org/wordprocessingml/2006/main" xmlns:m="http://schemas.openxmlformats.org/officeDocument/2006/math" xmlns:mo="http://schemas.microsoft.com/office/mac/office/2008/main" xmlns:mv="urn:schemas-microsoft-com:mac:vml" xmlns:o="urn:schemas-microsoft-com:office:office" xmlns:r="http://schemas.openxmlformats.org/officeDocument/2006/relationships" xmlns:v="urn:schemas-microsoft-com:vml" xmlns:w10="urn:schemas-microsoft-com:office:word" xmlns:w14="http://schemas.microsoft.com/office/word/2010/wordml" xmlns:wne="http://schemas.microsoft.com/office/word/2006/wordml" xmlns:wp14="http://schemas.microsoft.com/office/word/2010/wordprocessingDrawing" xmlns:wp="http://schemas.openxmlformats.org/drawingml/2006/wordprocessingDrawing" xmlns:wpc="http://schemas.microsoft.com/office/word/2010/wordprocessingCanvas" xmlns:wpg="http://schemas.microsoft.com/office/word/2010/wordprocessingGroup" xmlns:wpi="http://schemas.microsoft.com/office/word/2010/wordprocessingInk" xmlns:wps="http://schemas.microsoft.com/office/word/2010/wordprocessingShape" mc:Ignorable="w14 wp14">
   <w:p>
     <w:pPr>
       <w:pStyle w:val="Footer"/>
@@ -2387,12 +2682,14 @@
     </w:pPr>
     <w:r>
       <w:rPr>
+        <w:rFonts w:eastAsia="黑体"/>
         <w:sz w:val="18"/>
       </w:rPr>
       <w:t xml:space="preserve">第 </w:t>
     </w:r>
     <w:r>
       <w:rPr>
+        <w:rFonts w:eastAsia="黑体"/>
         <w:sz w:val="18"/>
       </w:rPr>
       <w:fldChar w:fldCharType="begin"/>
@@ -2401,6 +2698,7 @@
     </w:r>
     <w:r>
       <w:rPr>
+        <w:rFonts w:eastAsia="黑体"/>
         <w:sz w:val="18"/>
       </w:rPr>
       <w:t xml:space="preserve"> 页</w:t>
@@ -2414,6 +2712,9 @@
   <w:footnote w:type="continuationSeparator" w:id="0">
     <w:p>
       <w:r>
+        <w:rPr>
+          <w:rFonts w:eastAsia="黑体"/>
+        </w:rPr>
         <w:continuationSeparator/>
       </w:r>
     </w:p>
@@ -2421,6 +2722,9 @@
   <w:footnote w:type="separator" w:id="-1">
     <w:p>
       <w:r>
+        <w:rPr>
+          <w:rFonts w:eastAsia="黑体"/>
+        </w:rPr>
         <w:separator/>
       </w:r>
     </w:p>
@@ -2429,7 +2733,7 @@
 </file>
 
 <file path=word/header1.xml><?xml version="1.0" encoding="utf-8"?>
-<w:hdr xmlns:m="http://schemas.openxmlformats.org/officeDocument/2006/math" xmlns:mc="http://schemas.openxmlformats.org/markup-compatibility/2006" xmlns:mo="http://schemas.microsoft.com/office/mac/office/2008/main" xmlns:mv="urn:schemas-microsoft-com:mac:vml" xmlns:o="urn:schemas-microsoft-com:office:office" xmlns:r="http://schemas.openxmlformats.org/officeDocument/2006/relationships" xmlns:v="urn:schemas-microsoft-com:vml" xmlns:w10="urn:schemas-microsoft-com:office:word" xmlns:w14="http://schemas.microsoft.com/office/word/2010/wordml" xmlns:w="http://schemas.openxmlformats.org/wordprocessingml/2006/main" xmlns:wne="http://schemas.microsoft.com/office/word/2006/wordml" xmlns:wp14="http://schemas.microsoft.com/office/word/2010/wordprocessingDrawing" xmlns:wp="http://schemas.openxmlformats.org/drawingml/2006/wordprocessingDrawing" xmlns:wpc="http://schemas.microsoft.com/office/word/2010/wordprocessingCanvas" xmlns:wpg="http://schemas.microsoft.com/office/word/2010/wordprocessingGroup" xmlns:wpi="http://schemas.microsoft.com/office/word/2010/wordprocessingInk" xmlns:wps="http://schemas.microsoft.com/office/word/2010/wordprocessingShape" mc:Ignorable="w14 wp14">
+<w:hdr xmlns:mc="http://schemas.openxmlformats.org/markup-compatibility/2006" xmlns:w="http://schemas.openxmlformats.org/wordprocessingml/2006/main" xmlns:m="http://schemas.openxmlformats.org/officeDocument/2006/math" xmlns:mo="http://schemas.microsoft.com/office/mac/office/2008/main" xmlns:mv="urn:schemas-microsoft-com:mac:vml" xmlns:o="urn:schemas-microsoft-com:office:office" xmlns:r="http://schemas.openxmlformats.org/officeDocument/2006/relationships" xmlns:v="urn:schemas-microsoft-com:vml" xmlns:w10="urn:schemas-microsoft-com:office:word" xmlns:w14="http://schemas.microsoft.com/office/word/2010/wordml" xmlns:wne="http://schemas.microsoft.com/office/word/2006/wordml" xmlns:wp14="http://schemas.microsoft.com/office/word/2010/wordprocessingDrawing" xmlns:wp="http://schemas.openxmlformats.org/drawingml/2006/wordprocessingDrawing" xmlns:wpc="http://schemas.microsoft.com/office/word/2010/wordprocessingCanvas" xmlns:wpg="http://schemas.microsoft.com/office/word/2010/wordprocessingGroup" xmlns:wpi="http://schemas.microsoft.com/office/word/2010/wordprocessingInk" xmlns:wps="http://schemas.microsoft.com/office/word/2010/wordprocessingShape" mc:Ignorable="w14 wp14">
   <w:p>
     <w:pPr>
       <w:pStyle w:val="Header"/>
@@ -2437,7 +2741,7 @@
     </w:pPr>
     <w:r>
       <w:rPr>
-        <w:rFonts w:ascii="Times New Roman" w:hAnsi="Times New Roman"/>
+        <w:rFonts w:ascii="Times New Roman" w:hAnsi="Times New Roman" w:eastAsia="黑体"/>
         <w:sz w:val="18"/>
         <w:rFonts w:eastAsia="黑体"/>
         <w:rFonts w:eastAsia="黑体"/>
@@ -2449,7 +2753,7 @@
 </file>
 
 <file path=word/numbering.xml><?xml version="1.0" encoding="utf-8"?>
-<w:numbering xmlns:m="http://schemas.openxmlformats.org/officeDocument/2006/math" xmlns:mc="http://schemas.openxmlformats.org/markup-compatibility/2006" xmlns:mo="http://schemas.microsoft.com/office/mac/office/2008/main" xmlns:mv="urn:schemas-microsoft-com:mac:vml" xmlns:o="urn:schemas-microsoft-com:office:office" xmlns:r="http://schemas.openxmlformats.org/officeDocument/2006/relationships" xmlns:v="urn:schemas-microsoft-com:vml" xmlns:w="http://schemas.openxmlformats.org/wordprocessingml/2006/main" xmlns:w10="urn:schemas-microsoft-com:office:word" xmlns:w14="http://schemas.microsoft.com/office/word/2010/wordml" xmlns:wne="http://schemas.microsoft.com/office/word/2006/wordml" xmlns:wp="http://schemas.openxmlformats.org/drawingml/2006/wordprocessingDrawing" xmlns:wp14="http://schemas.microsoft.com/office/word/2010/wordprocessingDrawing" xmlns:wpc="http://schemas.microsoft.com/office/word/2010/wordprocessingCanvas" xmlns:wpg="http://schemas.microsoft.com/office/word/2010/wordprocessingGroup" xmlns:wpi="http://schemas.microsoft.com/office/word/2010/wordprocessingInk" xmlns:wps="http://schemas.microsoft.com/office/word/2010/wordprocessingShape" mc:Ignorable="w14 wp14">
+<w:numbering xmlns:mc="http://schemas.openxmlformats.org/markup-compatibility/2006" xmlns:w="http://schemas.openxmlformats.org/wordprocessingml/2006/main" xmlns:m="http://schemas.openxmlformats.org/officeDocument/2006/math" xmlns:mo="http://schemas.microsoft.com/office/mac/office/2008/main" xmlns:mv="urn:schemas-microsoft-com:mac:vml" xmlns:o="urn:schemas-microsoft-com:office:office" xmlns:r="http://schemas.openxmlformats.org/officeDocument/2006/relationships" xmlns:v="urn:schemas-microsoft-com:vml" xmlns:w10="urn:schemas-microsoft-com:office:word" xmlns:w14="http://schemas.microsoft.com/office/word/2010/wordml" xmlns:wne="http://schemas.microsoft.com/office/word/2006/wordml" xmlns:wp="http://schemas.openxmlformats.org/drawingml/2006/wordprocessingDrawing" xmlns:wp14="http://schemas.microsoft.com/office/word/2010/wordprocessingDrawing" xmlns:wpc="http://schemas.microsoft.com/office/word/2010/wordprocessingCanvas" xmlns:wpg="http://schemas.microsoft.com/office/word/2010/wordprocessingGroup" xmlns:wpi="http://schemas.microsoft.com/office/word/2010/wordprocessingInk" xmlns:wps="http://schemas.microsoft.com/office/word/2010/wordprocessingShape" mc:Ignorable="w14 wp14">
   <w:abstractNum w:abstractNumId="0">
     <w:nsid w:val="FFFFFF7C"/>
     <w:multiLevelType w:val="singleLevel"/>
@@ -2536,7 +2840,7 @@
         <w:ind w:hanging="360" w:left="1440"/>
       </w:pPr>
       <w:rPr>
-        <w:rFonts w:ascii="Symbol" w:hAnsi="Symbol" w:hint="default"/>
+        <w:rFonts w:ascii="Symbol" w:hAnsi="Symbol" w:hint="default" w:eastAsia="黑体"/>
       </w:rPr>
     </w:lvl>
   </w:abstractNum>
@@ -2557,7 +2861,7 @@
         <w:ind w:hanging="360" w:left="1080"/>
       </w:pPr>
       <w:rPr>
-        <w:rFonts w:ascii="Symbol" w:hAnsi="Symbol" w:hint="default"/>
+        <w:rFonts w:ascii="Symbol" w:hAnsi="Symbol" w:hint="default" w:eastAsia="黑体"/>
       </w:rPr>
     </w:lvl>
   </w:abstractNum>
@@ -2578,7 +2882,7 @@
         <w:ind w:hanging="360" w:left="720"/>
       </w:pPr>
       <w:rPr>
-        <w:rFonts w:ascii="Symbol" w:hAnsi="Symbol" w:hint="default"/>
+        <w:rFonts w:ascii="Symbol" w:hAnsi="Symbol" w:hint="default" w:eastAsia="黑体"/>
       </w:rPr>
     </w:lvl>
   </w:abstractNum>
@@ -2617,7 +2921,7 @@
         <w:ind w:hanging="360" w:left="360"/>
       </w:pPr>
       <w:rPr>
-        <w:rFonts w:ascii="Symbol" w:hAnsi="Symbol" w:hint="default"/>
+        <w:rFonts w:ascii="Symbol" w:hAnsi="Symbol" w:hint="default" w:eastAsia="黑体"/>
       </w:rPr>
     </w:lvl>
   </w:abstractNum>
@@ -2708,7 +3012,7 @@
         <w:ind w:left="720" w:hanging="360"/>
       </w:pPr>
       <w:rPr>
-        <w:rFonts w:ascii="Symbol" w:hAnsi="Symbol" w:cs="Symbol" w:hint="default"/>
+        <w:rFonts w:ascii="Symbol" w:hAnsi="Symbol" w:cs="Symbol" w:hint="default" w:eastAsia="黑体"/>
       </w:rPr>
     </w:lvl>
     <w:lvl w:ilvl="1">
@@ -2719,7 +3023,7 @@
         <w:ind w:left="1440" w:hanging="360"/>
       </w:pPr>
       <w:rPr>
-        <w:rFonts w:ascii="Courier New" w:hAnsi="Courier New" w:cs="Courier New" w:hint="default"/>
+        <w:rFonts w:ascii="Courier New" w:hAnsi="Courier New" w:cs="Courier New" w:hint="default" w:eastAsia="黑体"/>
       </w:rPr>
     </w:lvl>
     <w:lvl w:ilvl="2">
@@ -2730,7 +3034,7 @@
         <w:ind w:left="2160" w:hanging="360"/>
       </w:pPr>
       <w:rPr>
-        <w:rFonts w:ascii="Wingdings" w:hAnsi="Wingdings" w:cs="Wingdings" w:hint="default"/>
+        <w:rFonts w:ascii="Wingdings" w:hAnsi="Wingdings" w:cs="Wingdings" w:hint="default" w:eastAsia="黑体"/>
       </w:rPr>
     </w:lvl>
     <w:lvl w:ilvl="3">
@@ -2741,7 +3045,7 @@
         <w:ind w:left="2880" w:hanging="360"/>
       </w:pPr>
       <w:rPr>
-        <w:rFonts w:ascii="Symbol" w:hAnsi="Symbol" w:cs="Symbol" w:hint="default"/>
+        <w:rFonts w:ascii="Symbol" w:hAnsi="Symbol" w:cs="Symbol" w:hint="default" w:eastAsia="黑体"/>
       </w:rPr>
     </w:lvl>
     <w:lvl w:ilvl="4">
@@ -2752,7 +3056,7 @@
         <w:ind w:left="3600" w:hanging="360"/>
       </w:pPr>
       <w:rPr>
-        <w:rFonts w:ascii="Courier New" w:hAnsi="Courier New" w:cs="Courier New" w:hint="default"/>
+        <w:rFonts w:ascii="Courier New" w:hAnsi="Courier New" w:cs="Courier New" w:hint="default" w:eastAsia="黑体"/>
       </w:rPr>
     </w:lvl>
     <w:lvl w:ilvl="5">
@@ -2763,7 +3067,7 @@
         <w:ind w:left="4320" w:hanging="360"/>
       </w:pPr>
       <w:rPr>
-        <w:rFonts w:ascii="Wingdings" w:hAnsi="Wingdings" w:cs="Wingdings" w:hint="default"/>
+        <w:rFonts w:ascii="Wingdings" w:hAnsi="Wingdings" w:cs="Wingdings" w:hint="default" w:eastAsia="黑体"/>
       </w:rPr>
     </w:lvl>
     <w:lvl w:ilvl="6">
@@ -2774,7 +3078,7 @@
         <w:ind w:left="5040" w:hanging="360"/>
       </w:pPr>
       <w:rPr>
-        <w:rFonts w:ascii="Symbol" w:hAnsi="Symbol" w:cs="Symbol" w:hint="default"/>
+        <w:rFonts w:ascii="Symbol" w:hAnsi="Symbol" w:cs="Symbol" w:hint="default" w:eastAsia="黑体"/>
       </w:rPr>
     </w:lvl>
     <w:lvl w:ilvl="7">
@@ -2785,7 +3089,7 @@
         <w:ind w:left="5760" w:hanging="360"/>
       </w:pPr>
       <w:rPr>
-        <w:rFonts w:ascii="Courier New" w:hAnsi="Courier New" w:cs="Courier New" w:hint="default"/>
+        <w:rFonts w:ascii="Courier New" w:hAnsi="Courier New" w:cs="Courier New" w:hint="default" w:eastAsia="黑体"/>
       </w:rPr>
     </w:lvl>
     <w:lvl w:ilvl="8">
@@ -2796,7 +3100,7 @@
         <w:ind w:left="6480" w:hanging="360"/>
       </w:pPr>
       <w:rPr>
-        <w:rFonts w:ascii="Wingdings" w:hAnsi="Wingdings" w:cs="Wingdings" w:hint="default"/>
+        <w:rFonts w:ascii="Wingdings" w:hAnsi="Wingdings" w:cs="Wingdings" w:hint="default" w:eastAsia="黑体"/>
       </w:rPr>
     </w:lvl>
   </w:abstractNum>
@@ -2852,11 +3156,11 @@
 </file>
 
 <file path=word/styles.xml><?xml version="1.0" encoding="utf-8"?>
-<w:styles xmlns:mc="http://schemas.openxmlformats.org/markup-compatibility/2006" xmlns:r="http://schemas.openxmlformats.org/officeDocument/2006/relationships" xmlns:w="http://schemas.openxmlformats.org/wordprocessingml/2006/main" xmlns:w14="http://schemas.microsoft.com/office/word/2010/wordml" mc:Ignorable="w14">
+<w:styles xmlns:mc="http://schemas.openxmlformats.org/markup-compatibility/2006" xmlns:w="http://schemas.openxmlformats.org/wordprocessingml/2006/main" xmlns:r="http://schemas.openxmlformats.org/officeDocument/2006/relationships" xmlns:w14="http://schemas.microsoft.com/office/word/2010/wordml" mc:Ignorable="w14">
   <w:docDefaults>
     <w:rPrDefault>
       <w:rPr>
-        <w:rFonts w:asciiTheme="minorHAnsi" w:cstheme="minorBidi" w:eastAsiaTheme="minorEastAsia" w:hAnsiTheme="minorHAnsi"/>
+        <w:rFonts w:asciiTheme="minorHAnsi" w:cstheme="minorBidi" w:hAnsiTheme="minorHAnsi" w:eastAsia="黑体"/>
         <w:sz w:val="22"/>
         <w:szCs w:val="22"/>
         <w:lang w:bidi="ar-SA" w:eastAsia="en-US" w:val="en-US"/>
@@ -3078,7 +3382,7 @@
       <w:outlineLvl w:val="0"/>
     </w:pPr>
     <w:rPr>
-      <w:rFonts w:ascii="Times New Roman" w:asciiTheme="majorHAnsi" w:cstheme="majorBidi" w:eastAsia="黑体" w:eastAsiaTheme="majorEastAsia" w:hAnsi="Times New Roman" w:hAnsiTheme="majorHAnsi"/>
+      <w:rFonts w:ascii="Times New Roman" w:asciiTheme="majorHAnsi" w:cstheme="majorBidi" w:eastAsia="黑体" w:hAnsi="Times New Roman" w:hAnsiTheme="majorHAnsi"/>
       <w:b/>
       <w:bCs/>
       <w:color w:val="1F3864"/>
@@ -3102,7 +3406,7 @@
       <w:outlineLvl w:val="1"/>
     </w:pPr>
     <w:rPr>
-      <w:rFonts w:ascii="Times New Roman" w:asciiTheme="majorHAnsi" w:cstheme="majorBidi" w:eastAsia="黑体" w:eastAsiaTheme="majorEastAsia" w:hAnsi="Times New Roman" w:hAnsiTheme="majorHAnsi"/>
+      <w:rFonts w:ascii="Times New Roman" w:asciiTheme="majorHAnsi" w:cstheme="majorBidi" w:eastAsia="黑体" w:hAnsi="Times New Roman" w:hAnsiTheme="majorHAnsi"/>
       <w:b/>
       <w:bCs/>
       <w:color w:val="2E4E7E"/>
@@ -3126,7 +3430,7 @@
       <w:outlineLvl w:val="2"/>
     </w:pPr>
     <w:rPr>
-      <w:rFonts w:ascii="Times New Roman" w:asciiTheme="majorHAnsi" w:cstheme="majorBidi" w:eastAsia="黑体" w:eastAsiaTheme="majorEastAsia" w:hAnsi="Times New Roman" w:hAnsiTheme="majorHAnsi"/>
+      <w:rFonts w:ascii="Times New Roman" w:asciiTheme="majorHAnsi" w:cstheme="majorBidi" w:eastAsia="黑体" w:hAnsi="Times New Roman" w:hAnsiTheme="majorHAnsi"/>
       <w:b/>
       <w:bCs/>
       <w:color w:val="2E4E7E"/>
@@ -3150,7 +3454,7 @@
       <w:outlineLvl w:val="3"/>
     </w:pPr>
     <w:rPr>
-      <w:rFonts w:ascii="Times New Roman" w:asciiTheme="majorHAnsi" w:cstheme="majorBidi" w:eastAsia="黑体" w:eastAsiaTheme="majorEastAsia" w:hAnsi="Times New Roman" w:hAnsiTheme="majorHAnsi"/>
+      <w:rFonts w:ascii="Times New Roman" w:asciiTheme="majorHAnsi" w:cstheme="majorBidi" w:eastAsia="黑体" w:hAnsi="Times New Roman" w:hAnsiTheme="majorHAnsi"/>
       <w:b/>
       <w:bCs/>
       <w:i/>
@@ -3176,7 +3480,7 @@
       <w:outlineLvl w:val="4"/>
     </w:pPr>
     <w:rPr>
-      <w:rFonts w:ascii="Times New Roman" w:asciiTheme="majorHAnsi" w:cstheme="majorBidi" w:eastAsia="黑体" w:eastAsiaTheme="majorEastAsia" w:hAnsi="Times New Roman" w:hAnsiTheme="majorHAnsi"/>
+      <w:rFonts w:ascii="Times New Roman" w:asciiTheme="majorHAnsi" w:cstheme="majorBidi" w:eastAsia="黑体" w:hAnsi="Times New Roman" w:hAnsiTheme="majorHAnsi"/>
       <w:b/>
       <w:color w:val="333333"/>
       <w:sz w:val="22"/>
@@ -3199,7 +3503,7 @@
       <w:outlineLvl w:val="5"/>
     </w:pPr>
     <w:rPr>
-      <w:rFonts w:asciiTheme="majorHAnsi" w:cstheme="majorBidi" w:eastAsiaTheme="majorEastAsia" w:hAnsiTheme="majorHAnsi"/>
+      <w:rFonts w:asciiTheme="majorHAnsi" w:cstheme="majorBidi" w:hAnsiTheme="majorHAnsi" w:eastAsia="黑体"/>
       <w:i/>
       <w:iCs/>
       <w:color w:themeColor="accent1" w:themeShade="7F" w:val="243F60"/>
@@ -3222,7 +3526,7 @@
       <w:outlineLvl w:val="6"/>
     </w:pPr>
     <w:rPr>
-      <w:rFonts w:asciiTheme="majorHAnsi" w:cstheme="majorBidi" w:eastAsiaTheme="majorEastAsia" w:hAnsiTheme="majorHAnsi"/>
+      <w:rFonts w:asciiTheme="majorHAnsi" w:cstheme="majorBidi" w:hAnsiTheme="majorHAnsi" w:eastAsia="黑体"/>
       <w:i/>
       <w:iCs/>
       <w:color w:themeColor="text1" w:themeTint="BF" w:val="404040"/>
@@ -3245,7 +3549,7 @@
       <w:outlineLvl w:val="7"/>
     </w:pPr>
     <w:rPr>
-      <w:rFonts w:asciiTheme="majorHAnsi" w:cstheme="majorBidi" w:eastAsiaTheme="majorEastAsia" w:hAnsiTheme="majorHAnsi"/>
+      <w:rFonts w:asciiTheme="majorHAnsi" w:cstheme="majorBidi" w:hAnsiTheme="majorHAnsi" w:eastAsia="黑体"/>
       <w:color w:themeColor="accent1" w:val="4F81BD"/>
       <w:sz w:val="20"/>
       <w:szCs w:val="20"/>
@@ -3268,7 +3572,7 @@
       <w:outlineLvl w:val="8"/>
     </w:pPr>
     <w:rPr>
-      <w:rFonts w:asciiTheme="majorHAnsi" w:cstheme="majorBidi" w:eastAsiaTheme="majorEastAsia" w:hAnsiTheme="majorHAnsi"/>
+      <w:rFonts w:asciiTheme="majorHAnsi" w:cstheme="majorBidi" w:hAnsiTheme="majorHAnsi" w:eastAsia="黑体"/>
       <w:i/>
       <w:iCs/>
       <w:color w:themeColor="text1" w:themeTint="BF" w:val="404040"/>
@@ -3319,7 +3623,7 @@
     <w:uiPriority w:val="9"/>
     <w:rsid w:val="00FC693F"/>
     <w:rPr>
-      <w:rFonts w:asciiTheme="majorHAnsi" w:cstheme="majorBidi" w:eastAsiaTheme="majorEastAsia" w:hAnsiTheme="majorHAnsi"/>
+      <w:rFonts w:asciiTheme="majorHAnsi" w:cstheme="majorBidi" w:hAnsiTheme="majorHAnsi" w:eastAsia="黑体"/>
       <w:b/>
       <w:bCs/>
       <w:color w:themeColor="accent1" w:themeShade="BF" w:val="365F91"/>
@@ -3334,7 +3638,7 @@
     <w:uiPriority w:val="9"/>
     <w:rsid w:val="00FC693F"/>
     <w:rPr>
-      <w:rFonts w:asciiTheme="majorHAnsi" w:cstheme="majorBidi" w:eastAsiaTheme="majorEastAsia" w:hAnsiTheme="majorHAnsi"/>
+      <w:rFonts w:asciiTheme="majorHAnsi" w:cstheme="majorBidi" w:hAnsiTheme="majorHAnsi" w:eastAsia="黑体"/>
       <w:b/>
       <w:bCs/>
       <w:color w:themeColor="accent1" w:val="4F81BD"/>
@@ -3349,7 +3653,7 @@
     <w:uiPriority w:val="9"/>
     <w:rsid w:val="00FC693F"/>
     <w:rPr>
-      <w:rFonts w:asciiTheme="majorHAnsi" w:cstheme="majorBidi" w:eastAsiaTheme="majorEastAsia" w:hAnsiTheme="majorHAnsi"/>
+      <w:rFonts w:asciiTheme="majorHAnsi" w:cstheme="majorBidi" w:hAnsiTheme="majorHAnsi" w:eastAsia="黑体"/>
       <w:b/>
       <w:bCs/>
       <w:color w:themeColor="accent1" w:val="4F81BD"/>
@@ -3372,7 +3676,7 @@
       <w:contextualSpacing/>
     </w:pPr>
     <w:rPr>
-      <w:rFonts w:ascii="Times New Roman" w:asciiTheme="majorHAnsi" w:cstheme="majorBidi" w:eastAsia="黑体" w:eastAsiaTheme="majorEastAsia" w:hAnsi="Times New Roman" w:hAnsiTheme="majorHAnsi"/>
+      <w:rFonts w:ascii="Times New Roman" w:asciiTheme="majorHAnsi" w:cstheme="majorBidi" w:eastAsia="黑体" w:hAnsi="Times New Roman" w:hAnsiTheme="majorHAnsi"/>
       <w:b/>
       <w:color w:val="1F3864"/>
       <w:spacing w:val="5"/>
@@ -3388,7 +3692,7 @@
     <w:uiPriority w:val="10"/>
     <w:rsid w:val="00FC693F"/>
     <w:rPr>
-      <w:rFonts w:asciiTheme="majorHAnsi" w:cstheme="majorBidi" w:eastAsiaTheme="majorEastAsia" w:hAnsiTheme="majorHAnsi"/>
+      <w:rFonts w:asciiTheme="majorHAnsi" w:cstheme="majorBidi" w:hAnsiTheme="majorHAnsi" w:eastAsia="黑体"/>
       <w:color w:themeColor="text2" w:themeShade="BF" w:val="17365D"/>
       <w:spacing w:val="5"/>
       <w:kern w:val="28"/>
@@ -3410,7 +3714,7 @@
       </w:numPr>
     </w:pPr>
     <w:rPr>
-      <w:rFonts w:asciiTheme="majorHAnsi" w:cstheme="majorBidi" w:eastAsiaTheme="majorEastAsia" w:hAnsiTheme="majorHAnsi"/>
+      <w:rFonts w:asciiTheme="majorHAnsi" w:cstheme="majorBidi" w:hAnsiTheme="majorHAnsi" w:eastAsia="黑体"/>
       <w:i/>
       <w:iCs/>
       <w:color w:themeColor="accent1" w:val="4F81BD"/>
@@ -3426,7 +3730,7 @@
     <w:uiPriority w:val="11"/>
     <w:rsid w:val="00FC693F"/>
     <w:rPr>
-      <w:rFonts w:asciiTheme="majorHAnsi" w:cstheme="majorBidi" w:eastAsiaTheme="majorEastAsia" w:hAnsiTheme="majorHAnsi"/>
+      <w:rFonts w:asciiTheme="majorHAnsi" w:cstheme="majorBidi" w:hAnsiTheme="majorHAnsi" w:eastAsia="黑体"/>
       <w:i/>
       <w:iCs/>
       <w:color w:themeColor="accent1" w:val="4F81BD"/>
@@ -3493,6 +3797,7 @@
       <w:spacing w:after="120"/>
     </w:pPr>
     <w:rPr>
+      <w:rFonts w:eastAsia="黑体"/>
       <w:sz w:val="16"/>
       <w:szCs w:val="16"/>
     </w:rPr>
@@ -3504,6 +3809,7 @@
     <w:uiPriority w:val="99"/>
     <w:rsid w:val="00AA1D8D"/>
     <w:rPr>
+      <w:rFonts w:eastAsia="黑体"/>
       <w:sz w:val="16"/>
       <w:szCs w:val="16"/>
     </w:rPr>
@@ -3673,7 +3979,7 @@
       </w:tabs>
     </w:pPr>
     <w:rPr>
-      <w:rFonts w:ascii="Courier" w:hAnsi="Courier"/>
+      <w:rFonts w:ascii="Courier" w:hAnsi="Courier" w:eastAsia="黑体"/>
       <w:sz w:val="20"/>
       <w:szCs w:val="20"/>
     </w:rPr>
@@ -3685,7 +3991,7 @@
     <w:uiPriority w:val="99"/>
     <w:rsid w:val="0029639D"/>
     <w:rPr>
-      <w:rFonts w:ascii="Courier" w:hAnsi="Courier"/>
+      <w:rFonts w:ascii="Courier" w:hAnsi="Courier" w:eastAsia="黑体"/>
       <w:sz w:val="20"/>
       <w:szCs w:val="20"/>
     </w:rPr>
@@ -3721,6 +4027,7 @@
     <w:uiPriority w:val="29"/>
     <w:rsid w:val="00FC693F"/>
     <w:rPr>
+      <w:rFonts w:eastAsia="黑体"/>
       <w:i/>
       <w:iCs/>
       <w:color w:themeColor="text1" w:val="000000"/>
@@ -3734,7 +4041,7 @@
     <w:semiHidden/>
     <w:rsid w:val="00FC693F"/>
     <w:rPr>
-      <w:rFonts w:asciiTheme="majorHAnsi" w:cstheme="majorBidi" w:eastAsiaTheme="majorEastAsia" w:hAnsiTheme="majorHAnsi"/>
+      <w:rFonts w:asciiTheme="majorHAnsi" w:cstheme="majorBidi" w:hAnsiTheme="majorHAnsi" w:eastAsia="黑体"/>
       <w:b/>
       <w:bCs/>
       <w:i/>
@@ -3750,7 +4057,7 @@
     <w:semiHidden/>
     <w:rsid w:val="00FC693F"/>
     <w:rPr>
-      <w:rFonts w:asciiTheme="majorHAnsi" w:cstheme="majorBidi" w:eastAsiaTheme="majorEastAsia" w:hAnsiTheme="majorHAnsi"/>
+      <w:rFonts w:asciiTheme="majorHAnsi" w:cstheme="majorBidi" w:hAnsiTheme="majorHAnsi" w:eastAsia="黑体"/>
       <w:color w:themeColor="accent1" w:themeShade="7F" w:val="243F60"/>
     </w:rPr>
   </w:style>
@@ -3762,7 +4069,7 @@
     <w:semiHidden/>
     <w:rsid w:val="00FC693F"/>
     <w:rPr>
-      <w:rFonts w:asciiTheme="majorHAnsi" w:cstheme="majorBidi" w:eastAsiaTheme="majorEastAsia" w:hAnsiTheme="majorHAnsi"/>
+      <w:rFonts w:asciiTheme="majorHAnsi" w:cstheme="majorBidi" w:hAnsiTheme="majorHAnsi" w:eastAsia="黑体"/>
       <w:i/>
       <w:iCs/>
       <w:color w:themeColor="accent1" w:themeShade="7F" w:val="243F60"/>
@@ -3776,7 +4083,7 @@
     <w:semiHidden/>
     <w:rsid w:val="00FC693F"/>
     <w:rPr>
-      <w:rFonts w:asciiTheme="majorHAnsi" w:cstheme="majorBidi" w:eastAsiaTheme="majorEastAsia" w:hAnsiTheme="majorHAnsi"/>
+      <w:rFonts w:asciiTheme="majorHAnsi" w:cstheme="majorBidi" w:hAnsiTheme="majorHAnsi" w:eastAsia="黑体"/>
       <w:i/>
       <w:iCs/>
       <w:color w:themeColor="text1" w:themeTint="BF" w:val="404040"/>
@@ -3790,7 +4097,7 @@
     <w:semiHidden/>
     <w:rsid w:val="00FC693F"/>
     <w:rPr>
-      <w:rFonts w:asciiTheme="majorHAnsi" w:cstheme="majorBidi" w:eastAsiaTheme="majorEastAsia" w:hAnsiTheme="majorHAnsi"/>
+      <w:rFonts w:asciiTheme="majorHAnsi" w:cstheme="majorBidi" w:hAnsiTheme="majorHAnsi" w:eastAsia="黑体"/>
       <w:color w:themeColor="accent1" w:val="4F81BD"/>
       <w:sz w:val="20"/>
       <w:szCs w:val="20"/>
@@ -3804,7 +4111,7 @@
     <w:semiHidden/>
     <w:rsid w:val="00FC693F"/>
     <w:rPr>
-      <w:rFonts w:asciiTheme="majorHAnsi" w:cstheme="majorBidi" w:eastAsiaTheme="majorEastAsia" w:hAnsiTheme="majorHAnsi"/>
+      <w:rFonts w:asciiTheme="majorHAnsi" w:cstheme="majorBidi" w:hAnsiTheme="majorHAnsi" w:eastAsia="黑体"/>
       <w:i/>
       <w:iCs/>
       <w:color w:themeColor="text1" w:themeTint="BF" w:val="404040"/>
@@ -3825,6 +4132,7 @@
       <w:spacing w:line="240" w:lineRule="auto"/>
     </w:pPr>
     <w:rPr>
+      <w:rFonts w:eastAsia="黑体"/>
       <w:b/>
       <w:bCs/>
       <w:color w:themeColor="accent1" w:val="4F81BD"/>
@@ -3839,6 +4147,7 @@
     <w:qFormat/>
     <w:rsid w:val="00FC693F"/>
     <w:rPr>
+      <w:rFonts w:eastAsia="黑体"/>
       <w:b/>
       <w:bCs/>
     </w:rPr>
@@ -3850,6 +4159,7 @@
     <w:qFormat/>
     <w:rsid w:val="00FC693F"/>
     <w:rPr>
+      <w:rFonts w:eastAsia="黑体"/>
       <w:i/>
       <w:iCs/>
     </w:rPr>
@@ -3870,6 +4180,7 @@
       <w:ind w:left="936" w:right="936"/>
     </w:pPr>
     <w:rPr>
+      <w:rFonts w:eastAsia="黑体"/>
       <w:b/>
       <w:bCs/>
       <w:i/>
@@ -3884,6 +4195,7 @@
     <w:uiPriority w:val="30"/>
     <w:rsid w:val="00FC693F"/>
     <w:rPr>
+      <w:rFonts w:eastAsia="黑体"/>
       <w:b/>
       <w:bCs/>
       <w:i/>
@@ -3898,6 +4210,7 @@
     <w:qFormat/>
     <w:rsid w:val="00FC693F"/>
     <w:rPr>
+      <w:rFonts w:eastAsia="黑体"/>
       <w:i/>
       <w:iCs/>
       <w:color w:themeColor="text1" w:themeTint="7F" w:val="808080"/>
@@ -3910,6 +4223,7 @@
     <w:qFormat/>
     <w:rsid w:val="00FC693F"/>
     <w:rPr>
+      <w:rFonts w:eastAsia="黑体"/>
       <w:b/>
       <w:bCs/>
       <w:i/>
@@ -3924,6 +4238,7 @@
     <w:qFormat/>
     <w:rsid w:val="00FC693F"/>
     <w:rPr>
+      <w:rFonts w:eastAsia="黑体"/>
       <w:smallCaps/>
       <w:color w:themeColor="accent2" w:val="C0504D"/>
       <w:u w:val="single"/>
@@ -3936,6 +4251,7 @@
     <w:qFormat/>
     <w:rsid w:val="00FC693F"/>
     <w:rPr>
+      <w:rFonts w:eastAsia="黑体"/>
       <w:b/>
       <w:bCs/>
       <w:smallCaps/>
@@ -3951,6 +4267,7 @@
     <w:qFormat/>
     <w:rsid w:val="00FC693F"/>
     <w:rPr>
+      <w:rFonts w:eastAsia="黑体"/>
       <w:b/>
       <w:bCs/>
       <w:smallCaps/>
@@ -4005,6 +4322,7 @@
       <w:spacing w:after="0" w:line="240" w:lineRule="auto"/>
     </w:pPr>
     <w:rPr>
+      <w:rFonts w:eastAsia="黑体"/>
       <w:color w:themeColor="text1" w:themeShade="BF" w:val="000000"/>
     </w:rPr>
     <w:tblPr>
@@ -4027,6 +4345,7 @@
         <w:spacing w:after="0" w:before="0" w:line="240" w:lineRule="auto"/>
       </w:pPr>
       <w:rPr>
+        <w:rFonts w:eastAsia="黑体"/>
         <w:b/>
         <w:bCs/>
       </w:rPr>
@@ -4047,6 +4366,7 @@
         <w:spacing w:after="0" w:before="0" w:line="240" w:lineRule="auto"/>
       </w:pPr>
       <w:rPr>
+        <w:rFonts w:eastAsia="黑体"/>
         <w:b/>
         <w:bCs/>
       </w:rPr>
@@ -4064,12 +4384,14 @@
     </w:tblStylePr>
     <w:tblStylePr w:type="firstCol">
       <w:rPr>
+        <w:rFonts w:eastAsia="黑体"/>
         <w:b/>
         <w:bCs/>
       </w:rPr>
     </w:tblStylePr>
     <w:tblStylePr w:type="lastCol">
       <w:rPr>
+        <w:rFonts w:eastAsia="黑体"/>
         <w:b/>
         <w:bCs/>
       </w:rPr>
@@ -4108,6 +4430,7 @@
       <w:spacing w:after="0" w:line="240" w:lineRule="auto"/>
     </w:pPr>
     <w:rPr>
+      <w:rFonts w:eastAsia="黑体"/>
       <w:color w:themeColor="accent1" w:themeShade="BF" w:val="365F91"/>
     </w:rPr>
     <w:tblPr>
@@ -4130,6 +4453,7 @@
         <w:spacing w:after="0" w:before="0" w:line="240" w:lineRule="auto"/>
       </w:pPr>
       <w:rPr>
+        <w:rFonts w:eastAsia="黑体"/>
         <w:b/>
         <w:bCs/>
       </w:rPr>
@@ -4150,6 +4474,7 @@
         <w:spacing w:after="0" w:before="0" w:line="240" w:lineRule="auto"/>
       </w:pPr>
       <w:rPr>
+        <w:rFonts w:eastAsia="黑体"/>
         <w:b/>
         <w:bCs/>
       </w:rPr>
@@ -4167,12 +4492,14 @@
     </w:tblStylePr>
     <w:tblStylePr w:type="firstCol">
       <w:rPr>
+        <w:rFonts w:eastAsia="黑体"/>
         <w:b/>
         <w:bCs/>
       </w:rPr>
     </w:tblStylePr>
     <w:tblStylePr w:type="lastCol">
       <w:rPr>
+        <w:rFonts w:eastAsia="黑体"/>
         <w:b/>
         <w:bCs/>
       </w:rPr>
@@ -4211,6 +4538,7 @@
       <w:spacing w:after="0" w:line="240" w:lineRule="auto"/>
     </w:pPr>
     <w:rPr>
+      <w:rFonts w:eastAsia="黑体"/>
       <w:color w:themeColor="accent2" w:themeShade="BF" w:val="943634"/>
     </w:rPr>
     <w:tblPr>
@@ -4233,6 +4561,7 @@
         <w:spacing w:after="0" w:before="0" w:line="240" w:lineRule="auto"/>
       </w:pPr>
       <w:rPr>
+        <w:rFonts w:eastAsia="黑体"/>
         <w:b/>
         <w:bCs/>
       </w:rPr>
@@ -4253,6 +4582,7 @@
         <w:spacing w:after="0" w:before="0" w:line="240" w:lineRule="auto"/>
       </w:pPr>
       <w:rPr>
+        <w:rFonts w:eastAsia="黑体"/>
         <w:b/>
         <w:bCs/>
       </w:rPr>
@@ -4270,12 +4600,14 @@
     </w:tblStylePr>
     <w:tblStylePr w:type="firstCol">
       <w:rPr>
+        <w:rFonts w:eastAsia="黑体"/>
         <w:b/>
         <w:bCs/>
       </w:rPr>
     </w:tblStylePr>
     <w:tblStylePr w:type="lastCol">
       <w:rPr>
+        <w:rFonts w:eastAsia="黑体"/>
         <w:b/>
         <w:bCs/>
       </w:rPr>
@@ -4314,6 +4646,7 @@
       <w:spacing w:after="0" w:line="240" w:lineRule="auto"/>
     </w:pPr>
     <w:rPr>
+      <w:rFonts w:eastAsia="黑体"/>
       <w:color w:themeColor="accent3" w:themeShade="BF" w:val="76923C"/>
     </w:rPr>
     <w:tblPr>
@@ -4336,6 +4669,7 @@
         <w:spacing w:after="0" w:before="0" w:line="240" w:lineRule="auto"/>
       </w:pPr>
       <w:rPr>
+        <w:rFonts w:eastAsia="黑体"/>
         <w:b/>
         <w:bCs/>
       </w:rPr>
@@ -4356,6 +4690,7 @@
         <w:spacing w:after="0" w:before="0" w:line="240" w:lineRule="auto"/>
       </w:pPr>
       <w:rPr>
+        <w:rFonts w:eastAsia="黑体"/>
         <w:b/>
         <w:bCs/>
       </w:rPr>
@@ -4373,12 +4708,14 @@
     </w:tblStylePr>
     <w:tblStylePr w:type="firstCol">
       <w:rPr>
+        <w:rFonts w:eastAsia="黑体"/>
         <w:b/>
         <w:bCs/>
       </w:rPr>
     </w:tblStylePr>
     <w:tblStylePr w:type="lastCol">
       <w:rPr>
+        <w:rFonts w:eastAsia="黑体"/>
         <w:b/>
         <w:bCs/>
       </w:rPr>
@@ -4417,6 +4754,7 @@
       <w:spacing w:after="0" w:line="240" w:lineRule="auto"/>
     </w:pPr>
     <w:rPr>
+      <w:rFonts w:eastAsia="黑体"/>
       <w:color w:themeColor="accent4" w:themeShade="BF" w:val="5F497A"/>
     </w:rPr>
     <w:tblPr>
@@ -4439,6 +4777,7 @@
         <w:spacing w:after="0" w:before="0" w:line="240" w:lineRule="auto"/>
       </w:pPr>
       <w:rPr>
+        <w:rFonts w:eastAsia="黑体"/>
         <w:b/>
         <w:bCs/>
       </w:rPr>
@@ -4459,6 +4798,7 @@
         <w:spacing w:after="0" w:before="0" w:line="240" w:lineRule="auto"/>
       </w:pPr>
       <w:rPr>
+        <w:rFonts w:eastAsia="黑体"/>
         <w:b/>
         <w:bCs/>
       </w:rPr>
@@ -4476,12 +4816,14 @@
     </w:tblStylePr>
     <w:tblStylePr w:type="firstCol">
       <w:rPr>
+        <w:rFonts w:eastAsia="黑体"/>
         <w:b/>
         <w:bCs/>
       </w:rPr>
     </w:tblStylePr>
     <w:tblStylePr w:type="lastCol">
       <w:rPr>
+        <w:rFonts w:eastAsia="黑体"/>
         <w:b/>
         <w:bCs/>
       </w:rPr>
@@ -4520,6 +4862,7 @@
       <w:spacing w:after="0" w:line="240" w:lineRule="auto"/>
     </w:pPr>
     <w:rPr>
+      <w:rFonts w:eastAsia="黑体"/>
       <w:color w:themeColor="accent5" w:themeShade="BF" w:val="31849B"/>
     </w:rPr>
     <w:tblPr>
@@ -4542,6 +4885,7 @@
         <w:spacing w:after="0" w:before="0" w:line="240" w:lineRule="auto"/>
       </w:pPr>
       <w:rPr>
+        <w:rFonts w:eastAsia="黑体"/>
         <w:b/>
         <w:bCs/>
       </w:rPr>
@@ -4562,6 +4906,7 @@
         <w:spacing w:after="0" w:before="0" w:line="240" w:lineRule="auto"/>
       </w:pPr>
       <w:rPr>
+        <w:rFonts w:eastAsia="黑体"/>
         <w:b/>
         <w:bCs/>
       </w:rPr>
@@ -4579,12 +4924,14 @@
     </w:tblStylePr>
     <w:tblStylePr w:type="firstCol">
       <w:rPr>
+        <w:rFonts w:eastAsia="黑体"/>
         <w:b/>
         <w:bCs/>
       </w:rPr>
     </w:tblStylePr>
     <w:tblStylePr w:type="lastCol">
       <w:rPr>
+        <w:rFonts w:eastAsia="黑体"/>
         <w:b/>
         <w:bCs/>
       </w:rPr>
@@ -4623,6 +4970,7 @@
       <w:spacing w:after="0" w:line="240" w:lineRule="auto"/>
     </w:pPr>
     <w:rPr>
+      <w:rFonts w:eastAsia="黑体"/>
       <w:color w:themeColor="accent6" w:themeShade="BF" w:val="E36C0A"/>
     </w:rPr>
     <w:tblPr>
@@ -4645,6 +4993,7 @@
         <w:spacing w:after="0" w:before="0" w:line="240" w:lineRule="auto"/>
       </w:pPr>
       <w:rPr>
+        <w:rFonts w:eastAsia="黑体"/>
         <w:b/>
         <w:bCs/>
       </w:rPr>
@@ -4665,6 +5014,7 @@
         <w:spacing w:after="0" w:before="0" w:line="240" w:lineRule="auto"/>
       </w:pPr>
       <w:rPr>
+        <w:rFonts w:eastAsia="黑体"/>
         <w:b/>
         <w:bCs/>
       </w:rPr>
@@ -4682,12 +5032,14 @@
     </w:tblStylePr>
     <w:tblStylePr w:type="firstCol">
       <w:rPr>
+        <w:rFonts w:eastAsia="黑体"/>
         <w:b/>
         <w:bCs/>
       </w:rPr>
     </w:tblStylePr>
     <w:tblStylePr w:type="lastCol">
       <w:rPr>
+        <w:rFonts w:eastAsia="黑体"/>
         <w:b/>
         <w:bCs/>
       </w:rPr>
@@ -4747,6 +5099,7 @@
         <w:spacing w:after="0" w:before="0" w:line="240" w:lineRule="auto"/>
       </w:pPr>
       <w:rPr>
+        <w:rFonts w:eastAsia="黑体"/>
         <w:b/>
         <w:bCs/>
         <w:color w:themeColor="background1" w:val="FFFFFF"/>
@@ -4761,6 +5114,7 @@
         <w:spacing w:after="0" w:before="0" w:line="240" w:lineRule="auto"/>
       </w:pPr>
       <w:rPr>
+        <w:rFonts w:eastAsia="黑体"/>
         <w:b/>
         <w:bCs/>
       </w:rPr>
@@ -4776,12 +5130,14 @@
     </w:tblStylePr>
     <w:tblStylePr w:type="firstCol">
       <w:rPr>
+        <w:rFonts w:eastAsia="黑体"/>
         <w:b/>
         <w:bCs/>
       </w:rPr>
     </w:tblStylePr>
     <w:tblStylePr w:type="lastCol">
       <w:rPr>
+        <w:rFonts w:eastAsia="黑体"/>
         <w:b/>
         <w:bCs/>
       </w:rPr>
@@ -4839,6 +5195,7 @@
         <w:spacing w:after="0" w:before="0" w:line="240" w:lineRule="auto"/>
       </w:pPr>
       <w:rPr>
+        <w:rFonts w:eastAsia="黑体"/>
         <w:b/>
         <w:bCs/>
         <w:color w:themeColor="background1" w:val="FFFFFF"/>
@@ -4853,6 +5210,7 @@
         <w:spacing w:after="0" w:before="0" w:line="240" w:lineRule="auto"/>
       </w:pPr>
       <w:rPr>
+        <w:rFonts w:eastAsia="黑体"/>
         <w:b/>
         <w:bCs/>
       </w:rPr>
@@ -4868,12 +5226,14 @@
     </w:tblStylePr>
     <w:tblStylePr w:type="firstCol">
       <w:rPr>
+        <w:rFonts w:eastAsia="黑体"/>
         <w:b/>
         <w:bCs/>
       </w:rPr>
     </w:tblStylePr>
     <w:tblStylePr w:type="lastCol">
       <w:rPr>
+        <w:rFonts w:eastAsia="黑体"/>
         <w:b/>
         <w:bCs/>
       </w:rPr>
@@ -4931,6 +5291,7 @@
         <w:spacing w:after="0" w:before="0" w:line="240" w:lineRule="auto"/>
       </w:pPr>
       <w:rPr>
+        <w:rFonts w:eastAsia="黑体"/>
         <w:b/>
         <w:bCs/>
         <w:color w:themeColor="background1" w:val="FFFFFF"/>
@@ -4945,6 +5306,7 @@
         <w:spacing w:after="0" w:before="0" w:line="240" w:lineRule="auto"/>
       </w:pPr>
       <w:rPr>
+        <w:rFonts w:eastAsia="黑体"/>
         <w:b/>
         <w:bCs/>
       </w:rPr>
@@ -4960,12 +5322,14 @@
     </w:tblStylePr>
     <w:tblStylePr w:type="firstCol">
       <w:rPr>
+        <w:rFonts w:eastAsia="黑体"/>
         <w:b/>
         <w:bCs/>
       </w:rPr>
     </w:tblStylePr>
     <w:tblStylePr w:type="lastCol">
       <w:rPr>
+        <w:rFonts w:eastAsia="黑体"/>
         <w:b/>
         <w:bCs/>
       </w:rPr>
@@ -5023,6 +5387,7 @@
         <w:spacing w:after="0" w:before="0" w:line="240" w:lineRule="auto"/>
       </w:pPr>
       <w:rPr>
+        <w:rFonts w:eastAsia="黑体"/>
         <w:b/>
         <w:bCs/>
         <w:color w:themeColor="background1" w:val="FFFFFF"/>
@@ -5037,6 +5402,7 @@
         <w:spacing w:after="0" w:before="0" w:line="240" w:lineRule="auto"/>
       </w:pPr>
       <w:rPr>
+        <w:rFonts w:eastAsia="黑体"/>
         <w:b/>
         <w:bCs/>
       </w:rPr>
@@ -5052,12 +5418,14 @@
     </w:tblStylePr>
     <w:tblStylePr w:type="firstCol">
       <w:rPr>
+        <w:rFonts w:eastAsia="黑体"/>
         <w:b/>
         <w:bCs/>
       </w:rPr>
     </w:tblStylePr>
     <w:tblStylePr w:type="lastCol">
       <w:rPr>
+        <w:rFonts w:eastAsia="黑体"/>
         <w:b/>
         <w:bCs/>
       </w:rPr>
@@ -5115,6 +5483,7 @@
         <w:spacing w:after="0" w:before="0" w:line="240" w:lineRule="auto"/>
       </w:pPr>
       <w:rPr>
+        <w:rFonts w:eastAsia="黑体"/>
         <w:b/>
         <w:bCs/>
         <w:color w:themeColor="background1" w:val="FFFFFF"/>
@@ -5129,6 +5498,7 @@
         <w:spacing w:after="0" w:before="0" w:line="240" w:lineRule="auto"/>
       </w:pPr>
       <w:rPr>
+        <w:rFonts w:eastAsia="黑体"/>
         <w:b/>
         <w:bCs/>
       </w:rPr>
@@ -5144,12 +5514,14 @@
     </w:tblStylePr>
     <w:tblStylePr w:type="firstCol">
       <w:rPr>
+        <w:rFonts w:eastAsia="黑体"/>
         <w:b/>
         <w:bCs/>
       </w:rPr>
     </w:tblStylePr>
     <w:tblStylePr w:type="lastCol">
       <w:rPr>
+        <w:rFonts w:eastAsia="黑体"/>
         <w:b/>
         <w:bCs/>
       </w:rPr>
@@ -5207,6 +5579,7 @@
         <w:spacing w:after="0" w:before="0" w:line="240" w:lineRule="auto"/>
       </w:pPr>
       <w:rPr>
+        <w:rFonts w:eastAsia="黑体"/>
         <w:b/>
         <w:bCs/>
         <w:color w:themeColor="background1" w:val="FFFFFF"/>
@@ -5221,6 +5594,7 @@
         <w:spacing w:after="0" w:before="0" w:line="240" w:lineRule="auto"/>
       </w:pPr>
       <w:rPr>
+        <w:rFonts w:eastAsia="黑体"/>
         <w:b/>
         <w:bCs/>
       </w:rPr>
@@ -5236,12 +5610,14 @@
     </w:tblStylePr>
     <w:tblStylePr w:type="firstCol">
       <w:rPr>
+        <w:rFonts w:eastAsia="黑体"/>
         <w:b/>
         <w:bCs/>
       </w:rPr>
     </w:tblStylePr>
     <w:tblStylePr w:type="lastCol">
       <w:rPr>
+        <w:rFonts w:eastAsia="黑体"/>
         <w:b/>
         <w:bCs/>
       </w:rPr>
@@ -5299,6 +5675,7 @@
         <w:spacing w:after="0" w:before="0" w:line="240" w:lineRule="auto"/>
       </w:pPr>
       <w:rPr>
+        <w:rFonts w:eastAsia="黑体"/>
         <w:b/>
         <w:bCs/>
         <w:color w:themeColor="background1" w:val="FFFFFF"/>
@@ -5313,6 +5690,7 @@
         <w:spacing w:after="0" w:before="0" w:line="240" w:lineRule="auto"/>
       </w:pPr>
       <w:rPr>
+        <w:rFonts w:eastAsia="黑体"/>
         <w:b/>
         <w:bCs/>
       </w:rPr>
@@ -5328,12 +5706,14 @@
     </w:tblStylePr>
     <w:tblStylePr w:type="firstCol">
       <w:rPr>
+        <w:rFonts w:eastAsia="黑体"/>
         <w:b/>
         <w:bCs/>
       </w:rPr>
     </w:tblStylePr>
     <w:tblStylePr w:type="lastCol">
       <w:rPr>
+        <w:rFonts w:eastAsia="黑体"/>
         <w:b/>
         <w:bCs/>
       </w:rPr>
@@ -5393,7 +5773,7 @@
         <w:spacing w:after="0" w:before="0" w:line="240" w:lineRule="auto"/>
       </w:pPr>
       <w:rPr>
-        <w:rFonts w:asciiTheme="majorHAnsi" w:cstheme="majorBidi" w:eastAsiaTheme="majorEastAsia" w:hAnsiTheme="majorHAnsi"/>
+        <w:rFonts w:asciiTheme="majorHAnsi" w:cstheme="majorBidi" w:hAnsiTheme="majorHAnsi" w:eastAsia="黑体"/>
         <w:b/>
         <w:bCs/>
       </w:rPr>
@@ -5414,7 +5794,7 @@
         <w:spacing w:after="0" w:before="0" w:line="240" w:lineRule="auto"/>
       </w:pPr>
       <w:rPr>
-        <w:rFonts w:asciiTheme="majorHAnsi" w:cstheme="majorBidi" w:eastAsiaTheme="majorEastAsia" w:hAnsiTheme="majorHAnsi"/>
+        <w:rFonts w:asciiTheme="majorHAnsi" w:cstheme="majorBidi" w:hAnsiTheme="majorHAnsi" w:eastAsia="黑体"/>
         <w:b/>
         <w:bCs/>
       </w:rPr>
@@ -5432,14 +5812,14 @@
     </w:tblStylePr>
     <w:tblStylePr w:type="firstCol">
       <w:rPr>
-        <w:rFonts w:asciiTheme="majorHAnsi" w:cstheme="majorBidi" w:eastAsiaTheme="majorEastAsia" w:hAnsiTheme="majorHAnsi"/>
+        <w:rFonts w:asciiTheme="majorHAnsi" w:cstheme="majorBidi" w:hAnsiTheme="majorHAnsi" w:eastAsia="黑体"/>
         <w:b/>
         <w:bCs/>
       </w:rPr>
     </w:tblStylePr>
     <w:tblStylePr w:type="lastCol">
       <w:rPr>
-        <w:rFonts w:asciiTheme="majorHAnsi" w:cstheme="majorBidi" w:eastAsiaTheme="majorEastAsia" w:hAnsiTheme="majorHAnsi"/>
+        <w:rFonts w:asciiTheme="majorHAnsi" w:cstheme="majorBidi" w:hAnsiTheme="majorHAnsi" w:eastAsia="黑体"/>
         <w:b/>
         <w:bCs/>
       </w:rPr>
@@ -5523,7 +5903,7 @@
         <w:spacing w:after="0" w:before="0" w:line="240" w:lineRule="auto"/>
       </w:pPr>
       <w:rPr>
-        <w:rFonts w:asciiTheme="majorHAnsi" w:cstheme="majorBidi" w:eastAsiaTheme="majorEastAsia" w:hAnsiTheme="majorHAnsi"/>
+        <w:rFonts w:asciiTheme="majorHAnsi" w:cstheme="majorBidi" w:hAnsiTheme="majorHAnsi" w:eastAsia="黑体"/>
         <w:b/>
         <w:bCs/>
       </w:rPr>
@@ -5544,7 +5924,7 @@
         <w:spacing w:after="0" w:before="0" w:line="240" w:lineRule="auto"/>
       </w:pPr>
       <w:rPr>
-        <w:rFonts w:asciiTheme="majorHAnsi" w:cstheme="majorBidi" w:eastAsiaTheme="majorEastAsia" w:hAnsiTheme="majorHAnsi"/>
+        <w:rFonts w:asciiTheme="majorHAnsi" w:cstheme="majorBidi" w:hAnsiTheme="majorHAnsi" w:eastAsia="黑体"/>
         <w:b/>
         <w:bCs/>
       </w:rPr>
@@ -5562,14 +5942,14 @@
     </w:tblStylePr>
     <w:tblStylePr w:type="firstCol">
       <w:rPr>
-        <w:rFonts w:asciiTheme="majorHAnsi" w:cstheme="majorBidi" w:eastAsiaTheme="majorEastAsia" w:hAnsiTheme="majorHAnsi"/>
+        <w:rFonts w:asciiTheme="majorHAnsi" w:cstheme="majorBidi" w:hAnsiTheme="majorHAnsi" w:eastAsia="黑体"/>
         <w:b/>
         <w:bCs/>
       </w:rPr>
     </w:tblStylePr>
     <w:tblStylePr w:type="lastCol">
       <w:rPr>
-        <w:rFonts w:asciiTheme="majorHAnsi" w:cstheme="majorBidi" w:eastAsiaTheme="majorEastAsia" w:hAnsiTheme="majorHAnsi"/>
+        <w:rFonts w:asciiTheme="majorHAnsi" w:cstheme="majorBidi" w:hAnsiTheme="majorHAnsi" w:eastAsia="黑体"/>
         <w:b/>
         <w:bCs/>
       </w:rPr>
@@ -5653,7 +6033,7 @@
         <w:spacing w:after="0" w:before="0" w:line="240" w:lineRule="auto"/>
       </w:pPr>
       <w:rPr>
-        <w:rFonts w:asciiTheme="majorHAnsi" w:cstheme="majorBidi" w:eastAsiaTheme="majorEastAsia" w:hAnsiTheme="majorHAnsi"/>
+        <w:rFonts w:asciiTheme="majorHAnsi" w:cstheme="majorBidi" w:hAnsiTheme="majorHAnsi" w:eastAsia="黑体"/>
         <w:b/>
         <w:bCs/>
       </w:rPr>
@@ -5674,7 +6054,7 @@
         <w:spacing w:after="0" w:before="0" w:line="240" w:lineRule="auto"/>
       </w:pPr>
       <w:rPr>
-        <w:rFonts w:asciiTheme="majorHAnsi" w:cstheme="majorBidi" w:eastAsiaTheme="majorEastAsia" w:hAnsiTheme="majorHAnsi"/>
+        <w:rFonts w:asciiTheme="majorHAnsi" w:cstheme="majorBidi" w:hAnsiTheme="majorHAnsi" w:eastAsia="黑体"/>
         <w:b/>
         <w:bCs/>
       </w:rPr>
@@ -5692,14 +6072,14 @@
     </w:tblStylePr>
     <w:tblStylePr w:type="firstCol">
       <w:rPr>
-        <w:rFonts w:asciiTheme="majorHAnsi" w:cstheme="majorBidi" w:eastAsiaTheme="majorEastAsia" w:hAnsiTheme="majorHAnsi"/>
+        <w:rFonts w:asciiTheme="majorHAnsi" w:cstheme="majorBidi" w:hAnsiTheme="majorHAnsi" w:eastAsia="黑体"/>
         <w:b/>
         <w:bCs/>
       </w:rPr>
     </w:tblStylePr>
     <w:tblStylePr w:type="lastCol">
       <w:rPr>
-        <w:rFonts w:asciiTheme="majorHAnsi" w:cstheme="majorBidi" w:eastAsiaTheme="majorEastAsia" w:hAnsiTheme="majorHAnsi"/>
+        <w:rFonts w:asciiTheme="majorHAnsi" w:cstheme="majorBidi" w:hAnsiTheme="majorHAnsi" w:eastAsia="黑体"/>
         <w:b/>
         <w:bCs/>
       </w:rPr>
@@ -5783,7 +6163,7 @@
         <w:spacing w:after="0" w:before="0" w:line="240" w:lineRule="auto"/>
       </w:pPr>
       <w:rPr>
-        <w:rFonts w:asciiTheme="majorHAnsi" w:cstheme="majorBidi" w:eastAsiaTheme="majorEastAsia" w:hAnsiTheme="majorHAnsi"/>
+        <w:rFonts w:asciiTheme="majorHAnsi" w:cstheme="majorBidi" w:hAnsiTheme="majorHAnsi" w:eastAsia="黑体"/>
         <w:b/>
         <w:bCs/>
       </w:rPr>
@@ -5804,7 +6184,7 @@
         <w:spacing w:after="0" w:before="0" w:line="240" w:lineRule="auto"/>
       </w:pPr>
       <w:rPr>
-        <w:rFonts w:asciiTheme="majorHAnsi" w:cstheme="majorBidi" w:eastAsiaTheme="majorEastAsia" w:hAnsiTheme="majorHAnsi"/>
+        <w:rFonts w:asciiTheme="majorHAnsi" w:cstheme="majorBidi" w:hAnsiTheme="majorHAnsi" w:eastAsia="黑体"/>
         <w:b/>
         <w:bCs/>
       </w:rPr>
@@ -5822,14 +6202,14 @@
     </w:tblStylePr>
     <w:tblStylePr w:type="firstCol">
       <w:rPr>
-        <w:rFonts w:asciiTheme="majorHAnsi" w:cstheme="majorBidi" w:eastAsiaTheme="majorEastAsia" w:hAnsiTheme="majorHAnsi"/>
+        <w:rFonts w:asciiTheme="majorHAnsi" w:cstheme="majorBidi" w:hAnsiTheme="majorHAnsi" w:eastAsia="黑体"/>
         <w:b/>
         <w:bCs/>
       </w:rPr>
     </w:tblStylePr>
     <w:tblStylePr w:type="lastCol">
       <w:rPr>
-        <w:rFonts w:asciiTheme="majorHAnsi" w:cstheme="majorBidi" w:eastAsiaTheme="majorEastAsia" w:hAnsiTheme="majorHAnsi"/>
+        <w:rFonts w:asciiTheme="majorHAnsi" w:cstheme="majorBidi" w:hAnsiTheme="majorHAnsi" w:eastAsia="黑体"/>
         <w:b/>
         <w:bCs/>
       </w:rPr>
@@ -5913,7 +6293,7 @@
         <w:spacing w:after="0" w:before="0" w:line="240" w:lineRule="auto"/>
       </w:pPr>
       <w:rPr>
-        <w:rFonts w:asciiTheme="majorHAnsi" w:cstheme="majorBidi" w:eastAsiaTheme="majorEastAsia" w:hAnsiTheme="majorHAnsi"/>
+        <w:rFonts w:asciiTheme="majorHAnsi" w:cstheme="majorBidi" w:hAnsiTheme="majorHAnsi" w:eastAsia="黑体"/>
         <w:b/>
         <w:bCs/>
       </w:rPr>
@@ -5934,7 +6314,7 @@
         <w:spacing w:after="0" w:before="0" w:line="240" w:lineRule="auto"/>
       </w:pPr>
       <w:rPr>
-        <w:rFonts w:asciiTheme="majorHAnsi" w:cstheme="majorBidi" w:eastAsiaTheme="majorEastAsia" w:hAnsiTheme="majorHAnsi"/>
+        <w:rFonts w:asciiTheme="majorHAnsi" w:cstheme="majorBidi" w:hAnsiTheme="majorHAnsi" w:eastAsia="黑体"/>
         <w:b/>
         <w:bCs/>
       </w:rPr>
@@ -5952,14 +6332,14 @@
     </w:tblStylePr>
     <w:tblStylePr w:type="firstCol">
       <w:rPr>
-        <w:rFonts w:asciiTheme="majorHAnsi" w:cstheme="majorBidi" w:eastAsiaTheme="majorEastAsia" w:hAnsiTheme="majorHAnsi"/>
+        <w:rFonts w:asciiTheme="majorHAnsi" w:cstheme="majorBidi" w:hAnsiTheme="majorHAnsi" w:eastAsia="黑体"/>
         <w:b/>
         <w:bCs/>
       </w:rPr>
     </w:tblStylePr>
     <w:tblStylePr w:type="lastCol">
       <w:rPr>
-        <w:rFonts w:asciiTheme="majorHAnsi" w:cstheme="majorBidi" w:eastAsiaTheme="majorEastAsia" w:hAnsiTheme="majorHAnsi"/>
+        <w:rFonts w:asciiTheme="majorHAnsi" w:cstheme="majorBidi" w:hAnsiTheme="majorHAnsi" w:eastAsia="黑体"/>
         <w:b/>
         <w:bCs/>
       </w:rPr>
@@ -6043,7 +6423,7 @@
         <w:spacing w:after="0" w:before="0" w:line="240" w:lineRule="auto"/>
       </w:pPr>
       <w:rPr>
-        <w:rFonts w:asciiTheme="majorHAnsi" w:cstheme="majorBidi" w:eastAsiaTheme="majorEastAsia" w:hAnsiTheme="majorHAnsi"/>
+        <w:rFonts w:asciiTheme="majorHAnsi" w:cstheme="majorBidi" w:hAnsiTheme="majorHAnsi" w:eastAsia="黑体"/>
         <w:b/>
         <w:bCs/>
       </w:rPr>
@@ -6064,7 +6444,7 @@
         <w:spacing w:after="0" w:before="0" w:line="240" w:lineRule="auto"/>
       </w:pPr>
       <w:rPr>
-        <w:rFonts w:asciiTheme="majorHAnsi" w:cstheme="majorBidi" w:eastAsiaTheme="majorEastAsia" w:hAnsiTheme="majorHAnsi"/>
+        <w:rFonts w:asciiTheme="majorHAnsi" w:cstheme="majorBidi" w:hAnsiTheme="majorHAnsi" w:eastAsia="黑体"/>
         <w:b/>
         <w:bCs/>
       </w:rPr>
@@ -6082,14 +6462,14 @@
     </w:tblStylePr>
     <w:tblStylePr w:type="firstCol">
       <w:rPr>
-        <w:rFonts w:asciiTheme="majorHAnsi" w:cstheme="majorBidi" w:eastAsiaTheme="majorEastAsia" w:hAnsiTheme="majorHAnsi"/>
+        <w:rFonts w:asciiTheme="majorHAnsi" w:cstheme="majorBidi" w:hAnsiTheme="majorHAnsi" w:eastAsia="黑体"/>
         <w:b/>
         <w:bCs/>
       </w:rPr>
     </w:tblStylePr>
     <w:tblStylePr w:type="lastCol">
       <w:rPr>
-        <w:rFonts w:asciiTheme="majorHAnsi" w:cstheme="majorBidi" w:eastAsiaTheme="majorEastAsia" w:hAnsiTheme="majorHAnsi"/>
+        <w:rFonts w:asciiTheme="majorHAnsi" w:cstheme="majorBidi" w:hAnsiTheme="majorHAnsi" w:eastAsia="黑体"/>
         <w:b/>
         <w:bCs/>
       </w:rPr>
@@ -6173,7 +6553,7 @@
         <w:spacing w:after="0" w:before="0" w:line="240" w:lineRule="auto"/>
       </w:pPr>
       <w:rPr>
-        <w:rFonts w:asciiTheme="majorHAnsi" w:cstheme="majorBidi" w:eastAsiaTheme="majorEastAsia" w:hAnsiTheme="majorHAnsi"/>
+        <w:rFonts w:asciiTheme="majorHAnsi" w:cstheme="majorBidi" w:hAnsiTheme="majorHAnsi" w:eastAsia="黑体"/>
         <w:b/>
         <w:bCs/>
       </w:rPr>
@@ -6194,7 +6574,7 @@
         <w:spacing w:after="0" w:before="0" w:line="240" w:lineRule="auto"/>
       </w:pPr>
       <w:rPr>
-        <w:rFonts w:asciiTheme="majorHAnsi" w:cstheme="majorBidi" w:eastAsiaTheme="majorEastAsia" w:hAnsiTheme="majorHAnsi"/>
+        <w:rFonts w:asciiTheme="majorHAnsi" w:cstheme="majorBidi" w:hAnsiTheme="majorHAnsi" w:eastAsia="黑体"/>
         <w:b/>
         <w:bCs/>
       </w:rPr>
@@ -6212,14 +6592,14 @@
     </w:tblStylePr>
     <w:tblStylePr w:type="firstCol">
       <w:rPr>
-        <w:rFonts w:asciiTheme="majorHAnsi" w:cstheme="majorBidi" w:eastAsiaTheme="majorEastAsia" w:hAnsiTheme="majorHAnsi"/>
+        <w:rFonts w:asciiTheme="majorHAnsi" w:cstheme="majorBidi" w:hAnsiTheme="majorHAnsi" w:eastAsia="黑体"/>
         <w:b/>
         <w:bCs/>
       </w:rPr>
     </w:tblStylePr>
     <w:tblStylePr w:type="lastCol">
       <w:rPr>
-        <w:rFonts w:asciiTheme="majorHAnsi" w:cstheme="majorBidi" w:eastAsiaTheme="majorEastAsia" w:hAnsiTheme="majorHAnsi"/>
+        <w:rFonts w:asciiTheme="majorHAnsi" w:cstheme="majorBidi" w:hAnsiTheme="majorHAnsi" w:eastAsia="黑体"/>
         <w:b/>
         <w:bCs/>
       </w:rPr>
@@ -6302,6 +6682,7 @@
         <w:spacing w:after="0" w:before="0" w:line="240" w:lineRule="auto"/>
       </w:pPr>
       <w:rPr>
+        <w:rFonts w:eastAsia="黑体"/>
         <w:b/>
         <w:bCs/>
         <w:color w:themeColor="background1" w:val="FFFFFF"/>
@@ -6324,6 +6705,7 @@
         <w:spacing w:after="0" w:before="0" w:line="240" w:lineRule="auto"/>
       </w:pPr>
       <w:rPr>
+        <w:rFonts w:eastAsia="黑体"/>
         <w:b/>
         <w:bCs/>
       </w:rPr>
@@ -6341,12 +6723,14 @@
     </w:tblStylePr>
     <w:tblStylePr w:type="firstCol">
       <w:rPr>
+        <w:rFonts w:eastAsia="黑体"/>
         <w:b/>
         <w:bCs/>
       </w:rPr>
     </w:tblStylePr>
     <w:tblStylePr w:type="lastCol">
       <w:rPr>
+        <w:rFonts w:eastAsia="黑体"/>
         <w:b/>
         <w:bCs/>
       </w:rPr>
@@ -6408,6 +6792,7 @@
         <w:spacing w:after="0" w:before="0" w:line="240" w:lineRule="auto"/>
       </w:pPr>
       <w:rPr>
+        <w:rFonts w:eastAsia="黑体"/>
         <w:b/>
         <w:bCs/>
         <w:color w:themeColor="background1" w:val="FFFFFF"/>
@@ -6430,6 +6815,7 @@
         <w:spacing w:after="0" w:before="0" w:line="240" w:lineRule="auto"/>
       </w:pPr>
       <w:rPr>
+        <w:rFonts w:eastAsia="黑体"/>
         <w:b/>
         <w:bCs/>
       </w:rPr>
@@ -6447,12 +6833,14 @@
     </w:tblStylePr>
     <w:tblStylePr w:type="firstCol">
       <w:rPr>
+        <w:rFonts w:eastAsia="黑体"/>
         <w:b/>
         <w:bCs/>
       </w:rPr>
     </w:tblStylePr>
     <w:tblStylePr w:type="lastCol">
       <w:rPr>
+        <w:rFonts w:eastAsia="黑体"/>
         <w:b/>
         <w:bCs/>
       </w:rPr>
@@ -6514,6 +6902,7 @@
         <w:spacing w:after="0" w:before="0" w:line="240" w:lineRule="auto"/>
       </w:pPr>
       <w:rPr>
+        <w:rFonts w:eastAsia="黑体"/>
         <w:b/>
         <w:bCs/>
         <w:color w:themeColor="background1" w:val="FFFFFF"/>
@@ -6536,6 +6925,7 @@
         <w:spacing w:after="0" w:before="0" w:line="240" w:lineRule="auto"/>
       </w:pPr>
       <w:rPr>
+        <w:rFonts w:eastAsia="黑体"/>
         <w:b/>
         <w:bCs/>
       </w:rPr>
@@ -6553,12 +6943,14 @@
     </w:tblStylePr>
     <w:tblStylePr w:type="firstCol">
       <w:rPr>
+        <w:rFonts w:eastAsia="黑体"/>
         <w:b/>
         <w:bCs/>
       </w:rPr>
     </w:tblStylePr>
     <w:tblStylePr w:type="lastCol">
       <w:rPr>
+        <w:rFonts w:eastAsia="黑体"/>
         <w:b/>
         <w:bCs/>
       </w:rPr>
@@ -6620,6 +7012,7 @@
         <w:spacing w:after="0" w:before="0" w:line="240" w:lineRule="auto"/>
       </w:pPr>
       <w:rPr>
+        <w:rFonts w:eastAsia="黑体"/>
         <w:b/>
         <w:bCs/>
         <w:color w:themeColor="background1" w:val="FFFFFF"/>
@@ -6642,6 +7035,7 @@
         <w:spacing w:after="0" w:before="0" w:line="240" w:lineRule="auto"/>
       </w:pPr>
       <w:rPr>
+        <w:rFonts w:eastAsia="黑体"/>
         <w:b/>
         <w:bCs/>
       </w:rPr>
@@ -6659,12 +7053,14 @@
     </w:tblStylePr>
     <w:tblStylePr w:type="firstCol">
       <w:rPr>
+        <w:rFonts w:eastAsia="黑体"/>
         <w:b/>
         <w:bCs/>
       </w:rPr>
     </w:tblStylePr>
     <w:tblStylePr w:type="lastCol">
       <w:rPr>
+        <w:rFonts w:eastAsia="黑体"/>
         <w:b/>
         <w:bCs/>
       </w:rPr>
@@ -6726,6 +7122,7 @@
         <w:spacing w:after="0" w:before="0" w:line="240" w:lineRule="auto"/>
       </w:pPr>
       <w:rPr>
+        <w:rFonts w:eastAsia="黑体"/>
         <w:b/>
         <w:bCs/>
         <w:color w:themeColor="background1" w:val="FFFFFF"/>
@@ -6748,6 +7145,7 @@
         <w:spacing w:after="0" w:before="0" w:line="240" w:lineRule="auto"/>
       </w:pPr>
       <w:rPr>
+        <w:rFonts w:eastAsia="黑体"/>
         <w:b/>
         <w:bCs/>
       </w:rPr>
@@ -6765,12 +7163,14 @@
     </w:tblStylePr>
     <w:tblStylePr w:type="firstCol">
       <w:rPr>
+        <w:rFonts w:eastAsia="黑体"/>
         <w:b/>
         <w:bCs/>
       </w:rPr>
     </w:tblStylePr>
     <w:tblStylePr w:type="lastCol">
       <w:rPr>
+        <w:rFonts w:eastAsia="黑体"/>
         <w:b/>
         <w:bCs/>
       </w:rPr>
@@ -6832,6 +7232,7 @@
         <w:spacing w:after="0" w:before="0" w:line="240" w:lineRule="auto"/>
       </w:pPr>
       <w:rPr>
+        <w:rFonts w:eastAsia="黑体"/>
         <w:b/>
         <w:bCs/>
         <w:color w:themeColor="background1" w:val="FFFFFF"/>
@@ -6854,6 +7255,7 @@
         <w:spacing w:after="0" w:before="0" w:line="240" w:lineRule="auto"/>
       </w:pPr>
       <w:rPr>
+        <w:rFonts w:eastAsia="黑体"/>
         <w:b/>
         <w:bCs/>
       </w:rPr>
@@ -6871,12 +7273,14 @@
     </w:tblStylePr>
     <w:tblStylePr w:type="firstCol">
       <w:rPr>
+        <w:rFonts w:eastAsia="黑体"/>
         <w:b/>
         <w:bCs/>
       </w:rPr>
     </w:tblStylePr>
     <w:tblStylePr w:type="lastCol">
       <w:rPr>
+        <w:rFonts w:eastAsia="黑体"/>
         <w:b/>
         <w:bCs/>
       </w:rPr>
@@ -6938,6 +7342,7 @@
         <w:spacing w:after="0" w:before="0" w:line="240" w:lineRule="auto"/>
       </w:pPr>
       <w:rPr>
+        <w:rFonts w:eastAsia="黑体"/>
         <w:b/>
         <w:bCs/>
         <w:color w:themeColor="background1" w:val="FFFFFF"/>
@@ -6960,6 +7365,7 @@
         <w:spacing w:after="0" w:before="0" w:line="240" w:lineRule="auto"/>
       </w:pPr>
       <w:rPr>
+        <w:rFonts w:eastAsia="黑体"/>
         <w:b/>
         <w:bCs/>
       </w:rPr>
@@ -6977,12 +7383,14 @@
     </w:tblStylePr>
     <w:tblStylePr w:type="firstCol">
       <w:rPr>
+        <w:rFonts w:eastAsia="黑体"/>
         <w:b/>
         <w:bCs/>
       </w:rPr>
     </w:tblStylePr>
     <w:tblStylePr w:type="lastCol">
       <w:rPr>
+        <w:rFonts w:eastAsia="黑体"/>
         <w:b/>
         <w:bCs/>
       </w:rPr>
@@ -7041,6 +7449,7 @@
         <w:spacing w:after="0" w:before="0" w:line="240" w:lineRule="auto"/>
       </w:pPr>
       <w:rPr>
+        <w:rFonts w:eastAsia="黑体"/>
         <w:b/>
         <w:bCs/>
         <w:color w:themeColor="background1" w:val="FFFFFF"/>
@@ -7063,6 +7472,7 @@
         <w:spacing w:after="0" w:before="0" w:line="240" w:lineRule="auto"/>
       </w:pPr>
       <w:rPr>
+        <w:rFonts w:eastAsia="黑体"/>
         <w:color w:val="auto"/>
       </w:rPr>
       <w:tblPr/>
@@ -7080,6 +7490,7 @@
     </w:tblStylePr>
     <w:tblStylePr w:type="firstCol">
       <w:rPr>
+        <w:rFonts w:eastAsia="黑体"/>
         <w:b/>
         <w:bCs/>
         <w:color w:themeColor="background1" w:val="FFFFFF"/>
@@ -7099,6 +7510,7 @@
     </w:tblStylePr>
     <w:tblStylePr w:type="lastCol">
       <w:rPr>
+        <w:rFonts w:eastAsia="黑体"/>
         <w:b/>
         <w:bCs/>
         <w:color w:themeColor="background1" w:val="FFFFFF"/>
@@ -7147,6 +7559,7 @@
     </w:tblStylePr>
     <w:tblStylePr w:type="nwCell">
       <w:rPr>
+        <w:rFonts w:eastAsia="黑体"/>
         <w:color w:themeColor="background1" w:val="FFFFFF"/>
       </w:rPr>
       <w:tblPr/>
@@ -7190,6 +7603,7 @@
         <w:spacing w:after="0" w:before="0" w:line="240" w:lineRule="auto"/>
       </w:pPr>
       <w:rPr>
+        <w:rFonts w:eastAsia="黑体"/>
         <w:b/>
         <w:bCs/>
         <w:color w:themeColor="background1" w:val="FFFFFF"/>
@@ -7212,6 +7626,7 @@
         <w:spacing w:after="0" w:before="0" w:line="240" w:lineRule="auto"/>
       </w:pPr>
       <w:rPr>
+        <w:rFonts w:eastAsia="黑体"/>
         <w:color w:val="auto"/>
       </w:rPr>
       <w:tblPr/>
@@ -7229,6 +7644,7 @@
     </w:tblStylePr>
     <w:tblStylePr w:type="firstCol">
       <w:rPr>
+        <w:rFonts w:eastAsia="黑体"/>
         <w:b/>
         <w:bCs/>
         <w:color w:themeColor="background1" w:val="FFFFFF"/>
@@ -7248,6 +7664,7 @@
     </w:tblStylePr>
     <w:tblStylePr w:type="lastCol">
       <w:rPr>
+        <w:rFonts w:eastAsia="黑体"/>
         <w:b/>
         <w:bCs/>
         <w:color w:themeColor="background1" w:val="FFFFFF"/>
@@ -7296,6 +7713,7 @@
     </w:tblStylePr>
     <w:tblStylePr w:type="nwCell">
       <w:rPr>
+        <w:rFonts w:eastAsia="黑体"/>
         <w:color w:themeColor="background1" w:val="FFFFFF"/>
       </w:rPr>
       <w:tblPr/>
@@ -7339,6 +7757,7 @@
         <w:spacing w:after="0" w:before="0" w:line="240" w:lineRule="auto"/>
       </w:pPr>
       <w:rPr>
+        <w:rFonts w:eastAsia="黑体"/>
         <w:b/>
         <w:bCs/>
         <w:color w:themeColor="background1" w:val="FFFFFF"/>
@@ -7361,6 +7780,7 @@
         <w:spacing w:after="0" w:before="0" w:line="240" w:lineRule="auto"/>
       </w:pPr>
       <w:rPr>
+        <w:rFonts w:eastAsia="黑体"/>
         <w:color w:val="auto"/>
       </w:rPr>
       <w:tblPr/>
@@ -7378,6 +7798,7 @@
     </w:tblStylePr>
     <w:tblStylePr w:type="firstCol">
       <w:rPr>
+        <w:rFonts w:eastAsia="黑体"/>
         <w:b/>
         <w:bCs/>
         <w:color w:themeColor="background1" w:val="FFFFFF"/>
@@ -7397,6 +7818,7 @@
     </w:tblStylePr>
     <w:tblStylePr w:type="lastCol">
       <w:rPr>
+        <w:rFonts w:eastAsia="黑体"/>
         <w:b/>
         <w:bCs/>
         <w:color w:themeColor="background1" w:val="FFFFFF"/>
@@ -7445,6 +7867,7 @@
     </w:tblStylePr>
     <w:tblStylePr w:type="nwCell">
       <w:rPr>
+        <w:rFonts w:eastAsia="黑体"/>
         <w:color w:themeColor="background1" w:val="FFFFFF"/>
       </w:rPr>
       <w:tblPr/>
@@ -7488,6 +7911,7 @@
         <w:spacing w:after="0" w:before="0" w:line="240" w:lineRule="auto"/>
       </w:pPr>
       <w:rPr>
+        <w:rFonts w:eastAsia="黑体"/>
         <w:b/>
         <w:bCs/>
         <w:color w:themeColor="background1" w:val="FFFFFF"/>
@@ -7510,6 +7934,7 @@
         <w:spacing w:after="0" w:before="0" w:line="240" w:lineRule="auto"/>
       </w:pPr>
       <w:rPr>
+        <w:rFonts w:eastAsia="黑体"/>
         <w:color w:val="auto"/>
       </w:rPr>
       <w:tblPr/>
@@ -7527,6 +7952,7 @@
     </w:tblStylePr>
     <w:tblStylePr w:type="firstCol">
       <w:rPr>
+        <w:rFonts w:eastAsia="黑体"/>
         <w:b/>
         <w:bCs/>
         <w:color w:themeColor="background1" w:val="FFFFFF"/>
@@ -7546,6 +7972,7 @@
     </w:tblStylePr>
     <w:tblStylePr w:type="lastCol">
       <w:rPr>
+        <w:rFonts w:eastAsia="黑体"/>
         <w:b/>
         <w:bCs/>
         <w:color w:themeColor="background1" w:val="FFFFFF"/>
@@ -7594,6 +8021,7 @@
     </w:tblStylePr>
     <w:tblStylePr w:type="nwCell">
       <w:rPr>
+        <w:rFonts w:eastAsia="黑体"/>
         <w:color w:themeColor="background1" w:val="FFFFFF"/>
       </w:rPr>
       <w:tblPr/>
@@ -7637,6 +8065,7 @@
         <w:spacing w:after="0" w:before="0" w:line="240" w:lineRule="auto"/>
       </w:pPr>
       <w:rPr>
+        <w:rFonts w:eastAsia="黑体"/>
         <w:b/>
         <w:bCs/>
         <w:color w:themeColor="background1" w:val="FFFFFF"/>
@@ -7659,6 +8088,7 @@
         <w:spacing w:after="0" w:before="0" w:line="240" w:lineRule="auto"/>
       </w:pPr>
       <w:rPr>
+        <w:rFonts w:eastAsia="黑体"/>
         <w:color w:val="auto"/>
       </w:rPr>
       <w:tblPr/>
@@ -7676,6 +8106,7 @@
     </w:tblStylePr>
     <w:tblStylePr w:type="firstCol">
       <w:rPr>
+        <w:rFonts w:eastAsia="黑体"/>
         <w:b/>
         <w:bCs/>
         <w:color w:themeColor="background1" w:val="FFFFFF"/>
@@ -7695,6 +8126,7 @@
     </w:tblStylePr>
     <w:tblStylePr w:type="lastCol">
       <w:rPr>
+        <w:rFonts w:eastAsia="黑体"/>
         <w:b/>
         <w:bCs/>
         <w:color w:themeColor="background1" w:val="FFFFFF"/>
@@ -7743,6 +8175,7 @@
     </w:tblStylePr>
     <w:tblStylePr w:type="nwCell">
       <w:rPr>
+        <w:rFonts w:eastAsia="黑体"/>
         <w:color w:themeColor="background1" w:val="FFFFFF"/>
       </w:rPr>
       <w:tblPr/>
@@ -7786,6 +8219,7 @@
         <w:spacing w:after="0" w:before="0" w:line="240" w:lineRule="auto"/>
       </w:pPr>
       <w:rPr>
+        <w:rFonts w:eastAsia="黑体"/>
         <w:b/>
         <w:bCs/>
         <w:color w:themeColor="background1" w:val="FFFFFF"/>
@@ -7808,6 +8242,7 @@
         <w:spacing w:after="0" w:before="0" w:line="240" w:lineRule="auto"/>
       </w:pPr>
       <w:rPr>
+        <w:rFonts w:eastAsia="黑体"/>
         <w:color w:val="auto"/>
       </w:rPr>
       <w:tblPr/>
@@ -7825,6 +8260,7 @@
     </w:tblStylePr>
     <w:tblStylePr w:type="firstCol">
       <w:rPr>
+        <w:rFonts w:eastAsia="黑体"/>
         <w:b/>
         <w:bCs/>
         <w:color w:themeColor="background1" w:val="FFFFFF"/>
@@ -7844,6 +8280,7 @@
     </w:tblStylePr>
     <w:tblStylePr w:type="lastCol">
       <w:rPr>
+        <w:rFonts w:eastAsia="黑体"/>
         <w:b/>
         <w:bCs/>
         <w:color w:themeColor="background1" w:val="FFFFFF"/>
@@ -7892,6 +8329,7 @@
     </w:tblStylePr>
     <w:tblStylePr w:type="nwCell">
       <w:rPr>
+        <w:rFonts w:eastAsia="黑体"/>
         <w:color w:themeColor="background1" w:val="FFFFFF"/>
       </w:rPr>
       <w:tblPr/>
@@ -7935,6 +8373,7 @@
         <w:spacing w:after="0" w:before="0" w:line="240" w:lineRule="auto"/>
       </w:pPr>
       <w:rPr>
+        <w:rFonts w:eastAsia="黑体"/>
         <w:b/>
         <w:bCs/>
         <w:color w:themeColor="background1" w:val="FFFFFF"/>
@@ -7957,6 +8396,7 @@
         <w:spacing w:after="0" w:before="0" w:line="240" w:lineRule="auto"/>
       </w:pPr>
       <w:rPr>
+        <w:rFonts w:eastAsia="黑体"/>
         <w:color w:val="auto"/>
       </w:rPr>
       <w:tblPr/>
@@ -7974,6 +8414,7 @@
     </w:tblStylePr>
     <w:tblStylePr w:type="firstCol">
       <w:rPr>
+        <w:rFonts w:eastAsia="黑体"/>
         <w:b/>
         <w:bCs/>
         <w:color w:themeColor="background1" w:val="FFFFFF"/>
@@ -7993,6 +8434,7 @@
     </w:tblStylePr>
     <w:tblStylePr w:type="lastCol">
       <w:rPr>
+        <w:rFonts w:eastAsia="黑体"/>
         <w:b/>
         <w:bCs/>
         <w:color w:themeColor="background1" w:val="FFFFFF"/>
@@ -8041,6 +8483,7 @@
     </w:tblStylePr>
     <w:tblStylePr w:type="nwCell">
       <w:rPr>
+        <w:rFonts w:eastAsia="黑体"/>
         <w:color w:themeColor="background1" w:val="FFFFFF"/>
       </w:rPr>
       <w:tblPr/>
@@ -8065,6 +8508,7 @@
       <w:spacing w:after="0" w:line="240" w:lineRule="auto"/>
     </w:pPr>
     <w:rPr>
+      <w:rFonts w:eastAsia="黑体"/>
       <w:color w:themeColor="text1" w:val="000000"/>
     </w:rPr>
     <w:tblPr>
@@ -8084,7 +8528,7 @@
     </w:tblPr>
     <w:tblStylePr w:type="firstRow">
       <w:rPr>
-        <w:rFonts w:asciiTheme="majorHAnsi" w:cstheme="majorBidi" w:eastAsiaTheme="majorEastAsia" w:hAnsiTheme="majorHAnsi"/>
+        <w:rFonts w:asciiTheme="majorHAnsi" w:cstheme="majorBidi" w:hAnsiTheme="majorHAnsi" w:eastAsia="黑体"/>
       </w:rPr>
       <w:tblPr/>
       <w:tcPr>
@@ -8096,6 +8540,7 @@
     </w:tblStylePr>
     <w:tblStylePr w:type="lastRow">
       <w:rPr>
+        <w:rFonts w:eastAsia="黑体"/>
         <w:b/>
         <w:bCs/>
         <w:color w:themeColor="text2" w:val="1F497D"/>
@@ -8110,12 +8555,14 @@
     </w:tblStylePr>
     <w:tblStylePr w:type="firstCol">
       <w:rPr>
+        <w:rFonts w:eastAsia="黑体"/>
         <w:b/>
         <w:bCs/>
       </w:rPr>
     </w:tblStylePr>
     <w:tblStylePr w:type="lastCol">
       <w:rPr>
+        <w:rFonts w:eastAsia="黑体"/>
         <w:b/>
         <w:bCs/>
       </w:rPr>
@@ -8149,6 +8596,7 @@
       <w:spacing w:after="0" w:line="240" w:lineRule="auto"/>
     </w:pPr>
     <w:rPr>
+      <w:rFonts w:eastAsia="黑体"/>
       <w:color w:themeColor="text1" w:val="000000"/>
     </w:rPr>
     <w:tblPr>
@@ -8168,7 +8616,7 @@
     </w:tblPr>
     <w:tblStylePr w:type="firstRow">
       <w:rPr>
-        <w:rFonts w:asciiTheme="majorHAnsi" w:cstheme="majorBidi" w:eastAsiaTheme="majorEastAsia" w:hAnsiTheme="majorHAnsi"/>
+        <w:rFonts w:asciiTheme="majorHAnsi" w:cstheme="majorBidi" w:hAnsiTheme="majorHAnsi" w:eastAsia="黑体"/>
       </w:rPr>
       <w:tblPr/>
       <w:tcPr>
@@ -8180,6 +8628,7 @@
     </w:tblStylePr>
     <w:tblStylePr w:type="lastRow">
       <w:rPr>
+        <w:rFonts w:eastAsia="黑体"/>
         <w:b/>
         <w:bCs/>
         <w:color w:themeColor="text2" w:val="1F497D"/>
@@ -8194,12 +8643,14 @@
     </w:tblStylePr>
     <w:tblStylePr w:type="firstCol">
       <w:rPr>
+        <w:rFonts w:eastAsia="黑体"/>
         <w:b/>
         <w:bCs/>
       </w:rPr>
     </w:tblStylePr>
     <w:tblStylePr w:type="lastCol">
       <w:rPr>
+        <w:rFonts w:eastAsia="黑体"/>
         <w:b/>
         <w:bCs/>
       </w:rPr>
@@ -8233,6 +8684,7 @@
       <w:spacing w:after="0" w:line="240" w:lineRule="auto"/>
     </w:pPr>
     <w:rPr>
+      <w:rFonts w:eastAsia="黑体"/>
       <w:color w:themeColor="text1" w:val="000000"/>
     </w:rPr>
     <w:tblPr>
@@ -8252,7 +8704,7 @@
     </w:tblPr>
     <w:tblStylePr w:type="firstRow">
       <w:rPr>
-        <w:rFonts w:asciiTheme="majorHAnsi" w:cstheme="majorBidi" w:eastAsiaTheme="majorEastAsia" w:hAnsiTheme="majorHAnsi"/>
+        <w:rFonts w:asciiTheme="majorHAnsi" w:cstheme="majorBidi" w:hAnsiTheme="majorHAnsi" w:eastAsia="黑体"/>
       </w:rPr>
       <w:tblPr/>
       <w:tcPr>
@@ -8264,6 +8716,7 @@
     </w:tblStylePr>
     <w:tblStylePr w:type="lastRow">
       <w:rPr>
+        <w:rFonts w:eastAsia="黑体"/>
         <w:b/>
         <w:bCs/>
         <w:color w:themeColor="text2" w:val="1F497D"/>
@@ -8278,12 +8731,14 @@
     </w:tblStylePr>
     <w:tblStylePr w:type="firstCol">
       <w:rPr>
+        <w:rFonts w:eastAsia="黑体"/>
         <w:b/>
         <w:bCs/>
       </w:rPr>
     </w:tblStylePr>
     <w:tblStylePr w:type="lastCol">
       <w:rPr>
+        <w:rFonts w:eastAsia="黑体"/>
         <w:b/>
         <w:bCs/>
       </w:rPr>
@@ -8317,6 +8772,7 @@
       <w:spacing w:after="0" w:line="240" w:lineRule="auto"/>
     </w:pPr>
     <w:rPr>
+      <w:rFonts w:eastAsia="黑体"/>
       <w:color w:themeColor="text1" w:val="000000"/>
     </w:rPr>
     <w:tblPr>
@@ -8336,7 +8792,7 @@
     </w:tblPr>
     <w:tblStylePr w:type="firstRow">
       <w:rPr>
-        <w:rFonts w:asciiTheme="majorHAnsi" w:cstheme="majorBidi" w:eastAsiaTheme="majorEastAsia" w:hAnsiTheme="majorHAnsi"/>
+        <w:rFonts w:asciiTheme="majorHAnsi" w:cstheme="majorBidi" w:hAnsiTheme="majorHAnsi" w:eastAsia="黑体"/>
       </w:rPr>
       <w:tblPr/>
       <w:tcPr>
@@ -8348,6 +8804,7 @@
     </w:tblStylePr>
     <w:tblStylePr w:type="lastRow">
       <w:rPr>
+        <w:rFonts w:eastAsia="黑体"/>
         <w:b/>
         <w:bCs/>
         <w:color w:themeColor="text2" w:val="1F497D"/>
@@ -8362,12 +8819,14 @@
     </w:tblStylePr>
     <w:tblStylePr w:type="firstCol">
       <w:rPr>
+        <w:rFonts w:eastAsia="黑体"/>
         <w:b/>
         <w:bCs/>
       </w:rPr>
     </w:tblStylePr>
     <w:tblStylePr w:type="lastCol">
       <w:rPr>
+        <w:rFonts w:eastAsia="黑体"/>
         <w:b/>
         <w:bCs/>
       </w:rPr>
@@ -8401,6 +8860,7 @@
       <w:spacing w:after="0" w:line="240" w:lineRule="auto"/>
     </w:pPr>
     <w:rPr>
+      <w:rFonts w:eastAsia="黑体"/>
       <w:color w:themeColor="text1" w:val="000000"/>
     </w:rPr>
     <w:tblPr>
@@ -8420,7 +8880,7 @@
     </w:tblPr>
     <w:tblStylePr w:type="firstRow">
       <w:rPr>
-        <w:rFonts w:asciiTheme="majorHAnsi" w:cstheme="majorBidi" w:eastAsiaTheme="majorEastAsia" w:hAnsiTheme="majorHAnsi"/>
+        <w:rFonts w:asciiTheme="majorHAnsi" w:cstheme="majorBidi" w:hAnsiTheme="majorHAnsi" w:eastAsia="黑体"/>
       </w:rPr>
       <w:tblPr/>
       <w:tcPr>
@@ -8432,6 +8892,7 @@
     </w:tblStylePr>
     <w:tblStylePr w:type="lastRow">
       <w:rPr>
+        <w:rFonts w:eastAsia="黑体"/>
         <w:b/>
         <w:bCs/>
         <w:color w:themeColor="text2" w:val="1F497D"/>
@@ -8446,12 +8907,14 @@
     </w:tblStylePr>
     <w:tblStylePr w:type="firstCol">
       <w:rPr>
+        <w:rFonts w:eastAsia="黑体"/>
         <w:b/>
         <w:bCs/>
       </w:rPr>
     </w:tblStylePr>
     <w:tblStylePr w:type="lastCol">
       <w:rPr>
+        <w:rFonts w:eastAsia="黑体"/>
         <w:b/>
         <w:bCs/>
       </w:rPr>
@@ -8485,6 +8948,7 @@
       <w:spacing w:after="0" w:line="240" w:lineRule="auto"/>
     </w:pPr>
     <w:rPr>
+      <w:rFonts w:eastAsia="黑体"/>
       <w:color w:themeColor="text1" w:val="000000"/>
     </w:rPr>
     <w:tblPr>
@@ -8504,7 +8968,7 @@
     </w:tblPr>
     <w:tblStylePr w:type="firstRow">
       <w:rPr>
-        <w:rFonts w:asciiTheme="majorHAnsi" w:cstheme="majorBidi" w:eastAsiaTheme="majorEastAsia" w:hAnsiTheme="majorHAnsi"/>
+        <w:rFonts w:asciiTheme="majorHAnsi" w:cstheme="majorBidi" w:hAnsiTheme="majorHAnsi" w:eastAsia="黑体"/>
       </w:rPr>
       <w:tblPr/>
       <w:tcPr>
@@ -8516,6 +8980,7 @@
     </w:tblStylePr>
     <w:tblStylePr w:type="lastRow">
       <w:rPr>
+        <w:rFonts w:eastAsia="黑体"/>
         <w:b/>
         <w:bCs/>
         <w:color w:themeColor="text2" w:val="1F497D"/>
@@ -8530,12 +8995,14 @@
     </w:tblStylePr>
     <w:tblStylePr w:type="firstCol">
       <w:rPr>
+        <w:rFonts w:eastAsia="黑体"/>
         <w:b/>
         <w:bCs/>
       </w:rPr>
     </w:tblStylePr>
     <w:tblStylePr w:type="lastCol">
       <w:rPr>
+        <w:rFonts w:eastAsia="黑体"/>
         <w:b/>
         <w:bCs/>
       </w:rPr>
@@ -8569,6 +9036,7 @@
       <w:spacing w:after="0" w:line="240" w:lineRule="auto"/>
     </w:pPr>
     <w:rPr>
+      <w:rFonts w:eastAsia="黑体"/>
       <w:color w:themeColor="text1" w:val="000000"/>
     </w:rPr>
     <w:tblPr>
@@ -8588,7 +9056,7 @@
     </w:tblPr>
     <w:tblStylePr w:type="firstRow">
       <w:rPr>
-        <w:rFonts w:asciiTheme="majorHAnsi" w:cstheme="majorBidi" w:eastAsiaTheme="majorEastAsia" w:hAnsiTheme="majorHAnsi"/>
+        <w:rFonts w:asciiTheme="majorHAnsi" w:cstheme="majorBidi" w:hAnsiTheme="majorHAnsi" w:eastAsia="黑体"/>
       </w:rPr>
       <w:tblPr/>
       <w:tcPr>
@@ -8600,6 +9068,7 @@
     </w:tblStylePr>
     <w:tblStylePr w:type="lastRow">
       <w:rPr>
+        <w:rFonts w:eastAsia="黑体"/>
         <w:b/>
         <w:bCs/>
         <w:color w:themeColor="text2" w:val="1F497D"/>
@@ -8614,12 +9083,14 @@
     </w:tblStylePr>
     <w:tblStylePr w:type="firstCol">
       <w:rPr>
+        <w:rFonts w:eastAsia="黑体"/>
         <w:b/>
         <w:bCs/>
       </w:rPr>
     </w:tblStylePr>
     <w:tblStylePr w:type="lastCol">
       <w:rPr>
+        <w:rFonts w:eastAsia="黑体"/>
         <w:b/>
         <w:bCs/>
       </w:rPr>
@@ -8653,7 +9124,7 @@
       <w:spacing w:after="0" w:line="240" w:lineRule="auto"/>
     </w:pPr>
     <w:rPr>
-      <w:rFonts w:asciiTheme="majorHAnsi" w:cstheme="majorBidi" w:eastAsiaTheme="majorEastAsia" w:hAnsiTheme="majorHAnsi"/>
+      <w:rFonts w:asciiTheme="majorHAnsi" w:cstheme="majorBidi" w:hAnsiTheme="majorHAnsi" w:eastAsia="黑体"/>
       <w:color w:themeColor="text1" w:val="000000"/>
     </w:rPr>
     <w:tblPr>
@@ -8675,6 +9146,7 @@
     </w:tblPr>
     <w:tblStylePr w:type="firstRow">
       <w:rPr>
+        <w:rFonts w:eastAsia="黑体"/>
         <w:sz w:val="24"/>
         <w:szCs w:val="24"/>
       </w:rPr>
@@ -8781,7 +9253,7 @@
       <w:spacing w:after="0" w:line="240" w:lineRule="auto"/>
     </w:pPr>
     <w:rPr>
-      <w:rFonts w:asciiTheme="majorHAnsi" w:cstheme="majorBidi" w:eastAsiaTheme="majorEastAsia" w:hAnsiTheme="majorHAnsi"/>
+      <w:rFonts w:asciiTheme="majorHAnsi" w:cstheme="majorBidi" w:hAnsiTheme="majorHAnsi" w:eastAsia="黑体"/>
       <w:color w:themeColor="text1" w:val="000000"/>
     </w:rPr>
     <w:tblPr>
@@ -8803,6 +9275,7 @@
     </w:tblPr>
     <w:tblStylePr w:type="firstRow">
       <w:rPr>
+        <w:rFonts w:eastAsia="黑体"/>
         <w:sz w:val="24"/>
         <w:szCs w:val="24"/>
       </w:rPr>
@@ -8909,7 +9382,7 @@
       <w:spacing w:after="0" w:line="240" w:lineRule="auto"/>
     </w:pPr>
     <w:rPr>
-      <w:rFonts w:asciiTheme="majorHAnsi" w:cstheme="majorBidi" w:eastAsiaTheme="majorEastAsia" w:hAnsiTheme="majorHAnsi"/>
+      <w:rFonts w:asciiTheme="majorHAnsi" w:cstheme="majorBidi" w:hAnsiTheme="majorHAnsi" w:eastAsia="黑体"/>
       <w:color w:themeColor="text1" w:val="000000"/>
     </w:rPr>
     <w:tblPr>
@@ -8931,6 +9404,7 @@
     </w:tblPr>
     <w:tblStylePr w:type="firstRow">
       <w:rPr>
+        <w:rFonts w:eastAsia="黑体"/>
         <w:sz w:val="24"/>
         <w:szCs w:val="24"/>
       </w:rPr>
@@ -9037,7 +9511,7 @@
       <w:spacing w:after="0" w:line="240" w:lineRule="auto"/>
     </w:pPr>
     <w:rPr>
-      <w:rFonts w:asciiTheme="majorHAnsi" w:cstheme="majorBidi" w:eastAsiaTheme="majorEastAsia" w:hAnsiTheme="majorHAnsi"/>
+      <w:rFonts w:asciiTheme="majorHAnsi" w:cstheme="majorBidi" w:hAnsiTheme="majorHAnsi" w:eastAsia="黑体"/>
       <w:color w:themeColor="text1" w:val="000000"/>
     </w:rPr>
     <w:tblPr>
@@ -9059,6 +9533,7 @@
     </w:tblPr>
     <w:tblStylePr w:type="firstRow">
       <w:rPr>
+        <w:rFonts w:eastAsia="黑体"/>
         <w:sz w:val="24"/>
         <w:szCs w:val="24"/>
       </w:rPr>
@@ -9165,7 +9640,7 @@
       <w:spacing w:after="0" w:line="240" w:lineRule="auto"/>
     </w:pPr>
     <w:rPr>
-      <w:rFonts w:asciiTheme="majorHAnsi" w:cstheme="majorBidi" w:eastAsiaTheme="majorEastAsia" w:hAnsiTheme="majorHAnsi"/>
+      <w:rFonts w:asciiTheme="majorHAnsi" w:cstheme="majorBidi" w:hAnsiTheme="majorHAnsi" w:eastAsia="黑体"/>
       <w:color w:themeColor="text1" w:val="000000"/>
     </w:rPr>
     <w:tblPr>
@@ -9187,6 +9662,7 @@
     </w:tblPr>
     <w:tblStylePr w:type="firstRow">
       <w:rPr>
+        <w:rFonts w:eastAsia="黑体"/>
         <w:sz w:val="24"/>
         <w:szCs w:val="24"/>
       </w:rPr>
@@ -9293,7 +9769,7 @@
       <w:spacing w:after="0" w:line="240" w:lineRule="auto"/>
     </w:pPr>
     <w:rPr>
-      <w:rFonts w:asciiTheme="majorHAnsi" w:cstheme="majorBidi" w:eastAsiaTheme="majorEastAsia" w:hAnsiTheme="majorHAnsi"/>
+      <w:rFonts w:asciiTheme="majorHAnsi" w:cstheme="majorBidi" w:hAnsiTheme="majorHAnsi" w:eastAsia="黑体"/>
       <w:color w:themeColor="text1" w:val="000000"/>
     </w:rPr>
     <w:tblPr>
@@ -9315,6 +9791,7 @@
     </w:tblPr>
     <w:tblStylePr w:type="firstRow">
       <w:rPr>
+        <w:rFonts w:eastAsia="黑体"/>
         <w:sz w:val="24"/>
         <w:szCs w:val="24"/>
       </w:rPr>
@@ -9421,7 +9898,7 @@
       <w:spacing w:after="0" w:line="240" w:lineRule="auto"/>
     </w:pPr>
     <w:rPr>
-      <w:rFonts w:asciiTheme="majorHAnsi" w:cstheme="majorBidi" w:eastAsiaTheme="majorEastAsia" w:hAnsiTheme="majorHAnsi"/>
+      <w:rFonts w:asciiTheme="majorHAnsi" w:cstheme="majorBidi" w:hAnsiTheme="majorHAnsi" w:eastAsia="黑体"/>
       <w:color w:themeColor="text1" w:val="000000"/>
     </w:rPr>
     <w:tblPr>
@@ -9443,6 +9920,7 @@
     </w:tblPr>
     <w:tblStylePr w:type="firstRow">
       <w:rPr>
+        <w:rFonts w:eastAsia="黑体"/>
         <w:sz w:val="24"/>
         <w:szCs w:val="24"/>
       </w:rPr>
@@ -9572,12 +10050,14 @@
     </w:tcPr>
     <w:tblStylePr w:type="firstRow">
       <w:rPr>
+        <w:rFonts w:eastAsia="黑体"/>
         <w:b/>
         <w:bCs/>
       </w:rPr>
     </w:tblStylePr>
     <w:tblStylePr w:type="lastRow">
       <w:rPr>
+        <w:rFonts w:eastAsia="黑体"/>
         <w:b/>
         <w:bCs/>
       </w:rPr>
@@ -9590,12 +10070,14 @@
     </w:tblStylePr>
     <w:tblStylePr w:type="firstCol">
       <w:rPr>
+        <w:rFonts w:eastAsia="黑体"/>
         <w:b/>
         <w:bCs/>
       </w:rPr>
     </w:tblStylePr>
     <w:tblStylePr w:type="lastCol">
       <w:rPr>
+        <w:rFonts w:eastAsia="黑体"/>
         <w:b/>
         <w:bCs/>
       </w:rPr>
@@ -9645,12 +10127,14 @@
     </w:tcPr>
     <w:tblStylePr w:type="firstRow">
       <w:rPr>
+        <w:rFonts w:eastAsia="黑体"/>
         <w:b/>
         <w:bCs/>
       </w:rPr>
     </w:tblStylePr>
     <w:tblStylePr w:type="lastRow">
       <w:rPr>
+        <w:rFonts w:eastAsia="黑体"/>
         <w:b/>
         <w:bCs/>
       </w:rPr>
@@ -9663,12 +10147,14 @@
     </w:tblStylePr>
     <w:tblStylePr w:type="firstCol">
       <w:rPr>
+        <w:rFonts w:eastAsia="黑体"/>
         <w:b/>
         <w:bCs/>
       </w:rPr>
     </w:tblStylePr>
     <w:tblStylePr w:type="lastCol">
       <w:rPr>
+        <w:rFonts w:eastAsia="黑体"/>
         <w:b/>
         <w:bCs/>
       </w:rPr>
@@ -9718,12 +10204,14 @@
     </w:tcPr>
     <w:tblStylePr w:type="firstRow">
       <w:rPr>
+        <w:rFonts w:eastAsia="黑体"/>
         <w:b/>
         <w:bCs/>
       </w:rPr>
     </w:tblStylePr>
     <w:tblStylePr w:type="lastRow">
       <w:rPr>
+        <w:rFonts w:eastAsia="黑体"/>
         <w:b/>
         <w:bCs/>
       </w:rPr>
@@ -9736,12 +10224,14 @@
     </w:tblStylePr>
     <w:tblStylePr w:type="firstCol">
       <w:rPr>
+        <w:rFonts w:eastAsia="黑体"/>
         <w:b/>
         <w:bCs/>
       </w:rPr>
     </w:tblStylePr>
     <w:tblStylePr w:type="lastCol">
       <w:rPr>
+        <w:rFonts w:eastAsia="黑体"/>
         <w:b/>
         <w:bCs/>
       </w:rPr>
@@ -9791,12 +10281,14 @@
     </w:tcPr>
     <w:tblStylePr w:type="firstRow">
       <w:rPr>
+        <w:rFonts w:eastAsia="黑体"/>
         <w:b/>
         <w:bCs/>
       </w:rPr>
     </w:tblStylePr>
     <w:tblStylePr w:type="lastRow">
       <w:rPr>
+        <w:rFonts w:eastAsia="黑体"/>
         <w:b/>
         <w:bCs/>
       </w:rPr>
@@ -9809,12 +10301,14 @@
     </w:tblStylePr>
     <w:tblStylePr w:type="firstCol">
       <w:rPr>
+        <w:rFonts w:eastAsia="黑体"/>
         <w:b/>
         <w:bCs/>
       </w:rPr>
     </w:tblStylePr>
     <w:tblStylePr w:type="lastCol">
       <w:rPr>
+        <w:rFonts w:eastAsia="黑体"/>
         <w:b/>
         <w:bCs/>
       </w:rPr>
@@ -9864,12 +10358,14 @@
     </w:tcPr>
     <w:tblStylePr w:type="firstRow">
       <w:rPr>
+        <w:rFonts w:eastAsia="黑体"/>
         <w:b/>
         <w:bCs/>
       </w:rPr>
     </w:tblStylePr>
     <w:tblStylePr w:type="lastRow">
       <w:rPr>
+        <w:rFonts w:eastAsia="黑体"/>
         <w:b/>
         <w:bCs/>
       </w:rPr>
@@ -9882,12 +10378,14 @@
     </w:tblStylePr>
     <w:tblStylePr w:type="firstCol">
       <w:rPr>
+        <w:rFonts w:eastAsia="黑体"/>
         <w:b/>
         <w:bCs/>
       </w:rPr>
     </w:tblStylePr>
     <w:tblStylePr w:type="lastCol">
       <w:rPr>
+        <w:rFonts w:eastAsia="黑体"/>
         <w:b/>
         <w:bCs/>
       </w:rPr>
@@ -9937,12 +10435,14 @@
     </w:tcPr>
     <w:tblStylePr w:type="firstRow">
       <w:rPr>
+        <w:rFonts w:eastAsia="黑体"/>
         <w:b/>
         <w:bCs/>
       </w:rPr>
     </w:tblStylePr>
     <w:tblStylePr w:type="lastRow">
       <w:rPr>
+        <w:rFonts w:eastAsia="黑体"/>
         <w:b/>
         <w:bCs/>
       </w:rPr>
@@ -9955,12 +10455,14 @@
     </w:tblStylePr>
     <w:tblStylePr w:type="firstCol">
       <w:rPr>
+        <w:rFonts w:eastAsia="黑体"/>
         <w:b/>
         <w:bCs/>
       </w:rPr>
     </w:tblStylePr>
     <w:tblStylePr w:type="lastCol">
       <w:rPr>
+        <w:rFonts w:eastAsia="黑体"/>
         <w:b/>
         <w:bCs/>
       </w:rPr>
@@ -10010,12 +10512,14 @@
     </w:tcPr>
     <w:tblStylePr w:type="firstRow">
       <w:rPr>
+        <w:rFonts w:eastAsia="黑体"/>
         <w:b/>
         <w:bCs/>
       </w:rPr>
     </w:tblStylePr>
     <w:tblStylePr w:type="lastRow">
       <w:rPr>
+        <w:rFonts w:eastAsia="黑体"/>
         <w:b/>
         <w:bCs/>
       </w:rPr>
@@ -10028,12 +10532,14 @@
     </w:tblStylePr>
     <w:tblStylePr w:type="firstCol">
       <w:rPr>
+        <w:rFonts w:eastAsia="黑体"/>
         <w:b/>
         <w:bCs/>
       </w:rPr>
     </w:tblStylePr>
     <w:tblStylePr w:type="lastCol">
       <w:rPr>
+        <w:rFonts w:eastAsia="黑体"/>
         <w:b/>
         <w:bCs/>
       </w:rPr>
@@ -10060,7 +10566,7 @@
       <w:spacing w:after="0" w:line="240" w:lineRule="auto"/>
     </w:pPr>
     <w:rPr>
-      <w:rFonts w:asciiTheme="majorHAnsi" w:cstheme="majorBidi" w:eastAsiaTheme="majorEastAsia" w:hAnsiTheme="majorHAnsi"/>
+      <w:rFonts w:asciiTheme="majorHAnsi" w:cstheme="majorBidi" w:hAnsiTheme="majorHAnsi" w:eastAsia="黑体"/>
       <w:color w:themeColor="text1" w:val="000000"/>
     </w:rPr>
     <w:tblPr>
@@ -10087,6 +10593,7 @@
     </w:tcPr>
     <w:tblStylePr w:type="firstRow">
       <w:rPr>
+        <w:rFonts w:eastAsia="黑体"/>
         <w:b/>
         <w:bCs/>
         <w:color w:themeColor="text1" w:val="000000"/>
@@ -10098,6 +10605,7 @@
     </w:tblStylePr>
     <w:tblStylePr w:type="lastRow">
       <w:rPr>
+        <w:rFonts w:eastAsia="黑体"/>
         <w:b/>
         <w:bCs/>
         <w:color w:themeColor="text1" w:val="000000"/>
@@ -10117,6 +10625,7 @@
     </w:tblStylePr>
     <w:tblStylePr w:type="firstCol">
       <w:rPr>
+        <w:rFonts w:eastAsia="黑体"/>
         <w:b/>
         <w:bCs/>
         <w:color w:themeColor="text1" w:val="000000"/>
@@ -10136,6 +10645,7 @@
     </w:tblStylePr>
     <w:tblStylePr w:type="lastCol">
       <w:rPr>
+        <w:rFonts w:eastAsia="黑体"/>
         <w:b w:val="0"/>
         <w:bCs w:val="0"/>
         <w:color w:themeColor="text1" w:val="000000"/>
@@ -10185,7 +10695,7 @@
       <w:spacing w:after="0" w:line="240" w:lineRule="auto"/>
     </w:pPr>
     <w:rPr>
-      <w:rFonts w:asciiTheme="majorHAnsi" w:cstheme="majorBidi" w:eastAsiaTheme="majorEastAsia" w:hAnsiTheme="majorHAnsi"/>
+      <w:rFonts w:asciiTheme="majorHAnsi" w:cstheme="majorBidi" w:hAnsiTheme="majorHAnsi" w:eastAsia="黑体"/>
       <w:color w:themeColor="text1" w:val="000000"/>
     </w:rPr>
     <w:tblPr>
@@ -10212,6 +10722,7 @@
     </w:tcPr>
     <w:tblStylePr w:type="firstRow">
       <w:rPr>
+        <w:rFonts w:eastAsia="黑体"/>
         <w:b/>
         <w:bCs/>
         <w:color w:themeColor="text1" w:val="000000"/>
@@ -10223,6 +10734,7 @@
     </w:tblStylePr>
     <w:tblStylePr w:type="lastRow">
       <w:rPr>
+        <w:rFonts w:eastAsia="黑体"/>
         <w:b/>
         <w:bCs/>
         <w:color w:themeColor="text1" w:val="000000"/>
@@ -10242,6 +10754,7 @@
     </w:tblStylePr>
     <w:tblStylePr w:type="firstCol">
       <w:rPr>
+        <w:rFonts w:eastAsia="黑体"/>
         <w:b/>
         <w:bCs/>
         <w:color w:themeColor="text1" w:val="000000"/>
@@ -10261,6 +10774,7 @@
     </w:tblStylePr>
     <w:tblStylePr w:type="lastCol">
       <w:rPr>
+        <w:rFonts w:eastAsia="黑体"/>
         <w:b w:val="0"/>
         <w:bCs w:val="0"/>
         <w:color w:themeColor="text1" w:val="000000"/>
@@ -10310,7 +10824,7 @@
       <w:spacing w:after="0" w:line="240" w:lineRule="auto"/>
     </w:pPr>
     <w:rPr>
-      <w:rFonts w:asciiTheme="majorHAnsi" w:cstheme="majorBidi" w:eastAsiaTheme="majorEastAsia" w:hAnsiTheme="majorHAnsi"/>
+      <w:rFonts w:asciiTheme="majorHAnsi" w:cstheme="majorBidi" w:hAnsiTheme="majorHAnsi" w:eastAsia="黑体"/>
       <w:color w:themeColor="text1" w:val="000000"/>
     </w:rPr>
     <w:tblPr>
@@ -10337,6 +10851,7 @@
     </w:tcPr>
     <w:tblStylePr w:type="firstRow">
       <w:rPr>
+        <w:rFonts w:eastAsia="黑体"/>
         <w:b/>
         <w:bCs/>
         <w:color w:themeColor="text1" w:val="000000"/>
@@ -10348,6 +10863,7 @@
     </w:tblStylePr>
     <w:tblStylePr w:type="lastRow">
       <w:rPr>
+        <w:rFonts w:eastAsia="黑体"/>
         <w:b/>
         <w:bCs/>
         <w:color w:themeColor="text1" w:val="000000"/>
@@ -10367,6 +10883,7 @@
     </w:tblStylePr>
     <w:tblStylePr w:type="firstCol">
       <w:rPr>
+        <w:rFonts w:eastAsia="黑体"/>
         <w:b/>
         <w:bCs/>
         <w:color w:themeColor="text1" w:val="000000"/>
@@ -10386,6 +10903,7 @@
     </w:tblStylePr>
     <w:tblStylePr w:type="lastCol">
       <w:rPr>
+        <w:rFonts w:eastAsia="黑体"/>
         <w:b w:val="0"/>
         <w:bCs w:val="0"/>
         <w:color w:themeColor="text1" w:val="000000"/>
@@ -10435,7 +10953,7 @@
       <w:spacing w:after="0" w:line="240" w:lineRule="auto"/>
     </w:pPr>
     <w:rPr>
-      <w:rFonts w:asciiTheme="majorHAnsi" w:cstheme="majorBidi" w:eastAsiaTheme="majorEastAsia" w:hAnsiTheme="majorHAnsi"/>
+      <w:rFonts w:asciiTheme="majorHAnsi" w:cstheme="majorBidi" w:hAnsiTheme="majorHAnsi" w:eastAsia="黑体"/>
       <w:color w:themeColor="text1" w:val="000000"/>
     </w:rPr>
     <w:tblPr>
@@ -10462,6 +10980,7 @@
     </w:tcPr>
     <w:tblStylePr w:type="firstRow">
       <w:rPr>
+        <w:rFonts w:eastAsia="黑体"/>
         <w:b/>
         <w:bCs/>
         <w:color w:themeColor="text1" w:val="000000"/>
@@ -10473,6 +10992,7 @@
     </w:tblStylePr>
     <w:tblStylePr w:type="lastRow">
       <w:rPr>
+        <w:rFonts w:eastAsia="黑体"/>
         <w:b/>
         <w:bCs/>
         <w:color w:themeColor="text1" w:val="000000"/>
@@ -10492,6 +11012,7 @@
     </w:tblStylePr>
     <w:tblStylePr w:type="firstCol">
       <w:rPr>
+        <w:rFonts w:eastAsia="黑体"/>
         <w:b/>
         <w:bCs/>
         <w:color w:themeColor="text1" w:val="000000"/>
@@ -10511,6 +11032,7 @@
     </w:tblStylePr>
     <w:tblStylePr w:type="lastCol">
       <w:rPr>
+        <w:rFonts w:eastAsia="黑体"/>
         <w:b w:val="0"/>
         <w:bCs w:val="0"/>
         <w:color w:themeColor="text1" w:val="000000"/>
@@ -10560,7 +11082,7 @@
       <w:spacing w:after="0" w:line="240" w:lineRule="auto"/>
     </w:pPr>
     <w:rPr>
-      <w:rFonts w:asciiTheme="majorHAnsi" w:cstheme="majorBidi" w:eastAsiaTheme="majorEastAsia" w:hAnsiTheme="majorHAnsi"/>
+      <w:rFonts w:asciiTheme="majorHAnsi" w:cstheme="majorBidi" w:hAnsiTheme="majorHAnsi" w:eastAsia="黑体"/>
       <w:color w:themeColor="text1" w:val="000000"/>
     </w:rPr>
     <w:tblPr>
@@ -10587,6 +11109,7 @@
     </w:tcPr>
     <w:tblStylePr w:type="firstRow">
       <w:rPr>
+        <w:rFonts w:eastAsia="黑体"/>
         <w:b/>
         <w:bCs/>
         <w:color w:themeColor="text1" w:val="000000"/>
@@ -10598,6 +11121,7 @@
     </w:tblStylePr>
     <w:tblStylePr w:type="lastRow">
       <w:rPr>
+        <w:rFonts w:eastAsia="黑体"/>
         <w:b/>
         <w:bCs/>
         <w:color w:themeColor="text1" w:val="000000"/>
@@ -10617,6 +11141,7 @@
     </w:tblStylePr>
     <w:tblStylePr w:type="firstCol">
       <w:rPr>
+        <w:rFonts w:eastAsia="黑体"/>
         <w:b/>
         <w:bCs/>
         <w:color w:themeColor="text1" w:val="000000"/>
@@ -10636,6 +11161,7 @@
     </w:tblStylePr>
     <w:tblStylePr w:type="lastCol">
       <w:rPr>
+        <w:rFonts w:eastAsia="黑体"/>
         <w:b w:val="0"/>
         <w:bCs w:val="0"/>
         <w:color w:themeColor="text1" w:val="000000"/>
@@ -10685,7 +11211,7 @@
       <w:spacing w:after="0" w:line="240" w:lineRule="auto"/>
     </w:pPr>
     <w:rPr>
-      <w:rFonts w:asciiTheme="majorHAnsi" w:cstheme="majorBidi" w:eastAsiaTheme="majorEastAsia" w:hAnsiTheme="majorHAnsi"/>
+      <w:rFonts w:asciiTheme="majorHAnsi" w:cstheme="majorBidi" w:hAnsiTheme="majorHAnsi" w:eastAsia="黑体"/>
       <w:color w:themeColor="text1" w:val="000000"/>
     </w:rPr>
     <w:tblPr>
@@ -10712,6 +11238,7 @@
     </w:tcPr>
     <w:tblStylePr w:type="firstRow">
       <w:rPr>
+        <w:rFonts w:eastAsia="黑体"/>
         <w:b/>
         <w:bCs/>
         <w:color w:themeColor="text1" w:val="000000"/>
@@ -10723,6 +11250,7 @@
     </w:tblStylePr>
     <w:tblStylePr w:type="lastRow">
       <w:rPr>
+        <w:rFonts w:eastAsia="黑体"/>
         <w:b/>
         <w:bCs/>
         <w:color w:themeColor="text1" w:val="000000"/>
@@ -10742,6 +11270,7 @@
     </w:tblStylePr>
     <w:tblStylePr w:type="firstCol">
       <w:rPr>
+        <w:rFonts w:eastAsia="黑体"/>
         <w:b/>
         <w:bCs/>
         <w:color w:themeColor="text1" w:val="000000"/>
@@ -10761,6 +11290,7 @@
     </w:tblStylePr>
     <w:tblStylePr w:type="lastCol">
       <w:rPr>
+        <w:rFonts w:eastAsia="黑体"/>
         <w:b w:val="0"/>
         <w:bCs w:val="0"/>
         <w:color w:themeColor="text1" w:val="000000"/>
@@ -10810,7 +11340,7 @@
       <w:spacing w:after="0" w:line="240" w:lineRule="auto"/>
     </w:pPr>
     <w:rPr>
-      <w:rFonts w:asciiTheme="majorHAnsi" w:cstheme="majorBidi" w:eastAsiaTheme="majorEastAsia" w:hAnsiTheme="majorHAnsi"/>
+      <w:rFonts w:asciiTheme="majorHAnsi" w:cstheme="majorBidi" w:hAnsiTheme="majorHAnsi" w:eastAsia="黑体"/>
       <w:color w:themeColor="text1" w:val="000000"/>
     </w:rPr>
     <w:tblPr>
@@ -10837,6 +11367,7 @@
     </w:tcPr>
     <w:tblStylePr w:type="firstRow">
       <w:rPr>
+        <w:rFonts w:eastAsia="黑体"/>
         <w:b/>
         <w:bCs/>
         <w:color w:themeColor="text1" w:val="000000"/>
@@ -10848,6 +11379,7 @@
     </w:tblStylePr>
     <w:tblStylePr w:type="lastRow">
       <w:rPr>
+        <w:rFonts w:eastAsia="黑体"/>
         <w:b/>
         <w:bCs/>
         <w:color w:themeColor="text1" w:val="000000"/>
@@ -10867,6 +11399,7 @@
     </w:tblStylePr>
     <w:tblStylePr w:type="firstCol">
       <w:rPr>
+        <w:rFonts w:eastAsia="黑体"/>
         <w:b/>
         <w:bCs/>
         <w:color w:themeColor="text1" w:val="000000"/>
@@ -10886,6 +11419,7 @@
     </w:tblStylePr>
     <w:tblStylePr w:type="lastCol">
       <w:rPr>
+        <w:rFonts w:eastAsia="黑体"/>
         <w:b w:val="0"/>
         <w:bCs w:val="0"/>
         <w:color w:themeColor="text1" w:val="000000"/>
@@ -10958,6 +11492,7 @@
     </w:tcPr>
     <w:tblStylePr w:type="firstRow">
       <w:rPr>
+        <w:rFonts w:eastAsia="黑体"/>
         <w:b/>
         <w:bCs/>
         <w:i w:val="0"/>
@@ -10979,6 +11514,7 @@
     </w:tblStylePr>
     <w:tblStylePr w:type="lastRow">
       <w:rPr>
+        <w:rFonts w:eastAsia="黑体"/>
         <w:b/>
         <w:bCs/>
         <w:i w:val="0"/>
@@ -11000,6 +11536,7 @@
     </w:tblStylePr>
     <w:tblStylePr w:type="firstCol">
       <w:rPr>
+        <w:rFonts w:eastAsia="黑体"/>
         <w:b/>
         <w:bCs/>
         <w:i w:val="0"/>
@@ -11019,6 +11556,7 @@
     </w:tblStylePr>
     <w:tblStylePr w:type="lastCol">
       <w:rPr>
+        <w:rFonts w:eastAsia="黑体"/>
         <w:b/>
         <w:bCs/>
         <w:i w:val="0"/>
@@ -11099,6 +11637,7 @@
     </w:tcPr>
     <w:tblStylePr w:type="firstRow">
       <w:rPr>
+        <w:rFonts w:eastAsia="黑体"/>
         <w:b/>
         <w:bCs/>
         <w:i w:val="0"/>
@@ -11120,6 +11659,7 @@
     </w:tblStylePr>
     <w:tblStylePr w:type="lastRow">
       <w:rPr>
+        <w:rFonts w:eastAsia="黑体"/>
         <w:b/>
         <w:bCs/>
         <w:i w:val="0"/>
@@ -11141,6 +11681,7 @@
     </w:tblStylePr>
     <w:tblStylePr w:type="firstCol">
       <w:rPr>
+        <w:rFonts w:eastAsia="黑体"/>
         <w:b/>
         <w:bCs/>
         <w:i w:val="0"/>
@@ -11160,6 +11701,7 @@
     </w:tblStylePr>
     <w:tblStylePr w:type="lastCol">
       <w:rPr>
+        <w:rFonts w:eastAsia="黑体"/>
         <w:b/>
         <w:bCs/>
         <w:i w:val="0"/>
@@ -11240,6 +11782,7 @@
     </w:tcPr>
     <w:tblStylePr w:type="firstRow">
       <w:rPr>
+        <w:rFonts w:eastAsia="黑体"/>
         <w:b/>
         <w:bCs/>
         <w:i w:val="0"/>
@@ -11261,6 +11804,7 @@
     </w:tblStylePr>
     <w:tblStylePr w:type="lastRow">
       <w:rPr>
+        <w:rFonts w:eastAsia="黑体"/>
         <w:b/>
         <w:bCs/>
         <w:i w:val="0"/>
@@ -11282,6 +11826,7 @@
     </w:tblStylePr>
     <w:tblStylePr w:type="firstCol">
       <w:rPr>
+        <w:rFonts w:eastAsia="黑体"/>
         <w:b/>
         <w:bCs/>
         <w:i w:val="0"/>
@@ -11301,6 +11846,7 @@
     </w:tblStylePr>
     <w:tblStylePr w:type="lastCol">
       <w:rPr>
+        <w:rFonts w:eastAsia="黑体"/>
         <w:b/>
         <w:bCs/>
         <w:i w:val="0"/>
@@ -11381,6 +11927,7 @@
     </w:tcPr>
     <w:tblStylePr w:type="firstRow">
       <w:rPr>
+        <w:rFonts w:eastAsia="黑体"/>
         <w:b/>
         <w:bCs/>
         <w:i w:val="0"/>
@@ -11402,6 +11949,7 @@
     </w:tblStylePr>
     <w:tblStylePr w:type="lastRow">
       <w:rPr>
+        <w:rFonts w:eastAsia="黑体"/>
         <w:b/>
         <w:bCs/>
         <w:i w:val="0"/>
@@ -11423,6 +11971,7 @@
     </w:tblStylePr>
     <w:tblStylePr w:type="firstCol">
       <w:rPr>
+        <w:rFonts w:eastAsia="黑体"/>
         <w:b/>
         <w:bCs/>
         <w:i w:val="0"/>
@@ -11442,6 +11991,7 @@
     </w:tblStylePr>
     <w:tblStylePr w:type="lastCol">
       <w:rPr>
+        <w:rFonts w:eastAsia="黑体"/>
         <w:b/>
         <w:bCs/>
         <w:i w:val="0"/>
@@ -11522,6 +12072,7 @@
     </w:tcPr>
     <w:tblStylePr w:type="firstRow">
       <w:rPr>
+        <w:rFonts w:eastAsia="黑体"/>
         <w:b/>
         <w:bCs/>
         <w:i w:val="0"/>
@@ -11543,6 +12094,7 @@
     </w:tblStylePr>
     <w:tblStylePr w:type="lastRow">
       <w:rPr>
+        <w:rFonts w:eastAsia="黑体"/>
         <w:b/>
         <w:bCs/>
         <w:i w:val="0"/>
@@ -11564,6 +12116,7 @@
     </w:tblStylePr>
     <w:tblStylePr w:type="firstCol">
       <w:rPr>
+        <w:rFonts w:eastAsia="黑体"/>
         <w:b/>
         <w:bCs/>
         <w:i w:val="0"/>
@@ -11583,6 +12136,7 @@
     </w:tblStylePr>
     <w:tblStylePr w:type="lastCol">
       <w:rPr>
+        <w:rFonts w:eastAsia="黑体"/>
         <w:b/>
         <w:bCs/>
         <w:i w:val="0"/>
@@ -11663,6 +12217,7 @@
     </w:tcPr>
     <w:tblStylePr w:type="firstRow">
       <w:rPr>
+        <w:rFonts w:eastAsia="黑体"/>
         <w:b/>
         <w:bCs/>
         <w:i w:val="0"/>
@@ -11684,6 +12239,7 @@
     </w:tblStylePr>
     <w:tblStylePr w:type="lastRow">
       <w:rPr>
+        <w:rFonts w:eastAsia="黑体"/>
         <w:b/>
         <w:bCs/>
         <w:i w:val="0"/>
@@ -11705,6 +12261,7 @@
     </w:tblStylePr>
     <w:tblStylePr w:type="firstCol">
       <w:rPr>
+        <w:rFonts w:eastAsia="黑体"/>
         <w:b/>
         <w:bCs/>
         <w:i w:val="0"/>
@@ -11724,6 +12281,7 @@
     </w:tblStylePr>
     <w:tblStylePr w:type="lastCol">
       <w:rPr>
+        <w:rFonts w:eastAsia="黑体"/>
         <w:b/>
         <w:bCs/>
         <w:i w:val="0"/>
@@ -11804,6 +12362,7 @@
     </w:tcPr>
     <w:tblStylePr w:type="firstRow">
       <w:rPr>
+        <w:rFonts w:eastAsia="黑体"/>
         <w:b/>
         <w:bCs/>
         <w:i w:val="0"/>
@@ -11825,6 +12384,7 @@
     </w:tblStylePr>
     <w:tblStylePr w:type="lastRow">
       <w:rPr>
+        <w:rFonts w:eastAsia="黑体"/>
         <w:b/>
         <w:bCs/>
         <w:i w:val="0"/>
@@ -11846,6 +12406,7 @@
     </w:tblStylePr>
     <w:tblStylePr w:type="firstCol">
       <w:rPr>
+        <w:rFonts w:eastAsia="黑体"/>
         <w:b/>
         <w:bCs/>
         <w:i w:val="0"/>
@@ -11865,6 +12426,7 @@
     </w:tblStylePr>
     <w:tblStylePr w:type="lastCol">
       <w:rPr>
+        <w:rFonts w:eastAsia="黑体"/>
         <w:b/>
         <w:bCs/>
         <w:i w:val="0"/>
@@ -11922,6 +12484,7 @@
       <w:spacing w:after="0" w:line="240" w:lineRule="auto"/>
     </w:pPr>
     <w:rPr>
+      <w:rFonts w:eastAsia="黑体"/>
       <w:color w:themeColor="background1" w:val="FFFFFF"/>
     </w:rPr>
     <w:tblPr>
@@ -11940,6 +12503,7 @@
     </w:tcPr>
     <w:tblStylePr w:type="firstRow">
       <w:rPr>
+        <w:rFonts w:eastAsia="黑体"/>
         <w:b/>
         <w:bCs/>
       </w:rPr>
@@ -12036,6 +12600,7 @@
       <w:spacing w:after="0" w:line="240" w:lineRule="auto"/>
     </w:pPr>
     <w:rPr>
+      <w:rFonts w:eastAsia="黑体"/>
       <w:color w:themeColor="background1" w:val="FFFFFF"/>
     </w:rPr>
     <w:tblPr>
@@ -12054,6 +12619,7 @@
     </w:tcPr>
     <w:tblStylePr w:type="firstRow">
       <w:rPr>
+        <w:rFonts w:eastAsia="黑体"/>
         <w:b/>
         <w:bCs/>
       </w:rPr>
@@ -12150,6 +12716,7 @@
       <w:spacing w:after="0" w:line="240" w:lineRule="auto"/>
     </w:pPr>
     <w:rPr>
+      <w:rFonts w:eastAsia="黑体"/>
       <w:color w:themeColor="background1" w:val="FFFFFF"/>
     </w:rPr>
     <w:tblPr>
@@ -12168,6 +12735,7 @@
     </w:tcPr>
     <w:tblStylePr w:type="firstRow">
       <w:rPr>
+        <w:rFonts w:eastAsia="黑体"/>
         <w:b/>
         <w:bCs/>
       </w:rPr>
@@ -12264,6 +12832,7 @@
       <w:spacing w:after="0" w:line="240" w:lineRule="auto"/>
     </w:pPr>
     <w:rPr>
+      <w:rFonts w:eastAsia="黑体"/>
       <w:color w:themeColor="background1" w:val="FFFFFF"/>
     </w:rPr>
     <w:tblPr>
@@ -12282,6 +12851,7 @@
     </w:tcPr>
     <w:tblStylePr w:type="firstRow">
       <w:rPr>
+        <w:rFonts w:eastAsia="黑体"/>
         <w:b/>
         <w:bCs/>
       </w:rPr>
@@ -12378,6 +12948,7 @@
       <w:spacing w:after="0" w:line="240" w:lineRule="auto"/>
     </w:pPr>
     <w:rPr>
+      <w:rFonts w:eastAsia="黑体"/>
       <w:color w:themeColor="background1" w:val="FFFFFF"/>
     </w:rPr>
     <w:tblPr>
@@ -12396,6 +12967,7 @@
     </w:tcPr>
     <w:tblStylePr w:type="firstRow">
       <w:rPr>
+        <w:rFonts w:eastAsia="黑体"/>
         <w:b/>
         <w:bCs/>
       </w:rPr>
@@ -12492,6 +13064,7 @@
       <w:spacing w:after="0" w:line="240" w:lineRule="auto"/>
     </w:pPr>
     <w:rPr>
+      <w:rFonts w:eastAsia="黑体"/>
       <w:color w:themeColor="background1" w:val="FFFFFF"/>
     </w:rPr>
     <w:tblPr>
@@ -12510,6 +13083,7 @@
     </w:tcPr>
     <w:tblStylePr w:type="firstRow">
       <w:rPr>
+        <w:rFonts w:eastAsia="黑体"/>
         <w:b/>
         <w:bCs/>
       </w:rPr>
@@ -12606,6 +13180,7 @@
       <w:spacing w:after="0" w:line="240" w:lineRule="auto"/>
     </w:pPr>
     <w:rPr>
+      <w:rFonts w:eastAsia="黑体"/>
       <w:color w:themeColor="background1" w:val="FFFFFF"/>
     </w:rPr>
     <w:tblPr>
@@ -12624,6 +13199,7 @@
     </w:tcPr>
     <w:tblStylePr w:type="firstRow">
       <w:rPr>
+        <w:rFonts w:eastAsia="黑体"/>
         <w:b/>
         <w:bCs/>
       </w:rPr>
@@ -12720,6 +13296,7 @@
       <w:spacing w:after="0" w:line="240" w:lineRule="auto"/>
     </w:pPr>
     <w:rPr>
+      <w:rFonts w:eastAsia="黑体"/>
       <w:color w:themeColor="text1" w:val="000000"/>
     </w:rPr>
     <w:tblPr>
@@ -12746,6 +13323,7 @@
     </w:tcPr>
     <w:tblStylePr w:type="firstRow">
       <w:rPr>
+        <w:rFonts w:eastAsia="黑体"/>
         <w:b/>
         <w:bCs/>
       </w:rPr>
@@ -12764,6 +13342,7 @@
     </w:tblStylePr>
     <w:tblStylePr w:type="lastRow">
       <w:rPr>
+        <w:rFonts w:eastAsia="黑体"/>
         <w:b/>
         <w:bCs/>
         <w:color w:themeColor="background1" w:val="FFFFFF"/>
@@ -12778,6 +13357,7 @@
     </w:tblStylePr>
     <w:tblStylePr w:type="firstCol">
       <w:rPr>
+        <w:rFonts w:eastAsia="黑体"/>
         <w:color w:themeColor="background1" w:val="FFFFFF"/>
       </w:rPr>
       <w:tblPr/>
@@ -12795,6 +13375,7 @@
     </w:tblStylePr>
     <w:tblStylePr w:type="lastCol">
       <w:rPr>
+        <w:rFonts w:eastAsia="黑体"/>
         <w:color w:themeColor="background1" w:val="FFFFFF"/>
       </w:rPr>
       <w:tblPr/>
@@ -12824,11 +13405,13 @@
     </w:tblStylePr>
     <w:tblStylePr w:type="neCell">
       <w:rPr>
+        <w:rFonts w:eastAsia="黑体"/>
         <w:color w:themeColor="text1" w:val="000000"/>
       </w:rPr>
     </w:tblStylePr>
     <w:tblStylePr w:type="nwCell">
       <w:rPr>
+        <w:rFonts w:eastAsia="黑体"/>
         <w:color w:themeColor="text1" w:val="000000"/>
       </w:rPr>
     </w:tblStylePr>
@@ -12842,6 +13425,7 @@
       <w:spacing w:after="0" w:line="240" w:lineRule="auto"/>
     </w:pPr>
     <w:rPr>
+      <w:rFonts w:eastAsia="黑体"/>
       <w:color w:themeColor="text1" w:val="000000"/>
     </w:rPr>
     <w:tblPr>
@@ -12868,6 +13452,7 @@
     </w:tcPr>
     <w:tblStylePr w:type="firstRow">
       <w:rPr>
+        <w:rFonts w:eastAsia="黑体"/>
         <w:b/>
         <w:bCs/>
       </w:rPr>
@@ -12886,6 +13471,7 @@
     </w:tblStylePr>
     <w:tblStylePr w:type="lastRow">
       <w:rPr>
+        <w:rFonts w:eastAsia="黑体"/>
         <w:b/>
         <w:bCs/>
         <w:color w:themeColor="background1" w:val="FFFFFF"/>
@@ -12900,6 +13486,7 @@
     </w:tblStylePr>
     <w:tblStylePr w:type="firstCol">
       <w:rPr>
+        <w:rFonts w:eastAsia="黑体"/>
         <w:color w:themeColor="background1" w:val="FFFFFF"/>
       </w:rPr>
       <w:tblPr/>
@@ -12917,6 +13504,7 @@
     </w:tblStylePr>
     <w:tblStylePr w:type="lastCol">
       <w:rPr>
+        <w:rFonts w:eastAsia="黑体"/>
         <w:color w:themeColor="background1" w:val="FFFFFF"/>
       </w:rPr>
       <w:tblPr/>
@@ -12946,11 +13534,13 @@
     </w:tblStylePr>
     <w:tblStylePr w:type="neCell">
       <w:rPr>
+        <w:rFonts w:eastAsia="黑体"/>
         <w:color w:themeColor="text1" w:val="000000"/>
       </w:rPr>
     </w:tblStylePr>
     <w:tblStylePr w:type="nwCell">
       <w:rPr>
+        <w:rFonts w:eastAsia="黑体"/>
         <w:color w:themeColor="text1" w:val="000000"/>
       </w:rPr>
     </w:tblStylePr>
@@ -12964,6 +13554,7 @@
       <w:spacing w:after="0" w:line="240" w:lineRule="auto"/>
     </w:pPr>
     <w:rPr>
+      <w:rFonts w:eastAsia="黑体"/>
       <w:color w:themeColor="text1" w:val="000000"/>
     </w:rPr>
     <w:tblPr>
@@ -12990,6 +13581,7 @@
     </w:tcPr>
     <w:tblStylePr w:type="firstRow">
       <w:rPr>
+        <w:rFonts w:eastAsia="黑体"/>
         <w:b/>
         <w:bCs/>
       </w:rPr>
@@ -13008,6 +13600,7 @@
     </w:tblStylePr>
     <w:tblStylePr w:type="lastRow">
       <w:rPr>
+        <w:rFonts w:eastAsia="黑体"/>
         <w:b/>
         <w:bCs/>
         <w:color w:themeColor="background1" w:val="FFFFFF"/>
@@ -13022,6 +13615,7 @@
     </w:tblStylePr>
     <w:tblStylePr w:type="firstCol">
       <w:rPr>
+        <w:rFonts w:eastAsia="黑体"/>
         <w:color w:themeColor="background1" w:val="FFFFFF"/>
       </w:rPr>
       <w:tblPr/>
@@ -13039,6 +13633,7 @@
     </w:tblStylePr>
     <w:tblStylePr w:type="lastCol">
       <w:rPr>
+        <w:rFonts w:eastAsia="黑体"/>
         <w:color w:themeColor="background1" w:val="FFFFFF"/>
       </w:rPr>
       <w:tblPr/>
@@ -13068,11 +13663,13 @@
     </w:tblStylePr>
     <w:tblStylePr w:type="neCell">
       <w:rPr>
+        <w:rFonts w:eastAsia="黑体"/>
         <w:color w:themeColor="text1" w:val="000000"/>
       </w:rPr>
     </w:tblStylePr>
     <w:tblStylePr w:type="nwCell">
       <w:rPr>
+        <w:rFonts w:eastAsia="黑体"/>
         <w:color w:themeColor="text1" w:val="000000"/>
       </w:rPr>
     </w:tblStylePr>
@@ -13086,6 +13683,7 @@
       <w:spacing w:after="0" w:line="240" w:lineRule="auto"/>
     </w:pPr>
     <w:rPr>
+      <w:rFonts w:eastAsia="黑体"/>
       <w:color w:themeColor="text1" w:val="000000"/>
     </w:rPr>
     <w:tblPr>
@@ -13112,6 +13710,7 @@
     </w:tcPr>
     <w:tblStylePr w:type="firstRow">
       <w:rPr>
+        <w:rFonts w:eastAsia="黑体"/>
         <w:b/>
         <w:bCs/>
       </w:rPr>
@@ -13130,6 +13729,7 @@
     </w:tblStylePr>
     <w:tblStylePr w:type="lastRow">
       <w:rPr>
+        <w:rFonts w:eastAsia="黑体"/>
         <w:b/>
         <w:bCs/>
         <w:color w:themeColor="background1" w:val="FFFFFF"/>
@@ -13144,6 +13744,7 @@
     </w:tblStylePr>
     <w:tblStylePr w:type="firstCol">
       <w:rPr>
+        <w:rFonts w:eastAsia="黑体"/>
         <w:color w:themeColor="background1" w:val="FFFFFF"/>
       </w:rPr>
       <w:tblPr/>
@@ -13161,6 +13762,7 @@
     </w:tblStylePr>
     <w:tblStylePr w:type="lastCol">
       <w:rPr>
+        <w:rFonts w:eastAsia="黑体"/>
         <w:color w:themeColor="background1" w:val="FFFFFF"/>
       </w:rPr>
       <w:tblPr/>
@@ -13198,6 +13800,7 @@
       <w:spacing w:after="0" w:line="240" w:lineRule="auto"/>
     </w:pPr>
     <w:rPr>
+      <w:rFonts w:eastAsia="黑体"/>
       <w:color w:themeColor="text1" w:val="000000"/>
     </w:rPr>
     <w:tblPr>
@@ -13224,6 +13827,7 @@
     </w:tcPr>
     <w:tblStylePr w:type="firstRow">
       <w:rPr>
+        <w:rFonts w:eastAsia="黑体"/>
         <w:b/>
         <w:bCs/>
       </w:rPr>
@@ -13242,6 +13846,7 @@
     </w:tblStylePr>
     <w:tblStylePr w:type="lastRow">
       <w:rPr>
+        <w:rFonts w:eastAsia="黑体"/>
         <w:b/>
         <w:bCs/>
         <w:color w:themeColor="background1" w:val="FFFFFF"/>
@@ -13256,6 +13861,7 @@
     </w:tblStylePr>
     <w:tblStylePr w:type="firstCol">
       <w:rPr>
+        <w:rFonts w:eastAsia="黑体"/>
         <w:color w:themeColor="background1" w:val="FFFFFF"/>
       </w:rPr>
       <w:tblPr/>
@@ -13273,6 +13879,7 @@
     </w:tblStylePr>
     <w:tblStylePr w:type="lastCol">
       <w:rPr>
+        <w:rFonts w:eastAsia="黑体"/>
         <w:color w:themeColor="background1" w:val="FFFFFF"/>
       </w:rPr>
       <w:tblPr/>
@@ -13302,11 +13909,13 @@
     </w:tblStylePr>
     <w:tblStylePr w:type="neCell">
       <w:rPr>
+        <w:rFonts w:eastAsia="黑体"/>
         <w:color w:themeColor="text1" w:val="000000"/>
       </w:rPr>
     </w:tblStylePr>
     <w:tblStylePr w:type="nwCell">
       <w:rPr>
+        <w:rFonts w:eastAsia="黑体"/>
         <w:color w:themeColor="text1" w:val="000000"/>
       </w:rPr>
     </w:tblStylePr>
@@ -13320,6 +13929,7 @@
       <w:spacing w:after="0" w:line="240" w:lineRule="auto"/>
     </w:pPr>
     <w:rPr>
+      <w:rFonts w:eastAsia="黑体"/>
       <w:color w:themeColor="text1" w:val="000000"/>
     </w:rPr>
     <w:tblPr>
@@ -13346,6 +13956,7 @@
     </w:tcPr>
     <w:tblStylePr w:type="firstRow">
       <w:rPr>
+        <w:rFonts w:eastAsia="黑体"/>
         <w:b/>
         <w:bCs/>
       </w:rPr>
@@ -13364,6 +13975,7 @@
     </w:tblStylePr>
     <w:tblStylePr w:type="lastRow">
       <w:rPr>
+        <w:rFonts w:eastAsia="黑体"/>
         <w:b/>
         <w:bCs/>
         <w:color w:themeColor="background1" w:val="FFFFFF"/>
@@ -13378,6 +13990,7 @@
     </w:tblStylePr>
     <w:tblStylePr w:type="firstCol">
       <w:rPr>
+        <w:rFonts w:eastAsia="黑体"/>
         <w:color w:themeColor="background1" w:val="FFFFFF"/>
       </w:rPr>
       <w:tblPr/>
@@ -13395,6 +14008,7 @@
     </w:tblStylePr>
     <w:tblStylePr w:type="lastCol">
       <w:rPr>
+        <w:rFonts w:eastAsia="黑体"/>
         <w:color w:themeColor="background1" w:val="FFFFFF"/>
       </w:rPr>
       <w:tblPr/>
@@ -13424,11 +14038,13 @@
     </w:tblStylePr>
     <w:tblStylePr w:type="neCell">
       <w:rPr>
+        <w:rFonts w:eastAsia="黑体"/>
         <w:color w:themeColor="text1" w:val="000000"/>
       </w:rPr>
     </w:tblStylePr>
     <w:tblStylePr w:type="nwCell">
       <w:rPr>
+        <w:rFonts w:eastAsia="黑体"/>
         <w:color w:themeColor="text1" w:val="000000"/>
       </w:rPr>
     </w:tblStylePr>
@@ -13442,6 +14058,7 @@
       <w:spacing w:after="0" w:line="240" w:lineRule="auto"/>
     </w:pPr>
     <w:rPr>
+      <w:rFonts w:eastAsia="黑体"/>
       <w:color w:themeColor="text1" w:val="000000"/>
     </w:rPr>
     <w:tblPr>
@@ -13468,6 +14085,7 @@
     </w:tcPr>
     <w:tblStylePr w:type="firstRow">
       <w:rPr>
+        <w:rFonts w:eastAsia="黑体"/>
         <w:b/>
         <w:bCs/>
       </w:rPr>
@@ -13486,6 +14104,7 @@
     </w:tblStylePr>
     <w:tblStylePr w:type="lastRow">
       <w:rPr>
+        <w:rFonts w:eastAsia="黑体"/>
         <w:b/>
         <w:bCs/>
         <w:color w:themeColor="background1" w:val="FFFFFF"/>
@@ -13500,6 +14119,7 @@
     </w:tblStylePr>
     <w:tblStylePr w:type="firstCol">
       <w:rPr>
+        <w:rFonts w:eastAsia="黑体"/>
         <w:color w:themeColor="background1" w:val="FFFFFF"/>
       </w:rPr>
       <w:tblPr/>
@@ -13517,6 +14137,7 @@
     </w:tblStylePr>
     <w:tblStylePr w:type="lastCol">
       <w:rPr>
+        <w:rFonts w:eastAsia="黑体"/>
         <w:color w:themeColor="background1" w:val="FFFFFF"/>
       </w:rPr>
       <w:tblPr/>
@@ -13546,11 +14167,13 @@
     </w:tblStylePr>
     <w:tblStylePr w:type="neCell">
       <w:rPr>
+        <w:rFonts w:eastAsia="黑体"/>
         <w:color w:themeColor="text1" w:val="000000"/>
       </w:rPr>
     </w:tblStylePr>
     <w:tblStylePr w:type="nwCell">
       <w:rPr>
+        <w:rFonts w:eastAsia="黑体"/>
         <w:color w:themeColor="text1" w:val="000000"/>
       </w:rPr>
     </w:tblStylePr>
@@ -13564,6 +14187,7 @@
       <w:spacing w:after="0" w:line="240" w:lineRule="auto"/>
     </w:pPr>
     <w:rPr>
+      <w:rFonts w:eastAsia="黑体"/>
       <w:color w:themeColor="text1" w:val="000000"/>
     </w:rPr>
     <w:tblPr>
@@ -13582,6 +14206,7 @@
     </w:tcPr>
     <w:tblStylePr w:type="firstRow">
       <w:rPr>
+        <w:rFonts w:eastAsia="黑体"/>
         <w:b/>
         <w:bCs/>
         <w:color w:themeColor="background1" w:val="FFFFFF"/>
@@ -13596,6 +14221,7 @@
     </w:tblStylePr>
     <w:tblStylePr w:type="lastRow">
       <w:rPr>
+        <w:rFonts w:eastAsia="黑体"/>
         <w:b/>
         <w:bCs/>
         <w:color w:themeColor="accent2" w:themeShade="CC" w:val="9E3A38"/>
@@ -13610,12 +14236,14 @@
     </w:tblStylePr>
     <w:tblStylePr w:type="firstCol">
       <w:rPr>
+        <w:rFonts w:eastAsia="黑体"/>
         <w:b/>
         <w:bCs/>
       </w:rPr>
     </w:tblStylePr>
     <w:tblStylePr w:type="lastCol">
       <w:rPr>
+        <w:rFonts w:eastAsia="黑体"/>
         <w:b/>
         <w:bCs/>
       </w:rPr>
@@ -13650,6 +14278,7 @@
       <w:spacing w:after="0" w:line="240" w:lineRule="auto"/>
     </w:pPr>
     <w:rPr>
+      <w:rFonts w:eastAsia="黑体"/>
       <w:color w:themeColor="text1" w:val="000000"/>
     </w:rPr>
     <w:tblPr>
@@ -13668,6 +14297,7 @@
     </w:tcPr>
     <w:tblStylePr w:type="firstRow">
       <w:rPr>
+        <w:rFonts w:eastAsia="黑体"/>
         <w:b/>
         <w:bCs/>
         <w:color w:themeColor="background1" w:val="FFFFFF"/>
@@ -13682,6 +14312,7 @@
     </w:tblStylePr>
     <w:tblStylePr w:type="lastRow">
       <w:rPr>
+        <w:rFonts w:eastAsia="黑体"/>
         <w:b/>
         <w:bCs/>
         <w:color w:themeColor="accent2" w:themeShade="CC" w:val="9E3A38"/>
@@ -13696,12 +14327,14 @@
     </w:tblStylePr>
     <w:tblStylePr w:type="firstCol">
       <w:rPr>
+        <w:rFonts w:eastAsia="黑体"/>
         <w:b/>
         <w:bCs/>
       </w:rPr>
     </w:tblStylePr>
     <w:tblStylePr w:type="lastCol">
       <w:rPr>
+        <w:rFonts w:eastAsia="黑体"/>
         <w:b/>
         <w:bCs/>
       </w:rPr>
@@ -13736,6 +14369,7 @@
       <w:spacing w:after="0" w:line="240" w:lineRule="auto"/>
     </w:pPr>
     <w:rPr>
+      <w:rFonts w:eastAsia="黑体"/>
       <w:color w:themeColor="text1" w:val="000000"/>
     </w:rPr>
     <w:tblPr>
@@ -13754,6 +14388,7 @@
     </w:tcPr>
     <w:tblStylePr w:type="firstRow">
       <w:rPr>
+        <w:rFonts w:eastAsia="黑体"/>
         <w:b/>
         <w:bCs/>
         <w:color w:themeColor="background1" w:val="FFFFFF"/>
@@ -13768,6 +14403,7 @@
     </w:tblStylePr>
     <w:tblStylePr w:type="lastRow">
       <w:rPr>
+        <w:rFonts w:eastAsia="黑体"/>
         <w:b/>
         <w:bCs/>
         <w:color w:themeColor="accent2" w:themeShade="CC" w:val="9E3A38"/>
@@ -13782,12 +14418,14 @@
     </w:tblStylePr>
     <w:tblStylePr w:type="firstCol">
       <w:rPr>
+        <w:rFonts w:eastAsia="黑体"/>
         <w:b/>
         <w:bCs/>
       </w:rPr>
     </w:tblStylePr>
     <w:tblStylePr w:type="lastCol">
       <w:rPr>
+        <w:rFonts w:eastAsia="黑体"/>
         <w:b/>
         <w:bCs/>
       </w:rPr>
@@ -13822,6 +14460,7 @@
       <w:spacing w:after="0" w:line="240" w:lineRule="auto"/>
     </w:pPr>
     <w:rPr>
+      <w:rFonts w:eastAsia="黑体"/>
       <w:color w:themeColor="text1" w:val="000000"/>
     </w:rPr>
     <w:tblPr>
@@ -13840,6 +14479,7 @@
     </w:tcPr>
     <w:tblStylePr w:type="firstRow">
       <w:rPr>
+        <w:rFonts w:eastAsia="黑体"/>
         <w:b/>
         <w:bCs/>
         <w:color w:themeColor="background1" w:val="FFFFFF"/>
@@ -13854,6 +14494,7 @@
     </w:tblStylePr>
     <w:tblStylePr w:type="lastRow">
       <w:rPr>
+        <w:rFonts w:eastAsia="黑体"/>
         <w:b/>
         <w:bCs/>
         <w:color w:themeColor="accent4" w:themeShade="CC" w:val="664E82"/>
@@ -13868,12 +14509,14 @@
     </w:tblStylePr>
     <w:tblStylePr w:type="firstCol">
       <w:rPr>
+        <w:rFonts w:eastAsia="黑体"/>
         <w:b/>
         <w:bCs/>
       </w:rPr>
     </w:tblStylePr>
     <w:tblStylePr w:type="lastCol">
       <w:rPr>
+        <w:rFonts w:eastAsia="黑体"/>
         <w:b/>
         <w:bCs/>
       </w:rPr>
@@ -13908,6 +14551,7 @@
       <w:spacing w:after="0" w:line="240" w:lineRule="auto"/>
     </w:pPr>
     <w:rPr>
+      <w:rFonts w:eastAsia="黑体"/>
       <w:color w:themeColor="text1" w:val="000000"/>
     </w:rPr>
     <w:tblPr>
@@ -13926,6 +14570,7 @@
     </w:tcPr>
     <w:tblStylePr w:type="firstRow">
       <w:rPr>
+        <w:rFonts w:eastAsia="黑体"/>
         <w:b/>
         <w:bCs/>
         <w:color w:themeColor="background1" w:val="FFFFFF"/>
@@ -13940,6 +14585,7 @@
     </w:tblStylePr>
     <w:tblStylePr w:type="lastRow">
       <w:rPr>
+        <w:rFonts w:eastAsia="黑体"/>
         <w:b/>
         <w:bCs/>
         <w:color w:themeColor="accent3" w:themeShade="CC" w:val="7E9C40"/>
@@ -13954,12 +14600,14 @@
     </w:tblStylePr>
     <w:tblStylePr w:type="firstCol">
       <w:rPr>
+        <w:rFonts w:eastAsia="黑体"/>
         <w:b/>
         <w:bCs/>
       </w:rPr>
     </w:tblStylePr>
     <w:tblStylePr w:type="lastCol">
       <w:rPr>
+        <w:rFonts w:eastAsia="黑体"/>
         <w:b/>
         <w:bCs/>
       </w:rPr>
@@ -13994,6 +14642,7 @@
       <w:spacing w:after="0" w:line="240" w:lineRule="auto"/>
     </w:pPr>
     <w:rPr>
+      <w:rFonts w:eastAsia="黑体"/>
       <w:color w:themeColor="text1" w:val="000000"/>
     </w:rPr>
     <w:tblPr>
@@ -14012,6 +14661,7 @@
     </w:tcPr>
     <w:tblStylePr w:type="firstRow">
       <w:rPr>
+        <w:rFonts w:eastAsia="黑体"/>
         <w:b/>
         <w:bCs/>
         <w:color w:themeColor="background1" w:val="FFFFFF"/>
@@ -14026,6 +14676,7 @@
     </w:tblStylePr>
     <w:tblStylePr w:type="lastRow">
       <w:rPr>
+        <w:rFonts w:eastAsia="黑体"/>
         <w:b/>
         <w:bCs/>
         <w:color w:themeColor="accent6" w:themeShade="CC" w:val="F2730A"/>
@@ -14040,12 +14691,14 @@
     </w:tblStylePr>
     <w:tblStylePr w:type="firstCol">
       <w:rPr>
+        <w:rFonts w:eastAsia="黑体"/>
         <w:b/>
         <w:bCs/>
       </w:rPr>
     </w:tblStylePr>
     <w:tblStylePr w:type="lastCol">
       <w:rPr>
+        <w:rFonts w:eastAsia="黑体"/>
         <w:b/>
         <w:bCs/>
       </w:rPr>
@@ -14080,6 +14733,7 @@
       <w:spacing w:after="0" w:line="240" w:lineRule="auto"/>
     </w:pPr>
     <w:rPr>
+      <w:rFonts w:eastAsia="黑体"/>
       <w:color w:themeColor="text1" w:val="000000"/>
     </w:rPr>
     <w:tblPr>
@@ -14098,6 +14752,7 @@
     </w:tcPr>
     <w:tblStylePr w:type="firstRow">
       <w:rPr>
+        <w:rFonts w:eastAsia="黑体"/>
         <w:b/>
         <w:bCs/>
         <w:color w:themeColor="background1" w:val="FFFFFF"/>
@@ -14112,6 +14767,7 @@
     </w:tblStylePr>
     <w:tblStylePr w:type="lastRow">
       <w:rPr>
+        <w:rFonts w:eastAsia="黑体"/>
         <w:b/>
         <w:bCs/>
         <w:color w:themeColor="accent5" w:themeShade="CC" w:val="348DA5"/>
@@ -14126,12 +14782,14 @@
     </w:tblStylePr>
     <w:tblStylePr w:type="firstCol">
       <w:rPr>
+        <w:rFonts w:eastAsia="黑体"/>
         <w:b/>
         <w:bCs/>
       </w:rPr>
     </w:tblStylePr>
     <w:tblStylePr w:type="lastCol">
       <w:rPr>
+        <w:rFonts w:eastAsia="黑体"/>
         <w:b/>
         <w:bCs/>
       </w:rPr>
@@ -14166,6 +14824,7 @@
       <w:spacing w:after="0" w:line="240" w:lineRule="auto"/>
     </w:pPr>
     <w:rPr>
+      <w:rFonts w:eastAsia="黑体"/>
       <w:color w:themeColor="text1" w:val="000000"/>
     </w:rPr>
     <w:tblPr>
@@ -14187,6 +14846,7 @@
     </w:tcPr>
     <w:tblStylePr w:type="firstRow">
       <w:rPr>
+        <w:rFonts w:eastAsia="黑体"/>
         <w:b/>
         <w:bCs/>
       </w:rPr>
@@ -14197,6 +14857,7 @@
     </w:tblStylePr>
     <w:tblStylePr w:type="lastRow">
       <w:rPr>
+        <w:rFonts w:eastAsia="黑体"/>
         <w:b/>
         <w:bCs/>
         <w:color w:themeColor="text1" w:val="000000"/>
@@ -14208,6 +14869,7 @@
     </w:tblStylePr>
     <w:tblStylePr w:type="firstCol">
       <w:rPr>
+        <w:rFonts w:eastAsia="黑体"/>
         <w:color w:themeColor="background1" w:val="FFFFFF"/>
       </w:rPr>
       <w:tblPr/>
@@ -14217,6 +14879,7 @@
     </w:tblStylePr>
     <w:tblStylePr w:type="lastCol">
       <w:rPr>
+        <w:rFonts w:eastAsia="黑体"/>
         <w:color w:themeColor="background1" w:val="FFFFFF"/>
       </w:rPr>
       <w:tblPr/>
@@ -14246,6 +14909,7 @@
       <w:spacing w:after="0" w:line="240" w:lineRule="auto"/>
     </w:pPr>
     <w:rPr>
+      <w:rFonts w:eastAsia="黑体"/>
       <w:color w:themeColor="text1" w:val="000000"/>
     </w:rPr>
     <w:tblPr>
@@ -14267,6 +14931,7 @@
     </w:tcPr>
     <w:tblStylePr w:type="firstRow">
       <w:rPr>
+        <w:rFonts w:eastAsia="黑体"/>
         <w:b/>
         <w:bCs/>
       </w:rPr>
@@ -14277,6 +14942,7 @@
     </w:tblStylePr>
     <w:tblStylePr w:type="lastRow">
       <w:rPr>
+        <w:rFonts w:eastAsia="黑体"/>
         <w:b/>
         <w:bCs/>
         <w:color w:themeColor="text1" w:val="000000"/>
@@ -14288,6 +14954,7 @@
     </w:tblStylePr>
     <w:tblStylePr w:type="firstCol">
       <w:rPr>
+        <w:rFonts w:eastAsia="黑体"/>
         <w:color w:themeColor="background1" w:val="FFFFFF"/>
       </w:rPr>
       <w:tblPr/>
@@ -14297,6 +14964,7 @@
     </w:tblStylePr>
     <w:tblStylePr w:type="lastCol">
       <w:rPr>
+        <w:rFonts w:eastAsia="黑体"/>
         <w:color w:themeColor="background1" w:val="FFFFFF"/>
       </w:rPr>
       <w:tblPr/>
@@ -14326,6 +14994,7 @@
       <w:spacing w:after="0" w:line="240" w:lineRule="auto"/>
     </w:pPr>
     <w:rPr>
+      <w:rFonts w:eastAsia="黑体"/>
       <w:color w:themeColor="text1" w:val="000000"/>
     </w:rPr>
     <w:tblPr>
@@ -14347,6 +15016,7 @@
     </w:tcPr>
     <w:tblStylePr w:type="firstRow">
       <w:rPr>
+        <w:rFonts w:eastAsia="黑体"/>
         <w:b/>
         <w:bCs/>
       </w:rPr>
@@ -14357,6 +15027,7 @@
     </w:tblStylePr>
     <w:tblStylePr w:type="lastRow">
       <w:rPr>
+        <w:rFonts w:eastAsia="黑体"/>
         <w:b/>
         <w:bCs/>
         <w:color w:themeColor="text1" w:val="000000"/>
@@ -14368,6 +15039,7 @@
     </w:tblStylePr>
     <w:tblStylePr w:type="firstCol">
       <w:rPr>
+        <w:rFonts w:eastAsia="黑体"/>
         <w:color w:themeColor="background1" w:val="FFFFFF"/>
       </w:rPr>
       <w:tblPr/>
@@ -14377,6 +15049,7 @@
     </w:tblStylePr>
     <w:tblStylePr w:type="lastCol">
       <w:rPr>
+        <w:rFonts w:eastAsia="黑体"/>
         <w:color w:themeColor="background1" w:val="FFFFFF"/>
       </w:rPr>
       <w:tblPr/>
@@ -14406,6 +15079,7 @@
       <w:spacing w:after="0" w:line="240" w:lineRule="auto"/>
     </w:pPr>
     <w:rPr>
+      <w:rFonts w:eastAsia="黑体"/>
       <w:color w:themeColor="text1" w:val="000000"/>
     </w:rPr>
     <w:tblPr>
@@ -14427,6 +15101,7 @@
     </w:tcPr>
     <w:tblStylePr w:type="firstRow">
       <w:rPr>
+        <w:rFonts w:eastAsia="黑体"/>
         <w:b/>
         <w:bCs/>
       </w:rPr>
@@ -14437,6 +15112,7 @@
     </w:tblStylePr>
     <w:tblStylePr w:type="lastRow">
       <w:rPr>
+        <w:rFonts w:eastAsia="黑体"/>
         <w:b/>
         <w:bCs/>
         <w:color w:themeColor="text1" w:val="000000"/>
@@ -14448,6 +15124,7 @@
     </w:tblStylePr>
     <w:tblStylePr w:type="firstCol">
       <w:rPr>
+        <w:rFonts w:eastAsia="黑体"/>
         <w:color w:themeColor="background1" w:val="FFFFFF"/>
       </w:rPr>
       <w:tblPr/>
@@ -14457,6 +15134,7 @@
     </w:tblStylePr>
     <w:tblStylePr w:type="lastCol">
       <w:rPr>
+        <w:rFonts w:eastAsia="黑体"/>
         <w:color w:themeColor="background1" w:val="FFFFFF"/>
       </w:rPr>
       <w:tblPr/>
@@ -14486,6 +15164,7 @@
       <w:spacing w:after="0" w:line="240" w:lineRule="auto"/>
     </w:pPr>
     <w:rPr>
+      <w:rFonts w:eastAsia="黑体"/>
       <w:color w:themeColor="text1" w:val="000000"/>
     </w:rPr>
     <w:tblPr>
@@ -14507,6 +15186,7 @@
     </w:tcPr>
     <w:tblStylePr w:type="firstRow">
       <w:rPr>
+        <w:rFonts w:eastAsia="黑体"/>
         <w:b/>
         <w:bCs/>
       </w:rPr>
@@ -14517,6 +15197,7 @@
     </w:tblStylePr>
     <w:tblStylePr w:type="lastRow">
       <w:rPr>
+        <w:rFonts w:eastAsia="黑体"/>
         <w:b/>
         <w:bCs/>
         <w:color w:themeColor="text1" w:val="000000"/>
@@ -14528,6 +15209,7 @@
     </w:tblStylePr>
     <w:tblStylePr w:type="firstCol">
       <w:rPr>
+        <w:rFonts w:eastAsia="黑体"/>
         <w:color w:themeColor="background1" w:val="FFFFFF"/>
       </w:rPr>
       <w:tblPr/>
@@ -14537,6 +15219,7 @@
     </w:tblStylePr>
     <w:tblStylePr w:type="lastCol">
       <w:rPr>
+        <w:rFonts w:eastAsia="黑体"/>
         <w:color w:themeColor="background1" w:val="FFFFFF"/>
       </w:rPr>
       <w:tblPr/>
@@ -14566,6 +15249,7 @@
       <w:spacing w:after="0" w:line="240" w:lineRule="auto"/>
     </w:pPr>
     <w:rPr>
+      <w:rFonts w:eastAsia="黑体"/>
       <w:color w:themeColor="text1" w:val="000000"/>
     </w:rPr>
     <w:tblPr>
@@ -14587,6 +15271,7 @@
     </w:tcPr>
     <w:tblStylePr w:type="firstRow">
       <w:rPr>
+        <w:rFonts w:eastAsia="黑体"/>
         <w:b/>
         <w:bCs/>
       </w:rPr>
@@ -14597,6 +15282,7 @@
     </w:tblStylePr>
     <w:tblStylePr w:type="lastRow">
       <w:rPr>
+        <w:rFonts w:eastAsia="黑体"/>
         <w:b/>
         <w:bCs/>
         <w:color w:themeColor="text1" w:val="000000"/>
@@ -14608,6 +15294,7 @@
     </w:tblStylePr>
     <w:tblStylePr w:type="firstCol">
       <w:rPr>
+        <w:rFonts w:eastAsia="黑体"/>
         <w:color w:themeColor="background1" w:val="FFFFFF"/>
       </w:rPr>
       <w:tblPr/>
@@ -14617,6 +15304,7 @@
     </w:tblStylePr>
     <w:tblStylePr w:type="lastCol">
       <w:rPr>
+        <w:rFonts w:eastAsia="黑体"/>
         <w:color w:themeColor="background1" w:val="FFFFFF"/>
       </w:rPr>
       <w:tblPr/>
@@ -14646,6 +15334,7 @@
       <w:spacing w:after="0" w:line="240" w:lineRule="auto"/>
     </w:pPr>
     <w:rPr>
+      <w:rFonts w:eastAsia="黑体"/>
       <w:color w:themeColor="text1" w:val="000000"/>
     </w:rPr>
     <w:tblPr>
@@ -14667,6 +15356,7 @@
     </w:tcPr>
     <w:tblStylePr w:type="firstRow">
       <w:rPr>
+        <w:rFonts w:eastAsia="黑体"/>
         <w:b/>
         <w:bCs/>
       </w:rPr>
@@ -14677,6 +15367,7 @@
     </w:tblStylePr>
     <w:tblStylePr w:type="lastRow">
       <w:rPr>
+        <w:rFonts w:eastAsia="黑体"/>
         <w:b/>
         <w:bCs/>
         <w:color w:themeColor="text1" w:val="000000"/>
@@ -14688,6 +15379,7 @@
     </w:tblStylePr>
     <w:tblStylePr w:type="firstCol">
       <w:rPr>
+        <w:rFonts w:eastAsia="黑体"/>
         <w:color w:themeColor="background1" w:val="FFFFFF"/>
       </w:rPr>
       <w:tblPr/>
@@ -14697,6 +15389,7 @@
     </w:tblStylePr>
     <w:tblStylePr w:type="lastCol">
       <w:rPr>
+        <w:rFonts w:eastAsia="黑体"/>
         <w:color w:themeColor="background1" w:val="FFFFFF"/>
       </w:rPr>
       <w:tblPr/>
@@ -14729,6 +15422,7 @@
     <w:name w:val="KeywordTok"/>
     <w:basedOn w:val="VerbatimChar"/>
     <w:rPr>
+      <w:rFonts w:eastAsia="黑体"/>
       <w:b/>
       <w:color w:val="007020"/>
     </w:rPr>
@@ -14737,6 +15431,7 @@
     <w:name w:val="DataTypeTok"/>
     <w:basedOn w:val="VerbatimChar"/>
     <w:rPr>
+      <w:rFonts w:eastAsia="黑体"/>
       <w:color w:val="902000"/>
     </w:rPr>
   </w:style>
@@ -14744,6 +15439,7 @@
     <w:name w:val="DecValTok"/>
     <w:basedOn w:val="VerbatimChar"/>
     <w:rPr>
+      <w:rFonts w:eastAsia="黑体"/>
       <w:color w:val="40a070"/>
     </w:rPr>
   </w:style>
@@ -14751,6 +15447,7 @@
     <w:name w:val="BaseNTok"/>
     <w:basedOn w:val="VerbatimChar"/>
     <w:rPr>
+      <w:rFonts w:eastAsia="黑体"/>
       <w:color w:val="40a070"/>
     </w:rPr>
   </w:style>
@@ -14758,6 +15455,7 @@
     <w:name w:val="FloatTok"/>
     <w:basedOn w:val="VerbatimChar"/>
     <w:rPr>
+      <w:rFonts w:eastAsia="黑体"/>
       <w:color w:val="40a070"/>
     </w:rPr>
   </w:style>
@@ -14765,6 +15463,7 @@
     <w:name w:val="ConstantTok"/>
     <w:basedOn w:val="VerbatimChar"/>
     <w:rPr>
+      <w:rFonts w:eastAsia="黑体"/>
       <w:color w:val="880000"/>
     </w:rPr>
   </w:style>
@@ -14772,6 +15471,7 @@
     <w:name w:val="CharTok"/>
     <w:basedOn w:val="VerbatimChar"/>
     <w:rPr>
+      <w:rFonts w:eastAsia="黑体"/>
       <w:color w:val="4070a0"/>
     </w:rPr>
   </w:style>
@@ -14779,6 +15479,7 @@
     <w:name w:val="SpecialCharTok"/>
     <w:basedOn w:val="VerbatimChar"/>
     <w:rPr>
+      <w:rFonts w:eastAsia="黑体"/>
       <w:color w:val="4070a0"/>
     </w:rPr>
   </w:style>
@@ -14786,6 +15487,7 @@
     <w:name w:val="StringTok"/>
     <w:basedOn w:val="VerbatimChar"/>
     <w:rPr>
+      <w:rFonts w:eastAsia="黑体"/>
       <w:color w:val="4070a0"/>
     </w:rPr>
   </w:style>
@@ -14793,6 +15495,7 @@
     <w:name w:val="VerbatimStringTok"/>
     <w:basedOn w:val="VerbatimChar"/>
     <w:rPr>
+      <w:rFonts w:eastAsia="黑体"/>
       <w:color w:val="4070a0"/>
     </w:rPr>
   </w:style>
@@ -14800,6 +15503,7 @@
     <w:name w:val="SpecialStringTok"/>
     <w:basedOn w:val="VerbatimChar"/>
     <w:rPr>
+      <w:rFonts w:eastAsia="黑体"/>
       <w:color w:val="bb6688"/>
     </w:rPr>
   </w:style>
@@ -14807,6 +15511,7 @@
     <w:name w:val="ImportTok"/>
     <w:basedOn w:val="VerbatimChar"/>
     <w:rPr>
+      <w:rFonts w:eastAsia="黑体"/>
       <w:b/>
       <w:color w:val="008000"/>
     </w:rPr>
@@ -14815,6 +15520,7 @@
     <w:name w:val="CommentTok"/>
     <w:basedOn w:val="VerbatimChar"/>
     <w:rPr>
+      <w:rFonts w:eastAsia="黑体"/>
       <w:i/>
       <w:color w:val="60a0b0"/>
     </w:rPr>
@@ -14823,6 +15529,7 @@
     <w:name w:val="DocumentationTok"/>
     <w:basedOn w:val="VerbatimChar"/>
     <w:rPr>
+      <w:rFonts w:eastAsia="黑体"/>
       <w:i/>
       <w:color w:val="ba2121"/>
     </w:rPr>
@@ -14831,6 +15538,7 @@
     <w:name w:val="AnnotationTok"/>
     <w:basedOn w:val="VerbatimChar"/>
     <w:rPr>
+      <w:rFonts w:eastAsia="黑体"/>
       <w:b/>
       <w:i/>
       <w:color w:val="60a0b0"/>
@@ -14840,6 +15548,7 @@
     <w:name w:val="CommentVarTok"/>
     <w:basedOn w:val="VerbatimChar"/>
     <w:rPr>
+      <w:rFonts w:eastAsia="黑体"/>
       <w:b/>
       <w:i/>
       <w:color w:val="60a0b0"/>
@@ -14849,6 +15558,7 @@
     <w:name w:val="OtherTok"/>
     <w:basedOn w:val="VerbatimChar"/>
     <w:rPr>
+      <w:rFonts w:eastAsia="黑体"/>
       <w:color w:val="007020"/>
     </w:rPr>
   </w:style>
@@ -14856,6 +15566,7 @@
     <w:name w:val="FunctionTok"/>
     <w:basedOn w:val="VerbatimChar"/>
     <w:rPr>
+      <w:rFonts w:eastAsia="黑体"/>
       <w:color w:val="06287e"/>
     </w:rPr>
   </w:style>
@@ -14863,6 +15574,7 @@
     <w:name w:val="VariableTok"/>
     <w:basedOn w:val="VerbatimChar"/>
     <w:rPr>
+      <w:rFonts w:eastAsia="黑体"/>
       <w:color w:val="19177c"/>
     </w:rPr>
   </w:style>
@@ -14870,6 +15582,7 @@
     <w:name w:val="ControlFlowTok"/>
     <w:basedOn w:val="VerbatimChar"/>
     <w:rPr>
+      <w:rFonts w:eastAsia="黑体"/>
       <w:b/>
       <w:color w:val="007020"/>
     </w:rPr>
@@ -14878,6 +15591,7 @@
     <w:name w:val="OperatorTok"/>
     <w:basedOn w:val="VerbatimChar"/>
     <w:rPr>
+      <w:rFonts w:eastAsia="黑体"/>
       <w:color w:val="666666"/>
     </w:rPr>
   </w:style>
@@ -14885,18 +15599,22 @@
     <w:name w:val="BuiltInTok"/>
     <w:basedOn w:val="VerbatimChar"/>
     <w:rPr>
+      <w:rFonts w:eastAsia="黑体"/>
       <w:color w:val="008000"/>
     </w:rPr>
   </w:style>
   <w:style w:type="character" w:customStyle="1" w:styleId="ExtensionTok">
     <w:name w:val="ExtensionTok"/>
     <w:basedOn w:val="VerbatimChar"/>
-    <w:rPr/>
+    <w:rPr>
+      <w:rFonts w:eastAsia="黑体"/>
+    </w:rPr>
   </w:style>
   <w:style w:type="character" w:customStyle="1" w:styleId="PreprocessorTok">
     <w:name w:val="PreprocessorTok"/>
     <w:basedOn w:val="VerbatimChar"/>
     <w:rPr>
+      <w:rFonts w:eastAsia="黑体"/>
       <w:color w:val="bc7a00"/>
     </w:rPr>
   </w:style>
@@ -14904,18 +15622,22 @@
     <w:name w:val="AttributeTok"/>
     <w:basedOn w:val="VerbatimChar"/>
     <w:rPr>
+      <w:rFonts w:eastAsia="黑体"/>
       <w:color w:val="7d9029"/>
     </w:rPr>
   </w:style>
   <w:style w:type="character" w:customStyle="1" w:styleId="RegionMarkerTok">
     <w:name w:val="RegionMarkerTok"/>
     <w:basedOn w:val="VerbatimChar"/>
-    <w:rPr/>
+    <w:rPr>
+      <w:rFonts w:eastAsia="黑体"/>
+    </w:rPr>
   </w:style>
   <w:style w:type="character" w:customStyle="1" w:styleId="InformationTok">
     <w:name w:val="InformationTok"/>
     <w:basedOn w:val="VerbatimChar"/>
     <w:rPr>
+      <w:rFonts w:eastAsia="黑体"/>
       <w:b/>
       <w:i/>
       <w:color w:val="60a0b0"/>
@@ -14925,6 +15647,7 @@
     <w:name w:val="WarningTok"/>
     <w:basedOn w:val="VerbatimChar"/>
     <w:rPr>
+      <w:rFonts w:eastAsia="黑体"/>
       <w:b/>
       <w:i/>
       <w:color w:val="60a0b0"/>
@@ -14934,6 +15657,7 @@
     <w:name w:val="AlertTok"/>
     <w:basedOn w:val="VerbatimChar"/>
     <w:rPr>
+      <w:rFonts w:eastAsia="黑体"/>
       <w:b/>
       <w:color w:val="ff0000"/>
     </w:rPr>
@@ -14942,6 +15666,7 @@
     <w:name w:val="ErrorTok"/>
     <w:basedOn w:val="VerbatimChar"/>
     <w:rPr>
+      <w:rFonts w:eastAsia="黑体"/>
       <w:b/>
       <w:color w:val="ff0000"/>
     </w:rPr>
@@ -14949,7 +15674,9 @@
   <w:style w:type="character" w:customStyle="1" w:styleId="NormalTok">
     <w:name w:val="NormalTok"/>
     <w:basedOn w:val="VerbatimChar"/>
-    <w:rPr/>
+    <w:rPr>
+      <w:rFonts w:eastAsia="黑体"/>
+    </w:rPr>
   </w:style>
 </w:styles>
 </file>
@@ -14998,12 +15725,12 @@
     <a:fontScheme name="Office">
       <a:majorFont>
         <a:latin typeface="Calibri"/>
-        <a:ea typeface=""/>
+        <a:ea typeface="黑体"/>
         <a:cs typeface=""/>
         <a:font script="Jpan" typeface="ＭＳ ゴシック"/>
         <a:font script="Hang" typeface="맑은 고딕"/>
-        <a:font script="Hans" typeface="宋体"/>
-        <a:font script="Hant" typeface="新細明體"/>
+        <a:font script="Hans" typeface="黑体"/>
+        <a:font script="Hant" typeface="黑体"/>
         <a:font script="Arab" typeface="Times New Roman"/>
         <a:font script="Hebr" typeface="Times New Roman"/>
         <a:font script="Thai" typeface="Angsana New"/>
@@ -15033,12 +15760,12 @@
       </a:majorFont>
       <a:minorFont>
         <a:latin typeface="Cambria"/>
-        <a:ea typeface=""/>
+        <a:ea typeface="黑体"/>
         <a:cs typeface=""/>
         <a:font script="Jpan" typeface="ＭＳ 明朝"/>
         <a:font script="Hang" typeface="맑은 고딕"/>
-        <a:font script="Hans" typeface="宋体"/>
-        <a:font script="Hant" typeface="新細明體"/>
+        <a:font script="Hans" typeface="黑体"/>
+        <a:font script="Hant" typeface="黑体"/>
         <a:font script="Arab" typeface="Arial"/>
         <a:font script="Hebr" typeface="Arial"/>
         <a:font script="Thai" typeface="Cordia New"/>

--- a/05-数字电路/03-单片机及嵌入式接口/SWD调试接口电路/SWD调试接口电路.docx
+++ b/05-数字电路/03-单片机及嵌入式接口/SWD调试接口电路/SWD调试接口电路.docx
@@ -2654,7 +2654,7 @@
           <w:color w:val="555555"/>
           <w:sz w:val="21"/>
         </w:rPr>
-        <w:t>材料收集者：杜文杰，WX手机：19519196569，QQ:3478827729</w:t>
+        <w:t>材料收集者：杜文杰，微信/手机：19519196569，QQ:3478827729</w:t>
       </w:r>
     </w:p>
     <w:sectPr>
